--- a/Generated_Posters/WhatsApp_Promos.docx
+++ b/Generated_Posters/WhatsApp_Promos.docx
@@ -34,7 +34,17 @@
     </w:p>
     <w:p>
       <w:r>
-        <w:t xml:space="preserve">Secure your spot for the AI Innovation Contest powered by AWS, Google Cloud, and IBM. The $50,000 prize pool is live, and winners will be awarded by Akon and Sonu Sood. Apply here:</w:t>
+        <w:t xml:space="preserve">🚀 𝗚𝗟𝗢𝗕𝗔𝗟 𝗧𝗔𝗟𝗘𝗡𝗧 𝗛𝗨𝗡𝗧 𝟮𝟬𝟮𝟲 is LIVE! 🚀</w:t>
+      </w:r>
+    </w:p>
+    <w:p>
+      <w:r>
+        <w:t xml:space="preserve">Secure your spot for the AI Innovation Contest powered by AWS, Google Cloud, and IBM. Compete for a massive 🏆 ₹𝟱𝟬 𝗟𝗔𝗞𝗛𝗦 prize pool and unlock 𝗔𝘀𝘀𝘂𝗿𝗲𝗱 𝗜𝗻𝘁𝗲𝗿𝗻𝘀𝗵𝗶𝗽𝘀 &amp; 𝗣𝗹𝗮𝗰𝗲𝗺𝗲𝗻𝘁 𝗦𝘂𝗽𝗽𝗼𝗿𝘁 for every participant! 💼✨</w:t>
+      </w:r>
+    </w:p>
+    <w:p>
+      <w:r>
+        <w:t xml:space="preserve">Don't miss out. Apply here:</w:t>
       </w:r>
     </w:p>
     <w:p>
@@ -56,7 +66,17 @@
     </w:p>
     <w:p>
       <w:r>
-        <w:t xml:space="preserve">The Career Accelerator Contest powered by AWS, Google Cloud, and IBM is officially open. Compete for the $50,000 prize pool and an award from Akon and Sonu Sood. Submit your application here:</w:t>
+        <w:t xml:space="preserve">🚀 𝗚𝗟𝗢𝗕𝗔𝗟 𝗧𝗔𝗟𝗘𝗡𝗧 𝗛𝗨𝗡𝗧 𝟮𝟬𝟮𝟲 is LIVE! 🚀</w:t>
+      </w:r>
+    </w:p>
+    <w:p>
+      <w:r>
+        <w:t xml:space="preserve">The Career Accelerator Contest powered by AWS, Google Cloud, and IBM is officially open. Compete for a massive 🏆 ₹𝟱𝟬 𝗟𝗔𝗞𝗛𝗦 prize pool and unlock 𝗔𝘀𝘀𝘂𝗿𝗲𝗱 𝗜𝗻𝘁𝗲𝗿𝗻𝘀𝗵𝗶𝗽𝘀 &amp; 𝗣𝗹𝗮𝗰𝗲𝗺𝗲𝗻𝘁 𝗦𝘂𝗽𝗽𝗼𝗿𝘁 for every participant! 💼✨</w:t>
+      </w:r>
+    </w:p>
+    <w:p>
+      <w:r>
+        <w:t xml:space="preserve">Submit your application here:</w:t>
       </w:r>
     </w:p>
     <w:p>
@@ -78,7 +98,17 @@
     </w:p>
     <w:p>
       <w:r>
-        <w:t xml:space="preserve">Registration is now open for the 3D Asset Design Contest powered by AWS, Google Cloud, and IBM. There is a $50,000 prize pool on the line, with awards presented by Akon and Sonu Sood. Register here:</w:t>
+        <w:t xml:space="preserve">🚀 𝗚𝗟𝗢𝗕𝗔𝗟 𝗧𝗔𝗟𝗘𝗡𝗧 𝗛𝗨𝗡𝗧 𝟮𝟬𝟮𝟲 is LIVE! 🚀</w:t>
+      </w:r>
+    </w:p>
+    <w:p>
+      <w:r>
+        <w:t xml:space="preserve">Registration is now open for the 3D Asset Design Contest powered by AWS, Google Cloud, and IBM. Compete for a massive 🏆 ₹𝟱𝟬 𝗟𝗔𝗞𝗛𝗦 prize pool and unlock 𝗔𝘀𝘀𝘂𝗿𝗲𝗱 𝗜𝗻𝘁𝗲𝗿𝗻𝘀𝗵𝗶𝗽𝘀 &amp; 𝗣𝗹𝗮𝗰𝗲𝗺𝗲𝗻𝘁 𝗦𝘂𝗽𝗽𝗼𝗿𝘁 for every participant! 💼✨</w:t>
+      </w:r>
+    </w:p>
+    <w:p>
+      <w:r>
+        <w:t xml:space="preserve">Register here:</w:t>
       </w:r>
     </w:p>
     <w:p>
@@ -100,7 +130,17 @@
     </w:p>
     <w:p>
       <w:r>
-        <w:t xml:space="preserve">Applications are live for the Digital Character Design Contest powered by AWS, Google Cloud, and IBM. The prize pool is $50,000, and winners will be awarded by Akon and Sonu Sood. Apply here:</w:t>
+        <w:t xml:space="preserve">🚀 𝗚𝗟𝗢𝗕𝗔𝗟 𝗧𝗔𝗟𝗘𝗡𝗧 𝗛𝗨𝗡𝗧 𝟮𝟬𝟮𝟲 is LIVE! 🚀</w:t>
+      </w:r>
+    </w:p>
+    <w:p>
+      <w:r>
+        <w:t xml:space="preserve">Applications are live for the Digital Character Design Contest powered by AWS, Google Cloud, and IBM. Compete for a massive 🏆 ₹𝟱𝟬 𝗟𝗔𝗞𝗛𝗦 prize pool and unlock 𝗔𝘀𝘀𝘂𝗿𝗲𝗱 𝗜𝗻𝘁𝗲𝗿𝗻𝘀𝗵𝗶𝗽𝘀 &amp; 𝗣𝗹𝗮𝗰𝗲𝗺𝗲𝗻𝘁 𝗦𝘂𝗽𝗽𝗼𝗿𝘁 for every participant! 💼✨</w:t>
+      </w:r>
+    </w:p>
+    <w:p>
+      <w:r>
+        <w:t xml:space="preserve">Apply here:</w:t>
       </w:r>
     </w:p>
     <w:p>
@@ -122,7 +162,17 @@
     </w:p>
     <w:p>
       <w:r>
-        <w:t xml:space="preserve">The Web Experience Design Contest powered by AWS, Google Cloud, and IBM is now accepting applications. Compete for a $50,000 prize pool, with winners awarded by Akon and Sonu Sood. Enter here:</w:t>
+        <w:t xml:space="preserve">🚀 𝗚𝗟𝗢𝗕𝗔𝗟 𝗧𝗔𝗟𝗘𝗡𝗧 𝗛𝗨𝗡𝗧 𝟮𝟬𝟮𝟲 is LIVE! 🚀</w:t>
+      </w:r>
+    </w:p>
+    <w:p>
+      <w:r>
+        <w:t xml:space="preserve">The Web Experience Design Contest powered by AWS, Google Cloud, and IBM is now accepting applications. Compete for a massive 🏆 ₹𝟱𝟬 𝗟𝗔𝗞𝗛𝗦 prize pool and unlock 𝗔𝘀𝘀𝘂𝗿𝗲𝗱 𝗜𝗻𝘁𝗲𝗿𝗻𝘀𝗵𝗶𝗽𝘀 &amp; 𝗣𝗹𝗮𝗰𝗲𝗺𝗲𝗻𝘁 𝗦𝘂𝗽𝗽𝗼𝗿𝘁 for every participant! 💼✨</w:t>
+      </w:r>
+    </w:p>
+    <w:p>
+      <w:r>
+        <w:t xml:space="preserve">Enter here:</w:t>
       </w:r>
     </w:p>
     <w:p>
@@ -144,7 +194,17 @@
     </w:p>
     <w:p>
       <w:r>
-        <w:t xml:space="preserve">Enter the AI Education Innovation Contest powered by AWS, Google Cloud, and IBM. There is a $50,000 prize pool, and winners are awarded by Akon and Sonu Sood. Secure your entry here:</w:t>
+        <w:t xml:space="preserve">🚀 𝗚𝗟𝗢𝗕𝗔𝗟 𝗧𝗔𝗟𝗘𝗡𝗧 𝗛𝗨𝗡𝗧 𝟮𝟬𝟮𝟲 is LIVE! 🚀</w:t>
+      </w:r>
+    </w:p>
+    <w:p>
+      <w:r>
+        <w:t xml:space="preserve">Enter the AI Education Innovation Contest powered by AWS, Google Cloud, and IBM. Compete for a massive 🏆 ₹𝟱𝟬 𝗟𝗔𝗞𝗛𝗦 prize pool and unlock 𝗔𝘀𝘀𝘂𝗿𝗲𝗱 𝗜𝗻𝘁𝗲𝗿𝗻𝘀𝗵𝗶𝗽𝘀 &amp; 𝗣𝗹𝗮𝗰𝗲𝗺𝗲𝗻𝘁 𝗦𝘂𝗽𝗽𝗼𝗿𝘁 for every participant! 💼✨</w:t>
+      </w:r>
+    </w:p>
+    <w:p>
+      <w:r>
+        <w:t xml:space="preserve">Secure your entry here:</w:t>
       </w:r>
     </w:p>
     <w:p>
@@ -175,7 +235,17 @@
     </w:p>
     <w:p>
       <w:r>
-        <w:t xml:space="preserve">Secure your spot for the AI Innovation Contest powered by AWS, Google Cloud, and IBM. The $50,000 prize pool is live, and winners will be awarded by Akon and Sonu Sood. Apply here:</w:t>
+        <w:t xml:space="preserve">🚀 𝗚𝗟𝗢𝗕𝗔𝗟 𝗧𝗔𝗟𝗘𝗡𝗧 𝗛𝗨𝗡𝗧 𝟮𝟬𝟮𝟲 is LIVE! 🚀</w:t>
+      </w:r>
+    </w:p>
+    <w:p>
+      <w:r>
+        <w:t xml:space="preserve">Secure your spot for the AI Innovation Contest powered by AWS, Google Cloud, and IBM. Compete for a massive 🏆 ₹𝟱𝟬 𝗟𝗔𝗞𝗛𝗦 prize pool and unlock 𝗔𝘀𝘀𝘂𝗿𝗲𝗱 𝗜𝗻𝘁𝗲𝗿𝗻𝘀𝗵𝗶𝗽𝘀 &amp; 𝗣𝗹𝗮𝗰𝗲𝗺𝗲𝗻𝘁 𝗦𝘂𝗽𝗽𝗼𝗿𝘁 for every participant! 💼✨</w:t>
+      </w:r>
+    </w:p>
+    <w:p>
+      <w:r>
+        <w:t xml:space="preserve">Don't miss out. Apply here:</w:t>
       </w:r>
     </w:p>
     <w:p>
@@ -197,7 +267,17 @@
     </w:p>
     <w:p>
       <w:r>
-        <w:t xml:space="preserve">The Career Accelerator Contest powered by AWS, Google Cloud, and IBM is officially open. Compete for the $50,000 prize pool and an award from Akon and Sonu Sood. Submit your application here:</w:t>
+        <w:t xml:space="preserve">🚀 𝗚𝗟𝗢𝗕𝗔𝗟 𝗧𝗔𝗟𝗘𝗡𝗧 𝗛𝗨𝗡𝗧 𝟮𝟬𝟮𝟲 is LIVE! 🚀</w:t>
+      </w:r>
+    </w:p>
+    <w:p>
+      <w:r>
+        <w:t xml:space="preserve">The Career Accelerator Contest powered by AWS, Google Cloud, and IBM is officially open. Compete for a massive 🏆 ₹𝟱𝟬 𝗟𝗔𝗞𝗛𝗦 prize pool and unlock 𝗔𝘀𝘀𝘂𝗿𝗲𝗱 𝗜𝗻𝘁𝗲𝗿𝗻𝘀𝗵𝗶𝗽𝘀 &amp; 𝗣𝗹𝗮𝗰𝗲𝗺𝗲𝗻𝘁 𝗦𝘂𝗽𝗽𝗼𝗿𝘁 for every participant! 💼✨</w:t>
+      </w:r>
+    </w:p>
+    <w:p>
+      <w:r>
+        <w:t xml:space="preserve">Submit your application here:</w:t>
       </w:r>
     </w:p>
     <w:p>
@@ -219,7 +299,17 @@
     </w:p>
     <w:p>
       <w:r>
-        <w:t xml:space="preserve">Registration is now open for the 3D Asset Design Contest powered by AWS, Google Cloud, and IBM. There is a $50,000 prize pool on the line, with awards presented by Akon and Sonu Sood. Register here:</w:t>
+        <w:t xml:space="preserve">🚀 𝗚𝗟𝗢𝗕𝗔𝗟 𝗧𝗔𝗟𝗘𝗡𝗧 𝗛𝗨𝗡𝗧 𝟮𝟬𝟮𝟲 is LIVE! 🚀</w:t>
+      </w:r>
+    </w:p>
+    <w:p>
+      <w:r>
+        <w:t xml:space="preserve">Registration is now open for the 3D Asset Design Contest powered by AWS, Google Cloud, and IBM. Compete for a massive 🏆 ₹𝟱𝟬 𝗟𝗔𝗞𝗛𝗦 prize pool and unlock 𝗔𝘀𝘀𝘂𝗿𝗲𝗱 𝗜𝗻𝘁𝗲𝗿𝗻𝘀𝗵𝗶𝗽𝘀 &amp; 𝗣𝗹𝗮𝗰𝗲𝗺𝗲𝗻𝘁 𝗦𝘂𝗽𝗽𝗼𝗿𝘁 for every participant! 💼✨</w:t>
+      </w:r>
+    </w:p>
+    <w:p>
+      <w:r>
+        <w:t xml:space="preserve">Register here:</w:t>
       </w:r>
     </w:p>
     <w:p>
@@ -241,7 +331,17 @@
     </w:p>
     <w:p>
       <w:r>
-        <w:t xml:space="preserve">Applications are live for the Digital Character Design Contest powered by AWS, Google Cloud, and IBM. The prize pool is $50,000, and winners will be awarded by Akon and Sonu Sood. Apply here:</w:t>
+        <w:t xml:space="preserve">🚀 𝗚𝗟𝗢𝗕𝗔𝗟 𝗧𝗔𝗟𝗘𝗡𝗧 𝗛𝗨𝗡𝗧 𝟮𝟬𝟮𝟲 is LIVE! 🚀</w:t>
+      </w:r>
+    </w:p>
+    <w:p>
+      <w:r>
+        <w:t xml:space="preserve">Applications are live for the Digital Character Design Contest powered by AWS, Google Cloud, and IBM. Compete for a massive 🏆 ₹𝟱𝟬 𝗟𝗔𝗞𝗛𝗦 prize pool and unlock 𝗔𝘀𝘀𝘂𝗿𝗲𝗱 𝗜𝗻𝘁𝗲𝗿𝗻𝘀𝗵𝗶𝗽𝘀 &amp; 𝗣𝗹𝗮𝗰𝗲𝗺𝗲𝗻𝘁 𝗦𝘂𝗽𝗽𝗼𝗿𝘁 for every participant! 💼✨</w:t>
+      </w:r>
+    </w:p>
+    <w:p>
+      <w:r>
+        <w:t xml:space="preserve">Apply here:</w:t>
       </w:r>
     </w:p>
     <w:p>
@@ -263,7 +363,17 @@
     </w:p>
     <w:p>
       <w:r>
-        <w:t xml:space="preserve">The Web Experience Design Contest powered by AWS, Google Cloud, and IBM is now accepting applications. Compete for a $50,000 prize pool, with winners awarded by Akon and Sonu Sood. Enter here:</w:t>
+        <w:t xml:space="preserve">🚀 𝗚𝗟𝗢𝗕𝗔𝗟 𝗧𝗔𝗟𝗘𝗡𝗧 𝗛𝗨𝗡𝗧 𝟮𝟬𝟮𝟲 is LIVE! 🚀</w:t>
+      </w:r>
+    </w:p>
+    <w:p>
+      <w:r>
+        <w:t xml:space="preserve">The Web Experience Design Contest powered by AWS, Google Cloud, and IBM is now accepting applications. Compete for a massive 🏆 ₹𝟱𝟬 𝗟𝗔𝗞𝗛𝗦 prize pool and unlock 𝗔𝘀𝘀𝘂𝗿𝗲𝗱 𝗜𝗻𝘁𝗲𝗿𝗻𝘀𝗵𝗶𝗽𝘀 &amp; 𝗣𝗹𝗮𝗰𝗲𝗺𝗲𝗻𝘁 𝗦𝘂𝗽𝗽𝗼𝗿𝘁 for every participant! 💼✨</w:t>
+      </w:r>
+    </w:p>
+    <w:p>
+      <w:r>
+        <w:t xml:space="preserve">Enter here:</w:t>
       </w:r>
     </w:p>
     <w:p>
@@ -285,7 +395,17 @@
     </w:p>
     <w:p>
       <w:r>
-        <w:t xml:space="preserve">Enter the AI Education Innovation Contest powered by AWS, Google Cloud, and IBM. There is a $50,000 prize pool, and winners are awarded by Akon and Sonu Sood. Secure your entry here:</w:t>
+        <w:t xml:space="preserve">🚀 𝗚𝗟𝗢𝗕𝗔𝗟 𝗧𝗔𝗟𝗘𝗡𝗧 𝗛𝗨𝗡𝗧 𝟮𝟬𝟮𝟲 is LIVE! 🚀</w:t>
+      </w:r>
+    </w:p>
+    <w:p>
+      <w:r>
+        <w:t xml:space="preserve">Enter the AI Education Innovation Contest powered by AWS, Google Cloud, and IBM. Compete for a massive 🏆 ₹𝟱𝟬 𝗟𝗔𝗞𝗛𝗦 prize pool and unlock 𝗔𝘀𝘀𝘂𝗿𝗲𝗱 𝗜𝗻𝘁𝗲𝗿𝗻𝘀𝗵𝗶𝗽𝘀 &amp; 𝗣𝗹𝗮𝗰𝗲𝗺𝗲𝗻𝘁 𝗦𝘂𝗽𝗽𝗼𝗿𝘁 for every participant! 💼✨</w:t>
+      </w:r>
+    </w:p>
+    <w:p>
+      <w:r>
+        <w:t xml:space="preserve">Secure your entry here:</w:t>
       </w:r>
     </w:p>
     <w:p>
@@ -316,7 +436,17 @@
     </w:p>
     <w:p>
       <w:r>
-        <w:t xml:space="preserve">Secure your spot for the AI Innovation Contest powered by AWS, Google Cloud, and IBM. The $50,000 prize pool is live, and winners will be awarded by Akon and Sonu Sood. Apply here:</w:t>
+        <w:t xml:space="preserve">🚀 𝗚𝗟𝗢𝗕𝗔𝗟 𝗧𝗔𝗟𝗘𝗡𝗧 𝗛𝗨𝗡𝗧 𝟮𝟬𝟮𝟲 is LIVE! 🚀</w:t>
+      </w:r>
+    </w:p>
+    <w:p>
+      <w:r>
+        <w:t xml:space="preserve">Secure your spot for the AI Innovation Contest powered by AWS, Google Cloud, and IBM. Compete for a massive 🏆 ₹𝟱𝟬 𝗟𝗔𝗞𝗛𝗦 prize pool and unlock 𝗔𝘀𝘀𝘂𝗿𝗲𝗱 𝗜𝗻𝘁𝗲𝗿𝗻𝘀𝗵𝗶𝗽𝘀 &amp; 𝗣𝗹𝗮𝗰𝗲𝗺𝗲𝗻𝘁 𝗦𝘂𝗽𝗽𝗼𝗿𝘁 for every participant! 💼✨</w:t>
+      </w:r>
+    </w:p>
+    <w:p>
+      <w:r>
+        <w:t xml:space="preserve">Don't miss out. Apply here:</w:t>
       </w:r>
     </w:p>
     <w:p>
@@ -338,7 +468,17 @@
     </w:p>
     <w:p>
       <w:r>
-        <w:t xml:space="preserve">The Career Accelerator Contest powered by AWS, Google Cloud, and IBM is officially open. Compete for the $50,000 prize pool and an award from Akon and Sonu Sood. Submit your application here:</w:t>
+        <w:t xml:space="preserve">🚀 𝗚𝗟𝗢𝗕𝗔𝗟 𝗧𝗔𝗟𝗘𝗡𝗧 𝗛𝗨𝗡𝗧 𝟮𝟬𝟮𝟲 is LIVE! 🚀</w:t>
+      </w:r>
+    </w:p>
+    <w:p>
+      <w:r>
+        <w:t xml:space="preserve">The Career Accelerator Contest powered by AWS, Google Cloud, and IBM is officially open. Compete for a massive 🏆 ₹𝟱𝟬 𝗟𝗔𝗞𝗛𝗦 prize pool and unlock 𝗔𝘀𝘀𝘂𝗿𝗲𝗱 𝗜𝗻𝘁𝗲𝗿𝗻𝘀𝗵𝗶𝗽𝘀 &amp; 𝗣𝗹𝗮𝗰𝗲𝗺𝗲𝗻𝘁 𝗦𝘂𝗽𝗽𝗼𝗿𝘁 for every participant! 💼✨</w:t>
+      </w:r>
+    </w:p>
+    <w:p>
+      <w:r>
+        <w:t xml:space="preserve">Submit your application here:</w:t>
       </w:r>
     </w:p>
     <w:p>
@@ -360,7 +500,17 @@
     </w:p>
     <w:p>
       <w:r>
-        <w:t xml:space="preserve">Registration is now open for the 3D Asset Design Contest powered by AWS, Google Cloud, and IBM. There is a $50,000 prize pool on the line, with awards presented by Akon and Sonu Sood. Register here:</w:t>
+        <w:t xml:space="preserve">🚀 𝗚𝗟𝗢𝗕𝗔𝗟 𝗧𝗔𝗟𝗘𝗡𝗧 𝗛𝗨𝗡𝗧 𝟮𝟬𝟮𝟲 is LIVE! 🚀</w:t>
+      </w:r>
+    </w:p>
+    <w:p>
+      <w:r>
+        <w:t xml:space="preserve">Registration is now open for the 3D Asset Design Contest powered by AWS, Google Cloud, and IBM. Compete for a massive 🏆 ₹𝟱𝟬 𝗟𝗔𝗞𝗛𝗦 prize pool and unlock 𝗔𝘀𝘀𝘂𝗿𝗲𝗱 𝗜𝗻𝘁𝗲𝗿𝗻𝘀𝗵𝗶𝗽𝘀 &amp; 𝗣𝗹𝗮𝗰𝗲𝗺𝗲𝗻𝘁 𝗦𝘂𝗽𝗽𝗼𝗿𝘁 for every participant! 💼✨</w:t>
+      </w:r>
+    </w:p>
+    <w:p>
+      <w:r>
+        <w:t xml:space="preserve">Register here:</w:t>
       </w:r>
     </w:p>
     <w:p>
@@ -382,7 +532,17 @@
     </w:p>
     <w:p>
       <w:r>
-        <w:t xml:space="preserve">Applications are live for the Digital Character Design Contest powered by AWS, Google Cloud, and IBM. The prize pool is $50,000, and winners will be awarded by Akon and Sonu Sood. Apply here:</w:t>
+        <w:t xml:space="preserve">🚀 𝗚𝗟𝗢𝗕𝗔𝗟 𝗧𝗔𝗟𝗘𝗡𝗧 𝗛𝗨𝗡𝗧 𝟮𝟬𝟮𝟲 is LIVE! 🚀</w:t>
+      </w:r>
+    </w:p>
+    <w:p>
+      <w:r>
+        <w:t xml:space="preserve">Applications are live for the Digital Character Design Contest powered by AWS, Google Cloud, and IBM. Compete for a massive 🏆 ₹𝟱𝟬 𝗟𝗔𝗞𝗛𝗦 prize pool and unlock 𝗔𝘀𝘀𝘂𝗿𝗲𝗱 𝗜𝗻𝘁𝗲𝗿𝗻𝘀𝗵𝗶𝗽𝘀 &amp; 𝗣𝗹𝗮𝗰𝗲𝗺𝗲𝗻𝘁 𝗦𝘂𝗽𝗽𝗼𝗿𝘁 for every participant! 💼✨</w:t>
+      </w:r>
+    </w:p>
+    <w:p>
+      <w:r>
+        <w:t xml:space="preserve">Apply here:</w:t>
       </w:r>
     </w:p>
     <w:p>
@@ -404,7 +564,17 @@
     </w:p>
     <w:p>
       <w:r>
-        <w:t xml:space="preserve">The Web Experience Design Contest powered by AWS, Google Cloud, and IBM is now accepting applications. Compete for a $50,000 prize pool, with winners awarded by Akon and Sonu Sood. Enter here:</w:t>
+        <w:t xml:space="preserve">🚀 𝗚𝗟𝗢𝗕𝗔𝗟 𝗧𝗔𝗟𝗘𝗡𝗧 𝗛𝗨𝗡𝗧 𝟮𝟬𝟮𝟲 is LIVE! 🚀</w:t>
+      </w:r>
+    </w:p>
+    <w:p>
+      <w:r>
+        <w:t xml:space="preserve">The Web Experience Design Contest powered by AWS, Google Cloud, and IBM is now accepting applications. Compete for a massive 🏆 ₹𝟱𝟬 𝗟𝗔𝗞𝗛𝗦 prize pool and unlock 𝗔𝘀𝘀𝘂𝗿𝗲𝗱 𝗜𝗻𝘁𝗲𝗿𝗻𝘀𝗵𝗶𝗽𝘀 &amp; 𝗣𝗹𝗮𝗰𝗲𝗺𝗲𝗻𝘁 𝗦𝘂𝗽𝗽𝗼𝗿𝘁 for every participant! 💼✨</w:t>
+      </w:r>
+    </w:p>
+    <w:p>
+      <w:r>
+        <w:t xml:space="preserve">Enter here:</w:t>
       </w:r>
     </w:p>
     <w:p>
@@ -426,7 +596,17 @@
     </w:p>
     <w:p>
       <w:r>
-        <w:t xml:space="preserve">Enter the AI Education Innovation Contest powered by AWS, Google Cloud, and IBM. There is a $50,000 prize pool, and winners are awarded by Akon and Sonu Sood. Secure your entry here:</w:t>
+        <w:t xml:space="preserve">🚀 𝗚𝗟𝗢𝗕𝗔𝗟 𝗧𝗔𝗟𝗘𝗡𝗧 𝗛𝗨𝗡𝗧 𝟮𝟬𝟮𝟲 is LIVE! 🚀</w:t>
+      </w:r>
+    </w:p>
+    <w:p>
+      <w:r>
+        <w:t xml:space="preserve">Enter the AI Education Innovation Contest powered by AWS, Google Cloud, and IBM. Compete for a massive 🏆 ₹𝟱𝟬 𝗟𝗔𝗞𝗛𝗦 prize pool and unlock 𝗔𝘀𝘀𝘂𝗿𝗲𝗱 𝗜𝗻𝘁𝗲𝗿𝗻𝘀𝗵𝗶𝗽𝘀 &amp; 𝗣𝗹𝗮𝗰𝗲𝗺𝗲𝗻𝘁 𝗦𝘂𝗽𝗽𝗼𝗿𝘁 for every participant! 💼✨</w:t>
+      </w:r>
+    </w:p>
+    <w:p>
+      <w:r>
+        <w:t xml:space="preserve">Secure your entry here:</w:t>
       </w:r>
     </w:p>
     <w:p>
@@ -457,7 +637,17 @@
     </w:p>
     <w:p>
       <w:r>
-        <w:t xml:space="preserve">Secure your spot for the AI Innovation Contest powered by AWS, Google Cloud, and IBM. The $50,000 prize pool is live, and winners will be awarded by Akon and Sonu Sood. Apply here:</w:t>
+        <w:t xml:space="preserve">🚀 𝗚𝗟𝗢𝗕𝗔𝗟 𝗧𝗔𝗟𝗘𝗡𝗧 𝗛𝗨𝗡𝗧 𝟮𝟬𝟮𝟲 is LIVE! 🚀</w:t>
+      </w:r>
+    </w:p>
+    <w:p>
+      <w:r>
+        <w:t xml:space="preserve">Secure your spot for the AI Innovation Contest powered by AWS, Google Cloud, and IBM. Compete for a massive 🏆 ₹𝟱𝟬 𝗟𝗔𝗞𝗛𝗦 prize pool and unlock 𝗔𝘀𝘀𝘂𝗿𝗲𝗱 𝗜𝗻𝘁𝗲𝗿𝗻𝘀𝗵𝗶𝗽𝘀 &amp; 𝗣𝗹𝗮𝗰𝗲𝗺𝗲𝗻𝘁 𝗦𝘂𝗽𝗽𝗼𝗿𝘁 for every participant! 💼✨</w:t>
+      </w:r>
+    </w:p>
+    <w:p>
+      <w:r>
+        <w:t xml:space="preserve">Don't miss out. Apply here:</w:t>
       </w:r>
     </w:p>
     <w:p>
@@ -479,7 +669,17 @@
     </w:p>
     <w:p>
       <w:r>
-        <w:t xml:space="preserve">The Career Accelerator Contest powered by AWS, Google Cloud, and IBM is officially open. Compete for the $50,000 prize pool and an award from Akon and Sonu Sood. Submit your application here:</w:t>
+        <w:t xml:space="preserve">🚀 𝗚𝗟𝗢𝗕𝗔𝗟 𝗧𝗔𝗟𝗘𝗡𝗧 𝗛𝗨𝗡𝗧 𝟮𝟬𝟮𝟲 is LIVE! 🚀</w:t>
+      </w:r>
+    </w:p>
+    <w:p>
+      <w:r>
+        <w:t xml:space="preserve">The Career Accelerator Contest powered by AWS, Google Cloud, and IBM is officially open. Compete for a massive 🏆 ₹𝟱𝟬 𝗟𝗔𝗞𝗛𝗦 prize pool and unlock 𝗔𝘀𝘀𝘂𝗿𝗲𝗱 𝗜𝗻𝘁𝗲𝗿𝗻𝘀𝗵𝗶𝗽𝘀 &amp; 𝗣𝗹𝗮𝗰𝗲𝗺𝗲𝗻𝘁 𝗦𝘂𝗽𝗽𝗼𝗿𝘁 for every participant! 💼✨</w:t>
+      </w:r>
+    </w:p>
+    <w:p>
+      <w:r>
+        <w:t xml:space="preserve">Submit your application here:</w:t>
       </w:r>
     </w:p>
     <w:p>
@@ -501,7 +701,17 @@
     </w:p>
     <w:p>
       <w:r>
-        <w:t xml:space="preserve">Registration is now open for the 3D Asset Design Contest powered by AWS, Google Cloud, and IBM. There is a $50,000 prize pool on the line, with awards presented by Akon and Sonu Sood. Register here:</w:t>
+        <w:t xml:space="preserve">🚀 𝗚𝗟𝗢𝗕𝗔𝗟 𝗧𝗔𝗟𝗘𝗡𝗧 𝗛𝗨𝗡𝗧 𝟮𝟬𝟮𝟲 is LIVE! 🚀</w:t>
+      </w:r>
+    </w:p>
+    <w:p>
+      <w:r>
+        <w:t xml:space="preserve">Registration is now open for the 3D Asset Design Contest powered by AWS, Google Cloud, and IBM. Compete for a massive 🏆 ₹𝟱𝟬 𝗟𝗔𝗞𝗛𝗦 prize pool and unlock 𝗔𝘀𝘀𝘂𝗿𝗲𝗱 𝗜𝗻𝘁𝗲𝗿𝗻𝘀𝗵𝗶𝗽𝘀 &amp; 𝗣𝗹𝗮𝗰𝗲𝗺𝗲𝗻𝘁 𝗦𝘂𝗽𝗽𝗼𝗿𝘁 for every participant! 💼✨</w:t>
+      </w:r>
+    </w:p>
+    <w:p>
+      <w:r>
+        <w:t xml:space="preserve">Register here:</w:t>
       </w:r>
     </w:p>
     <w:p>
@@ -523,7 +733,17 @@
     </w:p>
     <w:p>
       <w:r>
-        <w:t xml:space="preserve">Applications are live for the Digital Character Design Contest powered by AWS, Google Cloud, and IBM. The prize pool is $50,000, and winners will be awarded by Akon and Sonu Sood. Apply here:</w:t>
+        <w:t xml:space="preserve">🚀 𝗚𝗟𝗢𝗕𝗔𝗟 𝗧𝗔𝗟𝗘𝗡𝗧 𝗛𝗨𝗡𝗧 𝟮𝟬𝟮𝟲 is LIVE! 🚀</w:t>
+      </w:r>
+    </w:p>
+    <w:p>
+      <w:r>
+        <w:t xml:space="preserve">Applications are live for the Digital Character Design Contest powered by AWS, Google Cloud, and IBM. Compete for a massive 🏆 ₹𝟱𝟬 𝗟𝗔𝗞𝗛𝗦 prize pool and unlock 𝗔𝘀𝘀𝘂𝗿𝗲𝗱 𝗜𝗻𝘁𝗲𝗿𝗻𝘀𝗵𝗶𝗽𝘀 &amp; 𝗣𝗹𝗮𝗰𝗲𝗺𝗲𝗻𝘁 𝗦𝘂𝗽𝗽𝗼𝗿𝘁 for every participant! 💼✨</w:t>
+      </w:r>
+    </w:p>
+    <w:p>
+      <w:r>
+        <w:t xml:space="preserve">Apply here:</w:t>
       </w:r>
     </w:p>
     <w:p>
@@ -545,7 +765,17 @@
     </w:p>
     <w:p>
       <w:r>
-        <w:t xml:space="preserve">The Web Experience Design Contest powered by AWS, Google Cloud, and IBM is now accepting applications. Compete for a $50,000 prize pool, with winners awarded by Akon and Sonu Sood. Enter here:</w:t>
+        <w:t xml:space="preserve">🚀 𝗚𝗟𝗢𝗕𝗔𝗟 𝗧𝗔𝗟𝗘𝗡𝗧 𝗛𝗨𝗡𝗧 𝟮𝟬𝟮𝟲 is LIVE! 🚀</w:t>
+      </w:r>
+    </w:p>
+    <w:p>
+      <w:r>
+        <w:t xml:space="preserve">The Web Experience Design Contest powered by AWS, Google Cloud, and IBM is now accepting applications. Compete for a massive 🏆 ₹𝟱𝟬 𝗟𝗔𝗞𝗛𝗦 prize pool and unlock 𝗔𝘀𝘀𝘂𝗿𝗲𝗱 𝗜𝗻𝘁𝗲𝗿𝗻𝘀𝗵𝗶𝗽𝘀 &amp; 𝗣𝗹𝗮𝗰𝗲𝗺𝗲𝗻𝘁 𝗦𝘂𝗽𝗽𝗼𝗿𝘁 for every participant! 💼✨</w:t>
+      </w:r>
+    </w:p>
+    <w:p>
+      <w:r>
+        <w:t xml:space="preserve">Enter here:</w:t>
       </w:r>
     </w:p>
     <w:p>
@@ -567,7 +797,17 @@
     </w:p>
     <w:p>
       <w:r>
-        <w:t xml:space="preserve">Enter the AI Education Innovation Contest powered by AWS, Google Cloud, and IBM. There is a $50,000 prize pool, and winners are awarded by Akon and Sonu Sood. Secure your entry here:</w:t>
+        <w:t xml:space="preserve">🚀 𝗚𝗟𝗢𝗕𝗔𝗟 𝗧𝗔𝗟𝗘𝗡𝗧 𝗛𝗨𝗡𝗧 𝟮𝟬𝟮𝟲 is LIVE! 🚀</w:t>
+      </w:r>
+    </w:p>
+    <w:p>
+      <w:r>
+        <w:t xml:space="preserve">Enter the AI Education Innovation Contest powered by AWS, Google Cloud, and IBM. Compete for a massive 🏆 ₹𝟱𝟬 𝗟𝗔𝗞𝗛𝗦 prize pool and unlock 𝗔𝘀𝘀𝘂𝗿𝗲𝗱 𝗜𝗻𝘁𝗲𝗿𝗻𝘀𝗵𝗶𝗽𝘀 &amp; 𝗣𝗹𝗮𝗰𝗲𝗺𝗲𝗻𝘁 𝗦𝘂𝗽𝗽𝗼𝗿𝘁 for every participant! 💼✨</w:t>
+      </w:r>
+    </w:p>
+    <w:p>
+      <w:r>
+        <w:t xml:space="preserve">Secure your entry here:</w:t>
       </w:r>
     </w:p>
     <w:p>
@@ -598,7 +838,17 @@
     </w:p>
     <w:p>
       <w:r>
-        <w:t xml:space="preserve">Secure your spot for the AI Innovation Contest powered by AWS, Google Cloud, and IBM. The $50,000 prize pool is live, and winners will be awarded by Akon and Sonu Sood. Apply here:</w:t>
+        <w:t xml:space="preserve">🚀 𝗚𝗟𝗢𝗕𝗔𝗟 𝗧𝗔𝗟𝗘𝗡𝗧 𝗛𝗨𝗡𝗧 𝟮𝟬𝟮𝟲 is LIVE! 🚀</w:t>
+      </w:r>
+    </w:p>
+    <w:p>
+      <w:r>
+        <w:t xml:space="preserve">Secure your spot for the AI Innovation Contest powered by AWS, Google Cloud, and IBM. Compete for a massive 🏆 ₹𝟱𝟬 𝗟𝗔𝗞𝗛𝗦 prize pool and unlock 𝗔𝘀𝘀𝘂𝗿𝗲𝗱 𝗜𝗻𝘁𝗲𝗿𝗻𝘀𝗵𝗶𝗽𝘀 &amp; 𝗣𝗹𝗮𝗰𝗲𝗺𝗲𝗻𝘁 𝗦𝘂𝗽𝗽𝗼𝗿𝘁 for every participant! 💼✨</w:t>
+      </w:r>
+    </w:p>
+    <w:p>
+      <w:r>
+        <w:t xml:space="preserve">Don't miss out. Apply here:</w:t>
       </w:r>
     </w:p>
     <w:p>
@@ -620,7 +870,17 @@
     </w:p>
     <w:p>
       <w:r>
-        <w:t xml:space="preserve">The Career Accelerator Contest powered by AWS, Google Cloud, and IBM is officially open. Compete for the $50,000 prize pool and an award from Akon and Sonu Sood. Submit your application here:</w:t>
+        <w:t xml:space="preserve">🚀 𝗚𝗟𝗢𝗕𝗔𝗟 𝗧𝗔𝗟𝗘𝗡𝗧 𝗛𝗨𝗡𝗧 𝟮𝟬𝟮𝟲 is LIVE! 🚀</w:t>
+      </w:r>
+    </w:p>
+    <w:p>
+      <w:r>
+        <w:t xml:space="preserve">The Career Accelerator Contest powered by AWS, Google Cloud, and IBM is officially open. Compete for a massive 🏆 ₹𝟱𝟬 𝗟𝗔𝗞𝗛𝗦 prize pool and unlock 𝗔𝘀𝘀𝘂𝗿𝗲𝗱 𝗜𝗻𝘁𝗲𝗿𝗻𝘀𝗵𝗶𝗽𝘀 &amp; 𝗣𝗹𝗮𝗰𝗲𝗺𝗲𝗻𝘁 𝗦𝘂𝗽𝗽𝗼𝗿𝘁 for every participant! 💼✨</w:t>
+      </w:r>
+    </w:p>
+    <w:p>
+      <w:r>
+        <w:t xml:space="preserve">Submit your application here:</w:t>
       </w:r>
     </w:p>
     <w:p>
@@ -642,7 +902,17 @@
     </w:p>
     <w:p>
       <w:r>
-        <w:t xml:space="preserve">Registration is now open for the 3D Asset Design Contest powered by AWS, Google Cloud, and IBM. There is a $50,000 prize pool on the line, with awards presented by Akon and Sonu Sood. Register here:</w:t>
+        <w:t xml:space="preserve">🚀 𝗚𝗟𝗢𝗕𝗔𝗟 𝗧𝗔𝗟𝗘𝗡𝗧 𝗛𝗨𝗡𝗧 𝟮𝟬𝟮𝟲 is LIVE! 🚀</w:t>
+      </w:r>
+    </w:p>
+    <w:p>
+      <w:r>
+        <w:t xml:space="preserve">Registration is now open for the 3D Asset Design Contest powered by AWS, Google Cloud, and IBM. Compete for a massive 🏆 ₹𝟱𝟬 𝗟𝗔𝗞𝗛𝗦 prize pool and unlock 𝗔𝘀𝘀𝘂𝗿𝗲𝗱 𝗜𝗻𝘁𝗲𝗿𝗻𝘀𝗵𝗶𝗽𝘀 &amp; 𝗣𝗹𝗮𝗰𝗲𝗺𝗲𝗻𝘁 𝗦𝘂𝗽𝗽𝗼𝗿𝘁 for every participant! 💼✨</w:t>
+      </w:r>
+    </w:p>
+    <w:p>
+      <w:r>
+        <w:t xml:space="preserve">Register here:</w:t>
       </w:r>
     </w:p>
     <w:p>
@@ -664,7 +934,17 @@
     </w:p>
     <w:p>
       <w:r>
-        <w:t xml:space="preserve">Applications are live for the Digital Character Design Contest powered by AWS, Google Cloud, and IBM. The prize pool is $50,000, and winners will be awarded by Akon and Sonu Sood. Apply here:</w:t>
+        <w:t xml:space="preserve">🚀 𝗚𝗟𝗢𝗕𝗔𝗟 𝗧𝗔𝗟𝗘𝗡𝗧 𝗛𝗨𝗡𝗧 𝟮𝟬𝟮𝟲 is LIVE! 🚀</w:t>
+      </w:r>
+    </w:p>
+    <w:p>
+      <w:r>
+        <w:t xml:space="preserve">Applications are live for the Digital Character Design Contest powered by AWS, Google Cloud, and IBM. Compete for a massive 🏆 ₹𝟱𝟬 𝗟𝗔𝗞𝗛𝗦 prize pool and unlock 𝗔𝘀𝘀𝘂𝗿𝗲𝗱 𝗜𝗻𝘁𝗲𝗿𝗻𝘀𝗵𝗶𝗽𝘀 &amp; 𝗣𝗹𝗮𝗰𝗲𝗺𝗲𝗻𝘁 𝗦𝘂𝗽𝗽𝗼𝗿𝘁 for every participant! 💼✨</w:t>
+      </w:r>
+    </w:p>
+    <w:p>
+      <w:r>
+        <w:t xml:space="preserve">Apply here:</w:t>
       </w:r>
     </w:p>
     <w:p>
@@ -686,7 +966,17 @@
     </w:p>
     <w:p>
       <w:r>
-        <w:t xml:space="preserve">The Web Experience Design Contest powered by AWS, Google Cloud, and IBM is now accepting applications. Compete for a $50,000 prize pool, with winners awarded by Akon and Sonu Sood. Enter here:</w:t>
+        <w:t xml:space="preserve">🚀 𝗚𝗟𝗢𝗕𝗔𝗟 𝗧𝗔𝗟𝗘𝗡𝗧 𝗛𝗨𝗡𝗧 𝟮𝟬𝟮𝟲 is LIVE! 🚀</w:t>
+      </w:r>
+    </w:p>
+    <w:p>
+      <w:r>
+        <w:t xml:space="preserve">The Web Experience Design Contest powered by AWS, Google Cloud, and IBM is now accepting applications. Compete for a massive 🏆 ₹𝟱𝟬 𝗟𝗔𝗞𝗛𝗦 prize pool and unlock 𝗔𝘀𝘀𝘂𝗿𝗲𝗱 𝗜𝗻𝘁𝗲𝗿𝗻𝘀𝗵𝗶𝗽𝘀 &amp; 𝗣𝗹𝗮𝗰𝗲𝗺𝗲𝗻𝘁 𝗦𝘂𝗽𝗽𝗼𝗿𝘁 for every participant! 💼✨</w:t>
+      </w:r>
+    </w:p>
+    <w:p>
+      <w:r>
+        <w:t xml:space="preserve">Enter here:</w:t>
       </w:r>
     </w:p>
     <w:p>
@@ -708,7 +998,17 @@
     </w:p>
     <w:p>
       <w:r>
-        <w:t xml:space="preserve">Enter the AI Education Innovation Contest powered by AWS, Google Cloud, and IBM. There is a $50,000 prize pool, and winners are awarded by Akon and Sonu Sood. Secure your entry here:</w:t>
+        <w:t xml:space="preserve">🚀 𝗚𝗟𝗢𝗕𝗔𝗟 𝗧𝗔𝗟𝗘𝗡𝗧 𝗛𝗨𝗡𝗧 𝟮𝟬𝟮𝟲 is LIVE! 🚀</w:t>
+      </w:r>
+    </w:p>
+    <w:p>
+      <w:r>
+        <w:t xml:space="preserve">Enter the AI Education Innovation Contest powered by AWS, Google Cloud, and IBM. Compete for a massive 🏆 ₹𝟱𝟬 𝗟𝗔𝗞𝗛𝗦 prize pool and unlock 𝗔𝘀𝘀𝘂𝗿𝗲𝗱 𝗜𝗻𝘁𝗲𝗿𝗻𝘀𝗵𝗶𝗽𝘀 &amp; 𝗣𝗹𝗮𝗰𝗲𝗺𝗲𝗻𝘁 𝗦𝘂𝗽𝗽𝗼𝗿𝘁 for every participant! 💼✨</w:t>
+      </w:r>
+    </w:p>
+    <w:p>
+      <w:r>
+        <w:t xml:space="preserve">Secure your entry here:</w:t>
       </w:r>
     </w:p>
     <w:p>
@@ -739,7 +1039,17 @@
     </w:p>
     <w:p>
       <w:r>
-        <w:t xml:space="preserve">Secure your spot for the AI Innovation Contest powered by AWS, Google Cloud, and IBM. The $50,000 prize pool is live, and winners will be awarded by Akon and Sonu Sood. Apply here:</w:t>
+        <w:t xml:space="preserve">🚀 𝗚𝗟𝗢𝗕𝗔𝗟 𝗧𝗔𝗟𝗘𝗡𝗧 𝗛𝗨𝗡𝗧 𝟮𝟬𝟮𝟲 is LIVE! 🚀</w:t>
+      </w:r>
+    </w:p>
+    <w:p>
+      <w:r>
+        <w:t xml:space="preserve">Secure your spot for the AI Innovation Contest powered by AWS, Google Cloud, and IBM. Compete for a massive 🏆 ₹𝟱𝟬 𝗟𝗔𝗞𝗛𝗦 prize pool and unlock 𝗔𝘀𝘀𝘂𝗿𝗲𝗱 𝗜𝗻𝘁𝗲𝗿𝗻𝘀𝗵𝗶𝗽𝘀 &amp; 𝗣𝗹𝗮𝗰𝗲𝗺𝗲𝗻𝘁 𝗦𝘂𝗽𝗽𝗼𝗿𝘁 for every participant! 💼✨</w:t>
+      </w:r>
+    </w:p>
+    <w:p>
+      <w:r>
+        <w:t xml:space="preserve">Don't miss out. Apply here:</w:t>
       </w:r>
     </w:p>
     <w:p>
@@ -761,7 +1071,17 @@
     </w:p>
     <w:p>
       <w:r>
-        <w:t xml:space="preserve">The Career Accelerator Contest powered by AWS, Google Cloud, and IBM is officially open. Compete for the $50,000 prize pool and an award from Akon and Sonu Sood. Submit your application here:</w:t>
+        <w:t xml:space="preserve">🚀 𝗚𝗟𝗢𝗕𝗔𝗟 𝗧𝗔𝗟𝗘𝗡𝗧 𝗛𝗨𝗡𝗧 𝟮𝟬𝟮𝟲 is LIVE! 🚀</w:t>
+      </w:r>
+    </w:p>
+    <w:p>
+      <w:r>
+        <w:t xml:space="preserve">The Career Accelerator Contest powered by AWS, Google Cloud, and IBM is officially open. Compete for a massive 🏆 ₹𝟱𝟬 𝗟𝗔𝗞𝗛𝗦 prize pool and unlock 𝗔𝘀𝘀𝘂𝗿𝗲𝗱 𝗜𝗻𝘁𝗲𝗿𝗻𝘀𝗵𝗶𝗽𝘀 &amp; 𝗣𝗹𝗮𝗰𝗲𝗺𝗲𝗻𝘁 𝗦𝘂𝗽𝗽𝗼𝗿𝘁 for every participant! 💼✨</w:t>
+      </w:r>
+    </w:p>
+    <w:p>
+      <w:r>
+        <w:t xml:space="preserve">Submit your application here:</w:t>
       </w:r>
     </w:p>
     <w:p>
@@ -783,7 +1103,17 @@
     </w:p>
     <w:p>
       <w:r>
-        <w:t xml:space="preserve">Registration is now open for the 3D Asset Design Contest powered by AWS, Google Cloud, and IBM. There is a $50,000 prize pool on the line, with awards presented by Akon and Sonu Sood. Register here:</w:t>
+        <w:t xml:space="preserve">🚀 𝗚𝗟𝗢𝗕𝗔𝗟 𝗧𝗔𝗟𝗘𝗡𝗧 𝗛𝗨𝗡𝗧 𝟮𝟬𝟮𝟲 is LIVE! 🚀</w:t>
+      </w:r>
+    </w:p>
+    <w:p>
+      <w:r>
+        <w:t xml:space="preserve">Registration is now open for the 3D Asset Design Contest powered by AWS, Google Cloud, and IBM. Compete for a massive 🏆 ₹𝟱𝟬 𝗟𝗔𝗞𝗛𝗦 prize pool and unlock 𝗔𝘀𝘀𝘂𝗿𝗲𝗱 𝗜𝗻𝘁𝗲𝗿𝗻𝘀𝗵𝗶𝗽𝘀 &amp; 𝗣𝗹𝗮𝗰𝗲𝗺𝗲𝗻𝘁 𝗦𝘂𝗽𝗽𝗼𝗿𝘁 for every participant! 💼✨</w:t>
+      </w:r>
+    </w:p>
+    <w:p>
+      <w:r>
+        <w:t xml:space="preserve">Register here:</w:t>
       </w:r>
     </w:p>
     <w:p>
@@ -805,7 +1135,17 @@
     </w:p>
     <w:p>
       <w:r>
-        <w:t xml:space="preserve">Applications are live for the Digital Character Design Contest powered by AWS, Google Cloud, and IBM. The prize pool is $50,000, and winners will be awarded by Akon and Sonu Sood. Apply here:</w:t>
+        <w:t xml:space="preserve">🚀 𝗚𝗟𝗢𝗕𝗔𝗟 𝗧𝗔𝗟𝗘𝗡𝗧 𝗛𝗨𝗡𝗧 𝟮𝟬𝟮𝟲 is LIVE! 🚀</w:t>
+      </w:r>
+    </w:p>
+    <w:p>
+      <w:r>
+        <w:t xml:space="preserve">Applications are live for the Digital Character Design Contest powered by AWS, Google Cloud, and IBM. Compete for a massive 🏆 ₹𝟱𝟬 𝗟𝗔𝗞𝗛𝗦 prize pool and unlock 𝗔𝘀𝘀𝘂𝗿𝗲𝗱 𝗜𝗻𝘁𝗲𝗿𝗻𝘀𝗵𝗶𝗽𝘀 &amp; 𝗣𝗹𝗮𝗰𝗲𝗺𝗲𝗻𝘁 𝗦𝘂𝗽𝗽𝗼𝗿𝘁 for every participant! 💼✨</w:t>
+      </w:r>
+    </w:p>
+    <w:p>
+      <w:r>
+        <w:t xml:space="preserve">Apply here:</w:t>
       </w:r>
     </w:p>
     <w:p>
@@ -827,7 +1167,17 @@
     </w:p>
     <w:p>
       <w:r>
-        <w:t xml:space="preserve">The Web Experience Design Contest powered by AWS, Google Cloud, and IBM is now accepting applications. Compete for a $50,000 prize pool, with winners awarded by Akon and Sonu Sood. Enter here:</w:t>
+        <w:t xml:space="preserve">🚀 𝗚𝗟𝗢𝗕𝗔𝗟 𝗧𝗔𝗟𝗘𝗡𝗧 𝗛𝗨𝗡𝗧 𝟮𝟬𝟮𝟲 is LIVE! 🚀</w:t>
+      </w:r>
+    </w:p>
+    <w:p>
+      <w:r>
+        <w:t xml:space="preserve">The Web Experience Design Contest powered by AWS, Google Cloud, and IBM is now accepting applications. Compete for a massive 🏆 ₹𝟱𝟬 𝗟𝗔𝗞𝗛𝗦 prize pool and unlock 𝗔𝘀𝘀𝘂𝗿𝗲𝗱 𝗜𝗻𝘁𝗲𝗿𝗻𝘀𝗵𝗶𝗽𝘀 &amp; 𝗣𝗹𝗮𝗰𝗲𝗺𝗲𝗻𝘁 𝗦𝘂𝗽𝗽𝗼𝗿𝘁 for every participant! 💼✨</w:t>
+      </w:r>
+    </w:p>
+    <w:p>
+      <w:r>
+        <w:t xml:space="preserve">Enter here:</w:t>
       </w:r>
     </w:p>
     <w:p>
@@ -849,7 +1199,17 @@
     </w:p>
     <w:p>
       <w:r>
-        <w:t xml:space="preserve">Enter the AI Education Innovation Contest powered by AWS, Google Cloud, and IBM. There is a $50,000 prize pool, and winners are awarded by Akon and Sonu Sood. Secure your entry here:</w:t>
+        <w:t xml:space="preserve">🚀 𝗚𝗟𝗢𝗕𝗔𝗟 𝗧𝗔𝗟𝗘𝗡𝗧 𝗛𝗨𝗡𝗧 𝟮𝟬𝟮𝟲 is LIVE! 🚀</w:t>
+      </w:r>
+    </w:p>
+    <w:p>
+      <w:r>
+        <w:t xml:space="preserve">Enter the AI Education Innovation Contest powered by AWS, Google Cloud, and IBM. Compete for a massive 🏆 ₹𝟱𝟬 𝗟𝗔𝗞𝗛𝗦 prize pool and unlock 𝗔𝘀𝘀𝘂𝗿𝗲𝗱 𝗜𝗻𝘁𝗲𝗿𝗻𝘀𝗵𝗶𝗽𝘀 &amp; 𝗣𝗹𝗮𝗰𝗲𝗺𝗲𝗻𝘁 𝗦𝘂𝗽𝗽𝗼𝗿𝘁 for every participant! 💼✨</w:t>
+      </w:r>
+    </w:p>
+    <w:p>
+      <w:r>
+        <w:t xml:space="preserve">Secure your entry here:</w:t>
       </w:r>
     </w:p>
     <w:p>
@@ -880,7 +1240,17 @@
     </w:p>
     <w:p>
       <w:r>
-        <w:t xml:space="preserve">Secure your spot for the AI Innovation Contest powered by AWS, Google Cloud, and IBM. The $50,000 prize pool is live, and winners will be awarded by Akon and Sonu Sood. Apply here:</w:t>
+        <w:t xml:space="preserve">🚀 𝗚𝗟𝗢𝗕𝗔𝗟 𝗧𝗔𝗟𝗘𝗡𝗧 𝗛𝗨𝗡𝗧 𝟮𝟬𝟮𝟲 is LIVE! 🚀</w:t>
+      </w:r>
+    </w:p>
+    <w:p>
+      <w:r>
+        <w:t xml:space="preserve">Secure your spot for the AI Innovation Contest powered by AWS, Google Cloud, and IBM. Compete for a massive 🏆 ₹𝟱𝟬 𝗟𝗔𝗞𝗛𝗦 prize pool and unlock 𝗔𝘀𝘀𝘂𝗿𝗲𝗱 𝗜𝗻𝘁𝗲𝗿𝗻𝘀𝗵𝗶𝗽𝘀 &amp; 𝗣𝗹𝗮𝗰𝗲𝗺𝗲𝗻𝘁 𝗦𝘂𝗽𝗽𝗼𝗿𝘁 for every participant! 💼✨</w:t>
+      </w:r>
+    </w:p>
+    <w:p>
+      <w:r>
+        <w:t xml:space="preserve">Don't miss out. Apply here:</w:t>
       </w:r>
     </w:p>
     <w:p>
@@ -902,7 +1272,17 @@
     </w:p>
     <w:p>
       <w:r>
-        <w:t xml:space="preserve">The Career Accelerator Contest powered by AWS, Google Cloud, and IBM is officially open. Compete for the $50,000 prize pool and an award from Akon and Sonu Sood. Submit your application here:</w:t>
+        <w:t xml:space="preserve">🚀 𝗚𝗟𝗢𝗕𝗔𝗟 𝗧𝗔𝗟𝗘𝗡𝗧 𝗛𝗨𝗡𝗧 𝟮𝟬𝟮𝟲 is LIVE! 🚀</w:t>
+      </w:r>
+    </w:p>
+    <w:p>
+      <w:r>
+        <w:t xml:space="preserve">The Career Accelerator Contest powered by AWS, Google Cloud, and IBM is officially open. Compete for a massive 🏆 ₹𝟱𝟬 𝗟𝗔𝗞𝗛𝗦 prize pool and unlock 𝗔𝘀𝘀𝘂𝗿𝗲𝗱 𝗜𝗻𝘁𝗲𝗿𝗻𝘀𝗵𝗶𝗽𝘀 &amp; 𝗣𝗹𝗮𝗰𝗲𝗺𝗲𝗻𝘁 𝗦𝘂𝗽𝗽𝗼𝗿𝘁 for every participant! 💼✨</w:t>
+      </w:r>
+    </w:p>
+    <w:p>
+      <w:r>
+        <w:t xml:space="preserve">Submit your application here:</w:t>
       </w:r>
     </w:p>
     <w:p>
@@ -924,7 +1304,17 @@
     </w:p>
     <w:p>
       <w:r>
-        <w:t xml:space="preserve">Registration is now open for the 3D Asset Design Contest powered by AWS, Google Cloud, and IBM. There is a $50,000 prize pool on the line, with awards presented by Akon and Sonu Sood. Register here:</w:t>
+        <w:t xml:space="preserve">🚀 𝗚𝗟𝗢𝗕𝗔𝗟 𝗧𝗔𝗟𝗘𝗡𝗧 𝗛𝗨𝗡𝗧 𝟮𝟬𝟮𝟲 is LIVE! 🚀</w:t>
+      </w:r>
+    </w:p>
+    <w:p>
+      <w:r>
+        <w:t xml:space="preserve">Registration is now open for the 3D Asset Design Contest powered by AWS, Google Cloud, and IBM. Compete for a massive 🏆 ₹𝟱𝟬 𝗟𝗔𝗞𝗛𝗦 prize pool and unlock 𝗔𝘀𝘀𝘂𝗿𝗲𝗱 𝗜𝗻𝘁𝗲𝗿𝗻𝘀𝗵𝗶𝗽𝘀 &amp; 𝗣𝗹𝗮𝗰𝗲𝗺𝗲𝗻𝘁 𝗦𝘂𝗽𝗽𝗼𝗿𝘁 for every participant! 💼✨</w:t>
+      </w:r>
+    </w:p>
+    <w:p>
+      <w:r>
+        <w:t xml:space="preserve">Register here:</w:t>
       </w:r>
     </w:p>
     <w:p>
@@ -946,7 +1336,17 @@
     </w:p>
     <w:p>
       <w:r>
-        <w:t xml:space="preserve">Applications are live for the Digital Character Design Contest powered by AWS, Google Cloud, and IBM. The prize pool is $50,000, and winners will be awarded by Akon and Sonu Sood. Apply here:</w:t>
+        <w:t xml:space="preserve">🚀 𝗚𝗟𝗢𝗕𝗔𝗟 𝗧𝗔𝗟𝗘𝗡𝗧 𝗛𝗨𝗡𝗧 𝟮𝟬𝟮𝟲 is LIVE! 🚀</w:t>
+      </w:r>
+    </w:p>
+    <w:p>
+      <w:r>
+        <w:t xml:space="preserve">Applications are live for the Digital Character Design Contest powered by AWS, Google Cloud, and IBM. Compete for a massive 🏆 ₹𝟱𝟬 𝗟𝗔𝗞𝗛𝗦 prize pool and unlock 𝗔𝘀𝘀𝘂𝗿𝗲𝗱 𝗜𝗻𝘁𝗲𝗿𝗻𝘀𝗵𝗶𝗽𝘀 &amp; 𝗣𝗹𝗮𝗰𝗲𝗺𝗲𝗻𝘁 𝗦𝘂𝗽𝗽𝗼𝗿𝘁 for every participant! 💼✨</w:t>
+      </w:r>
+    </w:p>
+    <w:p>
+      <w:r>
+        <w:t xml:space="preserve">Apply here:</w:t>
       </w:r>
     </w:p>
     <w:p>
@@ -968,7 +1368,17 @@
     </w:p>
     <w:p>
       <w:r>
-        <w:t xml:space="preserve">The Web Experience Design Contest powered by AWS, Google Cloud, and IBM is now accepting applications. Compete for a $50,000 prize pool, with winners awarded by Akon and Sonu Sood. Enter here:</w:t>
+        <w:t xml:space="preserve">🚀 𝗚𝗟𝗢𝗕𝗔𝗟 𝗧𝗔𝗟𝗘𝗡𝗧 𝗛𝗨𝗡𝗧 𝟮𝟬𝟮𝟲 is LIVE! 🚀</w:t>
+      </w:r>
+    </w:p>
+    <w:p>
+      <w:r>
+        <w:t xml:space="preserve">The Web Experience Design Contest powered by AWS, Google Cloud, and IBM is now accepting applications. Compete for a massive 🏆 ₹𝟱𝟬 𝗟𝗔𝗞𝗛𝗦 prize pool and unlock 𝗔𝘀𝘀𝘂𝗿𝗲𝗱 𝗜𝗻𝘁𝗲𝗿𝗻𝘀𝗵𝗶𝗽𝘀 &amp; 𝗣𝗹𝗮𝗰𝗲𝗺𝗲𝗻𝘁 𝗦𝘂𝗽𝗽𝗼𝗿𝘁 for every participant! 💼✨</w:t>
+      </w:r>
+    </w:p>
+    <w:p>
+      <w:r>
+        <w:t xml:space="preserve">Enter here:</w:t>
       </w:r>
     </w:p>
     <w:p>
@@ -990,7 +1400,17 @@
     </w:p>
     <w:p>
       <w:r>
-        <w:t xml:space="preserve">Enter the AI Education Innovation Contest powered by AWS, Google Cloud, and IBM. There is a $50,000 prize pool, and winners are awarded by Akon and Sonu Sood. Secure your entry here:</w:t>
+        <w:t xml:space="preserve">🚀 𝗚𝗟𝗢𝗕𝗔𝗟 𝗧𝗔𝗟𝗘𝗡𝗧 𝗛𝗨𝗡𝗧 𝟮𝟬𝟮𝟲 is LIVE! 🚀</w:t>
+      </w:r>
+    </w:p>
+    <w:p>
+      <w:r>
+        <w:t xml:space="preserve">Enter the AI Education Innovation Contest powered by AWS, Google Cloud, and IBM. Compete for a massive 🏆 ₹𝟱𝟬 𝗟𝗔𝗞𝗛𝗦 prize pool and unlock 𝗔𝘀𝘀𝘂𝗿𝗲𝗱 𝗜𝗻𝘁𝗲𝗿𝗻𝘀𝗵𝗶𝗽𝘀 &amp; 𝗣𝗹𝗮𝗰𝗲𝗺𝗲𝗻𝘁 𝗦𝘂𝗽𝗽𝗼𝗿𝘁 for every participant! 💼✨</w:t>
+      </w:r>
+    </w:p>
+    <w:p>
+      <w:r>
+        <w:t xml:space="preserve">Secure your entry here:</w:t>
       </w:r>
     </w:p>
     <w:p>
@@ -1021,7 +1441,17 @@
     </w:p>
     <w:p>
       <w:r>
-        <w:t xml:space="preserve">Secure your spot for the AI Innovation Contest powered by AWS, Google Cloud, and IBM. The $50,000 prize pool is live, and winners will be awarded by Akon and Sonu Sood. Apply here:</w:t>
+        <w:t xml:space="preserve">🚀 𝗚𝗟𝗢𝗕𝗔𝗟 𝗧𝗔𝗟𝗘𝗡𝗧 𝗛𝗨𝗡𝗧 𝟮𝟬𝟮𝟲 is LIVE! 🚀</w:t>
+      </w:r>
+    </w:p>
+    <w:p>
+      <w:r>
+        <w:t xml:space="preserve">Secure your spot for the AI Innovation Contest powered by AWS, Google Cloud, and IBM. Compete for a massive 🏆 ₹𝟱𝟬 𝗟𝗔𝗞𝗛𝗦 prize pool and unlock 𝗔𝘀𝘀𝘂𝗿𝗲𝗱 𝗜𝗻𝘁𝗲𝗿𝗻𝘀𝗵𝗶𝗽𝘀 &amp; 𝗣𝗹𝗮𝗰𝗲𝗺𝗲𝗻𝘁 𝗦𝘂𝗽𝗽𝗼𝗿𝘁 for every participant! 💼✨</w:t>
+      </w:r>
+    </w:p>
+    <w:p>
+      <w:r>
+        <w:t xml:space="preserve">Don't miss out. Apply here:</w:t>
       </w:r>
     </w:p>
     <w:p>
@@ -1043,7 +1473,17 @@
     </w:p>
     <w:p>
       <w:r>
-        <w:t xml:space="preserve">The Career Accelerator Contest powered by AWS, Google Cloud, and IBM is officially open. Compete for the $50,000 prize pool and an award from Akon and Sonu Sood. Submit your application here:</w:t>
+        <w:t xml:space="preserve">🚀 𝗚𝗟𝗢𝗕𝗔𝗟 𝗧𝗔𝗟𝗘𝗡𝗧 𝗛𝗨𝗡𝗧 𝟮𝟬𝟮𝟲 is LIVE! 🚀</w:t>
+      </w:r>
+    </w:p>
+    <w:p>
+      <w:r>
+        <w:t xml:space="preserve">The Career Accelerator Contest powered by AWS, Google Cloud, and IBM is officially open. Compete for a massive 🏆 ₹𝟱𝟬 𝗟𝗔𝗞𝗛𝗦 prize pool and unlock 𝗔𝘀𝘀𝘂𝗿𝗲𝗱 𝗜𝗻𝘁𝗲𝗿𝗻𝘀𝗵𝗶𝗽𝘀 &amp; 𝗣𝗹𝗮𝗰𝗲𝗺𝗲𝗻𝘁 𝗦𝘂𝗽𝗽𝗼𝗿𝘁 for every participant! 💼✨</w:t>
+      </w:r>
+    </w:p>
+    <w:p>
+      <w:r>
+        <w:t xml:space="preserve">Submit your application here:</w:t>
       </w:r>
     </w:p>
     <w:p>
@@ -1065,7 +1505,17 @@
     </w:p>
     <w:p>
       <w:r>
-        <w:t xml:space="preserve">Registration is now open for the 3D Asset Design Contest powered by AWS, Google Cloud, and IBM. There is a $50,000 prize pool on the line, with awards presented by Akon and Sonu Sood. Register here:</w:t>
+        <w:t xml:space="preserve">🚀 𝗚𝗟𝗢𝗕𝗔𝗟 𝗧𝗔𝗟𝗘𝗡𝗧 𝗛𝗨𝗡𝗧 𝟮𝟬𝟮𝟲 is LIVE! 🚀</w:t>
+      </w:r>
+    </w:p>
+    <w:p>
+      <w:r>
+        <w:t xml:space="preserve">Registration is now open for the 3D Asset Design Contest powered by AWS, Google Cloud, and IBM. Compete for a massive 🏆 ₹𝟱𝟬 𝗟𝗔𝗞𝗛𝗦 prize pool and unlock 𝗔𝘀𝘀𝘂𝗿𝗲𝗱 𝗜𝗻𝘁𝗲𝗿𝗻𝘀𝗵𝗶𝗽𝘀 &amp; 𝗣𝗹𝗮𝗰𝗲𝗺𝗲𝗻𝘁 𝗦𝘂𝗽𝗽𝗼𝗿𝘁 for every participant! 💼✨</w:t>
+      </w:r>
+    </w:p>
+    <w:p>
+      <w:r>
+        <w:t xml:space="preserve">Register here:</w:t>
       </w:r>
     </w:p>
     <w:p>
@@ -1087,7 +1537,17 @@
     </w:p>
     <w:p>
       <w:r>
-        <w:t xml:space="preserve">Applications are live for the Digital Character Design Contest powered by AWS, Google Cloud, and IBM. The prize pool is $50,000, and winners will be awarded by Akon and Sonu Sood. Apply here:</w:t>
+        <w:t xml:space="preserve">🚀 𝗚𝗟𝗢𝗕𝗔𝗟 𝗧𝗔𝗟𝗘𝗡𝗧 𝗛𝗨𝗡𝗧 𝟮𝟬𝟮𝟲 is LIVE! 🚀</w:t>
+      </w:r>
+    </w:p>
+    <w:p>
+      <w:r>
+        <w:t xml:space="preserve">Applications are live for the Digital Character Design Contest powered by AWS, Google Cloud, and IBM. Compete for a massive 🏆 ₹𝟱𝟬 𝗟𝗔𝗞𝗛𝗦 prize pool and unlock 𝗔𝘀𝘀𝘂𝗿𝗲𝗱 𝗜𝗻𝘁𝗲𝗿𝗻𝘀𝗵𝗶𝗽𝘀 &amp; 𝗣𝗹𝗮𝗰𝗲𝗺𝗲𝗻𝘁 𝗦𝘂𝗽𝗽𝗼𝗿𝘁 for every participant! 💼✨</w:t>
+      </w:r>
+    </w:p>
+    <w:p>
+      <w:r>
+        <w:t xml:space="preserve">Apply here:</w:t>
       </w:r>
     </w:p>
     <w:p>
@@ -1109,7 +1569,17 @@
     </w:p>
     <w:p>
       <w:r>
-        <w:t xml:space="preserve">The Web Experience Design Contest powered by AWS, Google Cloud, and IBM is now accepting applications. Compete for a $50,000 prize pool, with winners awarded by Akon and Sonu Sood. Enter here:</w:t>
+        <w:t xml:space="preserve">🚀 𝗚𝗟𝗢𝗕𝗔𝗟 𝗧𝗔𝗟𝗘𝗡𝗧 𝗛𝗨𝗡𝗧 𝟮𝟬𝟮𝟲 is LIVE! 🚀</w:t>
+      </w:r>
+    </w:p>
+    <w:p>
+      <w:r>
+        <w:t xml:space="preserve">The Web Experience Design Contest powered by AWS, Google Cloud, and IBM is now accepting applications. Compete for a massive 🏆 ₹𝟱𝟬 𝗟𝗔𝗞𝗛𝗦 prize pool and unlock 𝗔𝘀𝘀𝘂𝗿𝗲𝗱 𝗜𝗻𝘁𝗲𝗿𝗻𝘀𝗵𝗶𝗽𝘀 &amp; 𝗣𝗹𝗮𝗰𝗲𝗺𝗲𝗻𝘁 𝗦𝘂𝗽𝗽𝗼𝗿𝘁 for every participant! 💼✨</w:t>
+      </w:r>
+    </w:p>
+    <w:p>
+      <w:r>
+        <w:t xml:space="preserve">Enter here:</w:t>
       </w:r>
     </w:p>
     <w:p>
@@ -1131,7 +1601,17 @@
     </w:p>
     <w:p>
       <w:r>
-        <w:t xml:space="preserve">Enter the AI Education Innovation Contest powered by AWS, Google Cloud, and IBM. There is a $50,000 prize pool, and winners are awarded by Akon and Sonu Sood. Secure your entry here:</w:t>
+        <w:t xml:space="preserve">🚀 𝗚𝗟𝗢𝗕𝗔𝗟 𝗧𝗔𝗟𝗘𝗡𝗧 𝗛𝗨𝗡𝗧 𝟮𝟬𝟮𝟲 is LIVE! 🚀</w:t>
+      </w:r>
+    </w:p>
+    <w:p>
+      <w:r>
+        <w:t xml:space="preserve">Enter the AI Education Innovation Contest powered by AWS, Google Cloud, and IBM. Compete for a massive 🏆 ₹𝟱𝟬 𝗟𝗔𝗞𝗛𝗦 prize pool and unlock 𝗔𝘀𝘀𝘂𝗿𝗲𝗱 𝗜𝗻𝘁𝗲𝗿𝗻𝘀𝗵𝗶𝗽𝘀 &amp; 𝗣𝗹𝗮𝗰𝗲𝗺𝗲𝗻𝘁 𝗦𝘂𝗽𝗽𝗼𝗿𝘁 for every participant! 💼✨</w:t>
+      </w:r>
+    </w:p>
+    <w:p>
+      <w:r>
+        <w:t xml:space="preserve">Secure your entry here:</w:t>
       </w:r>
     </w:p>
     <w:p>
@@ -1162,7 +1642,17 @@
     </w:p>
     <w:p>
       <w:r>
-        <w:t xml:space="preserve">Secure your spot for the AI Innovation Contest powered by AWS, Google Cloud, and IBM. The $50,000 prize pool is live, and winners will be awarded by Akon and Sonu Sood. Apply here:</w:t>
+        <w:t xml:space="preserve">🚀 𝗚𝗟𝗢𝗕𝗔𝗟 𝗧𝗔𝗟𝗘𝗡𝗧 𝗛𝗨𝗡𝗧 𝟮𝟬𝟮𝟲 is LIVE! 🚀</w:t>
+      </w:r>
+    </w:p>
+    <w:p>
+      <w:r>
+        <w:t xml:space="preserve">Secure your spot for the AI Innovation Contest powered by AWS, Google Cloud, and IBM. Compete for a massive 🏆 ₹𝟱𝟬 𝗟𝗔𝗞𝗛𝗦 prize pool and unlock 𝗔𝘀𝘀𝘂𝗿𝗲𝗱 𝗜𝗻𝘁𝗲𝗿𝗻𝘀𝗵𝗶𝗽𝘀 &amp; 𝗣𝗹𝗮𝗰𝗲𝗺𝗲𝗻𝘁 𝗦𝘂𝗽𝗽𝗼𝗿𝘁 for every participant! 💼✨</w:t>
+      </w:r>
+    </w:p>
+    <w:p>
+      <w:r>
+        <w:t xml:space="preserve">Don't miss out. Apply here:</w:t>
       </w:r>
     </w:p>
     <w:p>
@@ -1184,7 +1674,17 @@
     </w:p>
     <w:p>
       <w:r>
-        <w:t xml:space="preserve">The Career Accelerator Contest powered by AWS, Google Cloud, and IBM is officially open. Compete for the $50,000 prize pool and an award from Akon and Sonu Sood. Submit your application here:</w:t>
+        <w:t xml:space="preserve">🚀 𝗚𝗟𝗢𝗕𝗔𝗟 𝗧𝗔𝗟𝗘𝗡𝗧 𝗛𝗨𝗡𝗧 𝟮𝟬𝟮𝟲 is LIVE! 🚀</w:t>
+      </w:r>
+    </w:p>
+    <w:p>
+      <w:r>
+        <w:t xml:space="preserve">The Career Accelerator Contest powered by AWS, Google Cloud, and IBM is officially open. Compete for a massive 🏆 ₹𝟱𝟬 𝗟𝗔𝗞𝗛𝗦 prize pool and unlock 𝗔𝘀𝘀𝘂𝗿𝗲𝗱 𝗜𝗻𝘁𝗲𝗿𝗻𝘀𝗵𝗶𝗽𝘀 &amp; 𝗣𝗹𝗮𝗰𝗲𝗺𝗲𝗻𝘁 𝗦𝘂𝗽𝗽𝗼𝗿𝘁 for every participant! 💼✨</w:t>
+      </w:r>
+    </w:p>
+    <w:p>
+      <w:r>
+        <w:t xml:space="preserve">Submit your application here:</w:t>
       </w:r>
     </w:p>
     <w:p>
@@ -1206,7 +1706,17 @@
     </w:p>
     <w:p>
       <w:r>
-        <w:t xml:space="preserve">Registration is now open for the 3D Asset Design Contest powered by AWS, Google Cloud, and IBM. There is a $50,000 prize pool on the line, with awards presented by Akon and Sonu Sood. Register here:</w:t>
+        <w:t xml:space="preserve">🚀 𝗚𝗟𝗢𝗕𝗔𝗟 𝗧𝗔𝗟𝗘𝗡𝗧 𝗛𝗨𝗡𝗧 𝟮𝟬𝟮𝟲 is LIVE! 🚀</w:t>
+      </w:r>
+    </w:p>
+    <w:p>
+      <w:r>
+        <w:t xml:space="preserve">Registration is now open for the 3D Asset Design Contest powered by AWS, Google Cloud, and IBM. Compete for a massive 🏆 ₹𝟱𝟬 𝗟𝗔𝗞𝗛𝗦 prize pool and unlock 𝗔𝘀𝘀𝘂𝗿𝗲𝗱 𝗜𝗻𝘁𝗲𝗿𝗻𝘀𝗵𝗶𝗽𝘀 &amp; 𝗣𝗹𝗮𝗰𝗲𝗺𝗲𝗻𝘁 𝗦𝘂𝗽𝗽𝗼𝗿𝘁 for every participant! 💼✨</w:t>
+      </w:r>
+    </w:p>
+    <w:p>
+      <w:r>
+        <w:t xml:space="preserve">Register here:</w:t>
       </w:r>
     </w:p>
     <w:p>
@@ -1228,7 +1738,17 @@
     </w:p>
     <w:p>
       <w:r>
-        <w:t xml:space="preserve">Applications are live for the Digital Character Design Contest powered by AWS, Google Cloud, and IBM. The prize pool is $50,000, and winners will be awarded by Akon and Sonu Sood. Apply here:</w:t>
+        <w:t xml:space="preserve">🚀 𝗚𝗟𝗢𝗕𝗔𝗟 𝗧𝗔𝗟𝗘𝗡𝗧 𝗛𝗨𝗡𝗧 𝟮𝟬𝟮𝟲 is LIVE! 🚀</w:t>
+      </w:r>
+    </w:p>
+    <w:p>
+      <w:r>
+        <w:t xml:space="preserve">Applications are live for the Digital Character Design Contest powered by AWS, Google Cloud, and IBM. Compete for a massive 🏆 ₹𝟱𝟬 𝗟𝗔𝗞𝗛𝗦 prize pool and unlock 𝗔𝘀𝘀𝘂𝗿𝗲𝗱 𝗜𝗻𝘁𝗲𝗿𝗻𝘀𝗵𝗶𝗽𝘀 &amp; 𝗣𝗹𝗮𝗰𝗲𝗺𝗲𝗻𝘁 𝗦𝘂𝗽𝗽𝗼𝗿𝘁 for every participant! 💼✨</w:t>
+      </w:r>
+    </w:p>
+    <w:p>
+      <w:r>
+        <w:t xml:space="preserve">Apply here:</w:t>
       </w:r>
     </w:p>
     <w:p>
@@ -1250,7 +1770,17 @@
     </w:p>
     <w:p>
       <w:r>
-        <w:t xml:space="preserve">The Web Experience Design Contest powered by AWS, Google Cloud, and IBM is now accepting applications. Compete for a $50,000 prize pool, with winners awarded by Akon and Sonu Sood. Enter here:</w:t>
+        <w:t xml:space="preserve">🚀 𝗚𝗟𝗢𝗕𝗔𝗟 𝗧𝗔𝗟𝗘𝗡𝗧 𝗛𝗨𝗡𝗧 𝟮𝟬𝟮𝟲 is LIVE! 🚀</w:t>
+      </w:r>
+    </w:p>
+    <w:p>
+      <w:r>
+        <w:t xml:space="preserve">The Web Experience Design Contest powered by AWS, Google Cloud, and IBM is now accepting applications. Compete for a massive 🏆 ₹𝟱𝟬 𝗟𝗔𝗞𝗛𝗦 prize pool and unlock 𝗔𝘀𝘀𝘂𝗿𝗲𝗱 𝗜𝗻𝘁𝗲𝗿𝗻𝘀𝗵𝗶𝗽𝘀 &amp; 𝗣𝗹𝗮𝗰𝗲𝗺𝗲𝗻𝘁 𝗦𝘂𝗽𝗽𝗼𝗿𝘁 for every participant! 💼✨</w:t>
+      </w:r>
+    </w:p>
+    <w:p>
+      <w:r>
+        <w:t xml:space="preserve">Enter here:</w:t>
       </w:r>
     </w:p>
     <w:p>
@@ -1272,7 +1802,17 @@
     </w:p>
     <w:p>
       <w:r>
-        <w:t xml:space="preserve">Enter the AI Education Innovation Contest powered by AWS, Google Cloud, and IBM. There is a $50,000 prize pool, and winners are awarded by Akon and Sonu Sood. Secure your entry here:</w:t>
+        <w:t xml:space="preserve">🚀 𝗚𝗟𝗢𝗕𝗔𝗟 𝗧𝗔𝗟𝗘𝗡𝗧 𝗛𝗨𝗡𝗧 𝟮𝟬𝟮𝟲 is LIVE! 🚀</w:t>
+      </w:r>
+    </w:p>
+    <w:p>
+      <w:r>
+        <w:t xml:space="preserve">Enter the AI Education Innovation Contest powered by AWS, Google Cloud, and IBM. Compete for a massive 🏆 ₹𝟱𝟬 𝗟𝗔𝗞𝗛𝗦 prize pool and unlock 𝗔𝘀𝘀𝘂𝗿𝗲𝗱 𝗜𝗻𝘁𝗲𝗿𝗻𝘀𝗵𝗶𝗽𝘀 &amp; 𝗣𝗹𝗮𝗰𝗲𝗺𝗲𝗻𝘁 𝗦𝘂𝗽𝗽𝗼𝗿𝘁 for every participant! 💼✨</w:t>
+      </w:r>
+    </w:p>
+    <w:p>
+      <w:r>
+        <w:t xml:space="preserve">Secure your entry here:</w:t>
       </w:r>
     </w:p>
     <w:p>
@@ -1303,7 +1843,17 @@
     </w:p>
     <w:p>
       <w:r>
-        <w:t xml:space="preserve">Secure your spot for the AI Innovation Contest powered by AWS, Google Cloud, and IBM. The $50,000 prize pool is live, and winners will be awarded by Akon and Sonu Sood. Apply here:</w:t>
+        <w:t xml:space="preserve">🚀 𝗚𝗟𝗢𝗕𝗔𝗟 𝗧𝗔𝗟𝗘𝗡𝗧 𝗛𝗨𝗡𝗧 𝟮𝟬𝟮𝟲 is LIVE! 🚀</w:t>
+      </w:r>
+    </w:p>
+    <w:p>
+      <w:r>
+        <w:t xml:space="preserve">Secure your spot for the AI Innovation Contest powered by AWS, Google Cloud, and IBM. Compete for a massive 🏆 ₹𝟱𝟬 𝗟𝗔𝗞𝗛𝗦 prize pool and unlock 𝗔𝘀𝘀𝘂𝗿𝗲𝗱 𝗜𝗻𝘁𝗲𝗿𝗻𝘀𝗵𝗶𝗽𝘀 &amp; 𝗣𝗹𝗮𝗰𝗲𝗺𝗲𝗻𝘁 𝗦𝘂𝗽𝗽𝗼𝗿𝘁 for every participant! 💼✨</w:t>
+      </w:r>
+    </w:p>
+    <w:p>
+      <w:r>
+        <w:t xml:space="preserve">Don't miss out. Apply here:</w:t>
       </w:r>
     </w:p>
     <w:p>
@@ -1325,7 +1875,17 @@
     </w:p>
     <w:p>
       <w:r>
-        <w:t xml:space="preserve">The Career Accelerator Contest powered by AWS, Google Cloud, and IBM is officially open. Compete for the $50,000 prize pool and an award from Akon and Sonu Sood. Submit your application here:</w:t>
+        <w:t xml:space="preserve">🚀 𝗚𝗟𝗢𝗕𝗔𝗟 𝗧𝗔𝗟𝗘𝗡𝗧 𝗛𝗨𝗡𝗧 𝟮𝟬𝟮𝟲 is LIVE! 🚀</w:t>
+      </w:r>
+    </w:p>
+    <w:p>
+      <w:r>
+        <w:t xml:space="preserve">The Career Accelerator Contest powered by AWS, Google Cloud, and IBM is officially open. Compete for a massive 🏆 ₹𝟱𝟬 𝗟𝗔𝗞𝗛𝗦 prize pool and unlock 𝗔𝘀𝘀𝘂𝗿𝗲𝗱 𝗜𝗻𝘁𝗲𝗿𝗻𝘀𝗵𝗶𝗽𝘀 &amp; 𝗣𝗹𝗮𝗰𝗲𝗺𝗲𝗻𝘁 𝗦𝘂𝗽𝗽𝗼𝗿𝘁 for every participant! 💼✨</w:t>
+      </w:r>
+    </w:p>
+    <w:p>
+      <w:r>
+        <w:t xml:space="preserve">Submit your application here:</w:t>
       </w:r>
     </w:p>
     <w:p>
@@ -1347,7 +1907,17 @@
     </w:p>
     <w:p>
       <w:r>
-        <w:t xml:space="preserve">Registration is now open for the 3D Asset Design Contest powered by AWS, Google Cloud, and IBM. There is a $50,000 prize pool on the line, with awards presented by Akon and Sonu Sood. Register here:</w:t>
+        <w:t xml:space="preserve">🚀 𝗚𝗟𝗢𝗕𝗔𝗟 𝗧𝗔𝗟𝗘𝗡𝗧 𝗛𝗨𝗡𝗧 𝟮𝟬𝟮𝟲 is LIVE! 🚀</w:t>
+      </w:r>
+    </w:p>
+    <w:p>
+      <w:r>
+        <w:t xml:space="preserve">Registration is now open for the 3D Asset Design Contest powered by AWS, Google Cloud, and IBM. Compete for a massive 🏆 ₹𝟱𝟬 𝗟𝗔𝗞𝗛𝗦 prize pool and unlock 𝗔𝘀𝘀𝘂𝗿𝗲𝗱 𝗜𝗻𝘁𝗲𝗿𝗻𝘀𝗵𝗶𝗽𝘀 &amp; 𝗣𝗹𝗮𝗰𝗲𝗺𝗲𝗻𝘁 𝗦𝘂𝗽𝗽𝗼𝗿𝘁 for every participant! 💼✨</w:t>
+      </w:r>
+    </w:p>
+    <w:p>
+      <w:r>
+        <w:t xml:space="preserve">Register here:</w:t>
       </w:r>
     </w:p>
     <w:p>
@@ -1369,7 +1939,17 @@
     </w:p>
     <w:p>
       <w:r>
-        <w:t xml:space="preserve">Applications are live for the Digital Character Design Contest powered by AWS, Google Cloud, and IBM. The prize pool is $50,000, and winners will be awarded by Akon and Sonu Sood. Apply here:</w:t>
+        <w:t xml:space="preserve">🚀 𝗚𝗟𝗢𝗕𝗔𝗟 𝗧𝗔𝗟𝗘𝗡𝗧 𝗛𝗨𝗡𝗧 𝟮𝟬𝟮𝟲 is LIVE! 🚀</w:t>
+      </w:r>
+    </w:p>
+    <w:p>
+      <w:r>
+        <w:t xml:space="preserve">Applications are live for the Digital Character Design Contest powered by AWS, Google Cloud, and IBM. Compete for a massive 🏆 ₹𝟱𝟬 𝗟𝗔𝗞𝗛𝗦 prize pool and unlock 𝗔𝘀𝘀𝘂𝗿𝗲𝗱 𝗜𝗻𝘁𝗲𝗿𝗻𝘀𝗵𝗶𝗽𝘀 &amp; 𝗣𝗹𝗮𝗰𝗲𝗺𝗲𝗻𝘁 𝗦𝘂𝗽𝗽𝗼𝗿𝘁 for every participant! 💼✨</w:t>
+      </w:r>
+    </w:p>
+    <w:p>
+      <w:r>
+        <w:t xml:space="preserve">Apply here:</w:t>
       </w:r>
     </w:p>
     <w:p>
@@ -1391,7 +1971,17 @@
     </w:p>
     <w:p>
       <w:r>
-        <w:t xml:space="preserve">The Web Experience Design Contest powered by AWS, Google Cloud, and IBM is now accepting applications. Compete for a $50,000 prize pool, with winners awarded by Akon and Sonu Sood. Enter here:</w:t>
+        <w:t xml:space="preserve">🚀 𝗚𝗟𝗢𝗕𝗔𝗟 𝗧𝗔𝗟𝗘𝗡𝗧 𝗛𝗨𝗡𝗧 𝟮𝟬𝟮𝟲 is LIVE! 🚀</w:t>
+      </w:r>
+    </w:p>
+    <w:p>
+      <w:r>
+        <w:t xml:space="preserve">The Web Experience Design Contest powered by AWS, Google Cloud, and IBM is now accepting applications. Compete for a massive 🏆 ₹𝟱𝟬 𝗟𝗔𝗞𝗛𝗦 prize pool and unlock 𝗔𝘀𝘀𝘂𝗿𝗲𝗱 𝗜𝗻𝘁𝗲𝗿𝗻𝘀𝗵𝗶𝗽𝘀 &amp; 𝗣𝗹𝗮𝗰𝗲𝗺𝗲𝗻𝘁 𝗦𝘂𝗽𝗽𝗼𝗿𝘁 for every participant! 💼✨</w:t>
+      </w:r>
+    </w:p>
+    <w:p>
+      <w:r>
+        <w:t xml:space="preserve">Enter here:</w:t>
       </w:r>
     </w:p>
     <w:p>
@@ -1413,7 +2003,17 @@
     </w:p>
     <w:p>
       <w:r>
-        <w:t xml:space="preserve">Enter the AI Education Innovation Contest powered by AWS, Google Cloud, and IBM. There is a $50,000 prize pool, and winners are awarded by Akon and Sonu Sood. Secure your entry here:</w:t>
+        <w:t xml:space="preserve">🚀 𝗚𝗟𝗢𝗕𝗔𝗟 𝗧𝗔𝗟𝗘𝗡𝗧 𝗛𝗨𝗡𝗧 𝟮𝟬𝟮𝟲 is LIVE! 🚀</w:t>
+      </w:r>
+    </w:p>
+    <w:p>
+      <w:r>
+        <w:t xml:space="preserve">Enter the AI Education Innovation Contest powered by AWS, Google Cloud, and IBM. Compete for a massive 🏆 ₹𝟱𝟬 𝗟𝗔𝗞𝗛𝗦 prize pool and unlock 𝗔𝘀𝘀𝘂𝗿𝗲𝗱 𝗜𝗻𝘁𝗲𝗿𝗻𝘀𝗵𝗶𝗽𝘀 &amp; 𝗣𝗹𝗮𝗰𝗲𝗺𝗲𝗻𝘁 𝗦𝘂𝗽𝗽𝗼𝗿𝘁 for every participant! 💼✨</w:t>
+      </w:r>
+    </w:p>
+    <w:p>
+      <w:r>
+        <w:t xml:space="preserve">Secure your entry here:</w:t>
       </w:r>
     </w:p>
     <w:p>

--- a/Generated_Posters/WhatsApp_Promos.docx
+++ b/Generated_Posters/WhatsApp_Promos.docx
@@ -34,17 +34,17 @@
     </w:p>
     <w:p>
       <w:r>
-        <w:t xml:space="preserve">🚀 𝗚𝗟𝗢𝗕𝗔𝗟 𝗧𝗔𝗟𝗘𝗡𝗧 𝗛𝗨𝗡𝗧 𝟮𝟬𝟮𝟲 is LIVE! 🚀</w:t>
-      </w:r>
-    </w:p>
-    <w:p>
-      <w:r>
-        <w:t xml:space="preserve">Secure your spot for the AI Innovation Contest powered by AWS, Google Cloud, and IBM. Compete for a massive 🏆 ₹𝟱𝟬 𝗟𝗔𝗞𝗛𝗦 prize pool and unlock 𝗔𝘀𝘀𝘂𝗿𝗲𝗱 𝗜𝗻𝘁𝗲𝗿𝗻𝘀𝗵𝗶𝗽𝘀 &amp; 𝗣𝗹𝗮𝗰𝗲𝗺𝗲𝗻𝘁 𝗦𝘂𝗽𝗽𝗼𝗿𝘁 for every participant! 💼✨</w:t>
-      </w:r>
-    </w:p>
-    <w:p>
-      <w:r>
-        <w:t xml:space="preserve">Don't miss out. Apply here:</w:t>
+        <w:t xml:space="preserve">𝗚𝗟𝗢𝗕𝗔𝗟 𝗧𝗔𝗟𝗘𝗡𝗧 𝗛𝗨𝗡𝗧 𝟮𝟬𝟮𝟲 🌏 is LIVE! </w:t>
+      </w:r>
+    </w:p>
+    <w:p>
+      <w:r>
+        <w:t xml:space="preserve">Enter the AI Innovation Contest powered by AWS, Google Cloud, and IBM. Compete for a massive 🏆 ₹𝟱𝟬 𝗟𝗔𝗞𝗛𝗦 prize pool and unlock 𝗔𝘀𝘀𝘂𝗿𝗲𝗱 𝗜𝗻𝘁𝗲𝗿𝗻𝘀𝗵𝗶𝗽𝘀 &amp; 𝗣𝗹𝗮𝗰𝗲𝗺𝗲𝗻𝘁 𝗦𝘂𝗽𝗽𝗼𝗿𝘁 for every participant! 💼✨</w:t>
+      </w:r>
+    </w:p>
+    <w:p>
+      <w:r>
+        <w:t xml:space="preserve">Secure your entry here:</w:t>
       </w:r>
     </w:p>
     <w:p>
@@ -66,17 +66,17 @@
     </w:p>
     <w:p>
       <w:r>
-        <w:t xml:space="preserve">🚀 𝗚𝗟𝗢𝗕𝗔𝗟 𝗧𝗔𝗟𝗘𝗡𝗧 𝗛𝗨𝗡𝗧 𝟮𝟬𝟮𝟲 is LIVE! 🚀</w:t>
-      </w:r>
-    </w:p>
-    <w:p>
-      <w:r>
-        <w:t xml:space="preserve">The Career Accelerator Contest powered by AWS, Google Cloud, and IBM is officially open. Compete for a massive 🏆 ₹𝟱𝟬 𝗟𝗔𝗞𝗛𝗦 prize pool and unlock 𝗔𝘀𝘀𝘂𝗿𝗲𝗱 𝗜𝗻𝘁𝗲𝗿𝗻𝘀𝗵𝗶𝗽𝘀 &amp; 𝗣𝗹𝗮𝗰𝗲𝗺𝗲𝗻𝘁 𝗦𝘂𝗽𝗽𝗼𝗿𝘁 for every participant! 💼✨</w:t>
-      </w:r>
-    </w:p>
-    <w:p>
-      <w:r>
-        <w:t xml:space="preserve">Submit your application here:</w:t>
+        <w:t xml:space="preserve">𝗚𝗟𝗢𝗕𝗔𝗟 𝗧𝗔𝗟𝗘𝗡𝗧 𝗛𝗨𝗡𝗧 𝟮𝟬𝟮𝟲 🌏 is LIVE! </w:t>
+      </w:r>
+    </w:p>
+    <w:p>
+      <w:r>
+        <w:t xml:space="preserve">Enter the Career Accelerator Contest powered by AWS, Google Cloud, and IBM. Compete for a massive 🏆 ₹𝟱𝟬 𝗟𝗔𝗞𝗛𝗦 prize pool and unlock 𝗔𝘀𝘀𝘂𝗿𝗲𝗱 𝗜𝗻𝘁𝗲𝗿𝗻𝘀𝗵𝗶𝗽𝘀 &amp; 𝗣𝗹𝗮𝗰𝗲𝗺𝗲𝗻𝘁 𝗦𝘂𝗽𝗽𝗼𝗿𝘁 for every participant! 💼✨</w:t>
+      </w:r>
+    </w:p>
+    <w:p>
+      <w:r>
+        <w:t xml:space="preserve">Secure your entry here:</w:t>
       </w:r>
     </w:p>
     <w:p>
@@ -98,17 +98,17 @@
     </w:p>
     <w:p>
       <w:r>
-        <w:t xml:space="preserve">🚀 𝗚𝗟𝗢𝗕𝗔𝗟 𝗧𝗔𝗟𝗘𝗡𝗧 𝗛𝗨𝗡𝗧 𝟮𝟬𝟮𝟲 is LIVE! 🚀</w:t>
-      </w:r>
-    </w:p>
-    <w:p>
-      <w:r>
-        <w:t xml:space="preserve">Registration is now open for the 3D Asset Design Contest powered by AWS, Google Cloud, and IBM. Compete for a massive 🏆 ₹𝟱𝟬 𝗟𝗔𝗞𝗛𝗦 prize pool and unlock 𝗔𝘀𝘀𝘂𝗿𝗲𝗱 𝗜𝗻𝘁𝗲𝗿𝗻𝘀𝗵𝗶𝗽𝘀 &amp; 𝗣𝗹𝗮𝗰𝗲𝗺𝗲𝗻𝘁 𝗦𝘂𝗽𝗽𝗼𝗿𝘁 for every participant! 💼✨</w:t>
-      </w:r>
-    </w:p>
-    <w:p>
-      <w:r>
-        <w:t xml:space="preserve">Register here:</w:t>
+        <w:t xml:space="preserve">𝗚𝗟𝗢𝗕𝗔𝗟 𝗧𝗔𝗟𝗘𝗡𝗧 𝗛𝗨𝗡𝗧 𝟮𝟬𝟮𝟲 🌏 is LIVE! </w:t>
+      </w:r>
+    </w:p>
+    <w:p>
+      <w:r>
+        <w:t xml:space="preserve">Enter the 3D Asset Design Contest powered by AWS, Google Cloud, and IBM. Compete for a massive 🏆 ₹𝟱𝟬 𝗟𝗔𝗞𝗛𝗦 prize pool and unlock 𝗔𝘀𝘀𝘂𝗿𝗲𝗱 𝗜𝗻𝘁𝗲𝗿𝗻𝘀𝗵𝗶𝗽𝘀 &amp; 𝗣𝗹𝗮𝗰𝗲𝗺𝗲𝗻𝘁 𝗦𝘂𝗽𝗽𝗼𝗿𝘁 for every participant! 💼✨</w:t>
+      </w:r>
+    </w:p>
+    <w:p>
+      <w:r>
+        <w:t xml:space="preserve">Secure your entry here:</w:t>
       </w:r>
     </w:p>
     <w:p>
@@ -130,17 +130,17 @@
     </w:p>
     <w:p>
       <w:r>
-        <w:t xml:space="preserve">🚀 𝗚𝗟𝗢𝗕𝗔𝗟 𝗧𝗔𝗟𝗘𝗡𝗧 𝗛𝗨𝗡𝗧 𝟮𝟬𝟮𝟲 is LIVE! 🚀</w:t>
-      </w:r>
-    </w:p>
-    <w:p>
-      <w:r>
-        <w:t xml:space="preserve">Applications are live for the Digital Character Design Contest powered by AWS, Google Cloud, and IBM. Compete for a massive 🏆 ₹𝟱𝟬 𝗟𝗔𝗞𝗛𝗦 prize pool and unlock 𝗔𝘀𝘀𝘂𝗿𝗲𝗱 𝗜𝗻𝘁𝗲𝗿𝗻𝘀𝗵𝗶𝗽𝘀 &amp; 𝗣𝗹𝗮𝗰𝗲𝗺𝗲𝗻𝘁 𝗦𝘂𝗽𝗽𝗼𝗿𝘁 for every participant! 💼✨</w:t>
-      </w:r>
-    </w:p>
-    <w:p>
-      <w:r>
-        <w:t xml:space="preserve">Apply here:</w:t>
+        <w:t xml:space="preserve">𝗚𝗟𝗢𝗕𝗔𝗟 𝗧𝗔𝗟𝗘𝗡𝗧 𝗛𝗨𝗡𝗧 𝟮𝟬𝟮𝟲 🌏 is LIVE! </w:t>
+      </w:r>
+    </w:p>
+    <w:p>
+      <w:r>
+        <w:t xml:space="preserve">Enter the Digital Character Design Contest powered by AWS, Google Cloud, and IBM. Compete for a massive 🏆 ₹𝟱𝟬 𝗟𝗔𝗞𝗛𝗦 prize pool and unlock 𝗔𝘀𝘀𝘂𝗿𝗲𝗱 𝗜𝗻𝘁𝗲𝗿𝗻𝘀𝗵𝗶𝗽𝘀 &amp; 𝗣𝗹𝗮𝗰𝗲𝗺𝗲𝗻𝘁 𝗦𝘂𝗽𝗽𝗼𝗿𝘁 for every participant! 💼✨</w:t>
+      </w:r>
+    </w:p>
+    <w:p>
+      <w:r>
+        <w:t xml:space="preserve">Secure your entry here:</w:t>
       </w:r>
     </w:p>
     <w:p>
@@ -162,17 +162,17 @@
     </w:p>
     <w:p>
       <w:r>
-        <w:t xml:space="preserve">🚀 𝗚𝗟𝗢𝗕𝗔𝗟 𝗧𝗔𝗟𝗘𝗡𝗧 𝗛𝗨𝗡𝗧 𝟮𝟬𝟮𝟲 is LIVE! 🚀</w:t>
-      </w:r>
-    </w:p>
-    <w:p>
-      <w:r>
-        <w:t xml:space="preserve">The Web Experience Design Contest powered by AWS, Google Cloud, and IBM is now accepting applications. Compete for a massive 🏆 ₹𝟱𝟬 𝗟𝗔𝗞𝗛𝗦 prize pool and unlock 𝗔𝘀𝘀𝘂𝗿𝗲𝗱 𝗜𝗻𝘁𝗲𝗿𝗻𝘀𝗵𝗶𝗽𝘀 &amp; 𝗣𝗹𝗮𝗰𝗲𝗺𝗲𝗻𝘁 𝗦𝘂𝗽𝗽𝗼𝗿𝘁 for every participant! 💼✨</w:t>
-      </w:r>
-    </w:p>
-    <w:p>
-      <w:r>
-        <w:t xml:space="preserve">Enter here:</w:t>
+        <w:t xml:space="preserve">𝗚𝗟𝗢𝗕𝗔𝗟 𝗧𝗔𝗟𝗘𝗡𝗧 𝗛𝗨𝗡𝗧 𝟮𝟬𝟮𝟲 🌏 is LIVE! </w:t>
+      </w:r>
+    </w:p>
+    <w:p>
+      <w:r>
+        <w:t xml:space="preserve">Enter the Web Experience Design Contest powered by AWS, Google Cloud, and IBM. Compete for a massive 🏆 ₹𝟱𝟬 𝗟𝗔𝗞𝗛𝗦 prize pool and unlock 𝗔𝘀𝘀𝘂𝗿𝗲𝗱 𝗜𝗻𝘁𝗲𝗿𝗻𝘀𝗵𝗶𝗽𝘀 &amp; 𝗣𝗹𝗮𝗰𝗲𝗺𝗲𝗻𝘁 𝗦𝘂𝗽𝗽𝗼𝗿𝘁 for every participant! 💼✨</w:t>
+      </w:r>
+    </w:p>
+    <w:p>
+      <w:r>
+        <w:t xml:space="preserve">Secure your entry here:</w:t>
       </w:r>
     </w:p>
     <w:p>
@@ -194,7 +194,7 @@
     </w:p>
     <w:p>
       <w:r>
-        <w:t xml:space="preserve">🚀 𝗚𝗟𝗢𝗕𝗔𝗟 𝗧𝗔𝗟𝗘𝗡𝗧 𝗛𝗨𝗡𝗧 𝟮𝟬𝟮𝟲 is LIVE! 🚀</w:t>
+        <w:t xml:space="preserve">𝗚𝗟𝗢𝗕𝗔𝗟 𝗧𝗔𝗟𝗘𝗡𝗧 𝗛𝗨𝗡𝗧 𝟮𝟬𝟮𝟲 🌏 is LIVE! </w:t>
       </w:r>
     </w:p>
     <w:p>
@@ -235,17 +235,17 @@
     </w:p>
     <w:p>
       <w:r>
-        <w:t xml:space="preserve">🚀 𝗚𝗟𝗢𝗕𝗔𝗟 𝗧𝗔𝗟𝗘𝗡𝗧 𝗛𝗨𝗡𝗧 𝟮𝟬𝟮𝟲 is LIVE! 🚀</w:t>
-      </w:r>
-    </w:p>
-    <w:p>
-      <w:r>
-        <w:t xml:space="preserve">Secure your spot for the AI Innovation Contest powered by AWS, Google Cloud, and IBM. Compete for a massive 🏆 ₹𝟱𝟬 𝗟𝗔𝗞𝗛𝗦 prize pool and unlock 𝗔𝘀𝘀𝘂𝗿𝗲𝗱 𝗜𝗻𝘁𝗲𝗿𝗻𝘀𝗵𝗶𝗽𝘀 &amp; 𝗣𝗹𝗮𝗰𝗲𝗺𝗲𝗻𝘁 𝗦𝘂𝗽𝗽𝗼𝗿𝘁 for every participant! 💼✨</w:t>
-      </w:r>
-    </w:p>
-    <w:p>
-      <w:r>
-        <w:t xml:space="preserve">Don't miss out. Apply here:</w:t>
+        <w:t xml:space="preserve">𝗚𝗟𝗢𝗕𝗔𝗟 𝗧𝗔𝗟𝗘𝗡𝗧 𝗛𝗨𝗡𝗧 𝟮𝟬𝟮𝟲 🌏 is LIVE! </w:t>
+      </w:r>
+    </w:p>
+    <w:p>
+      <w:r>
+        <w:t xml:space="preserve">Enter the AI Innovation Contest powered by AWS, Google Cloud, and IBM. Compete for a massive 🏆 ₹𝟱𝟬 𝗟𝗔𝗞𝗛𝗦 prize pool and unlock 𝗔𝘀𝘀𝘂𝗿𝗲𝗱 𝗜𝗻𝘁𝗲𝗿𝗻𝘀𝗵𝗶𝗽𝘀 &amp; 𝗣𝗹𝗮𝗰𝗲𝗺𝗲𝗻𝘁 𝗦𝘂𝗽𝗽𝗼𝗿𝘁 for every participant! 💼✨</w:t>
+      </w:r>
+    </w:p>
+    <w:p>
+      <w:r>
+        <w:t xml:space="preserve">Secure your entry here:</w:t>
       </w:r>
     </w:p>
     <w:p>
@@ -267,17 +267,17 @@
     </w:p>
     <w:p>
       <w:r>
-        <w:t xml:space="preserve">🚀 𝗚𝗟𝗢𝗕𝗔𝗟 𝗧𝗔𝗟𝗘𝗡𝗧 𝗛𝗨𝗡𝗧 𝟮𝟬𝟮𝟲 is LIVE! 🚀</w:t>
-      </w:r>
-    </w:p>
-    <w:p>
-      <w:r>
-        <w:t xml:space="preserve">The Career Accelerator Contest powered by AWS, Google Cloud, and IBM is officially open. Compete for a massive 🏆 ₹𝟱𝟬 𝗟𝗔𝗞𝗛𝗦 prize pool and unlock 𝗔𝘀𝘀𝘂𝗿𝗲𝗱 𝗜𝗻𝘁𝗲𝗿𝗻𝘀𝗵𝗶𝗽𝘀 &amp; 𝗣𝗹𝗮𝗰𝗲𝗺𝗲𝗻𝘁 𝗦𝘂𝗽𝗽𝗼𝗿𝘁 for every participant! 💼✨</w:t>
-      </w:r>
-    </w:p>
-    <w:p>
-      <w:r>
-        <w:t xml:space="preserve">Submit your application here:</w:t>
+        <w:t xml:space="preserve">𝗚𝗟𝗢𝗕𝗔𝗟 𝗧𝗔𝗟𝗘𝗡𝗧 𝗛𝗨𝗡𝗧 𝟮𝟬𝟮𝟲 🌏 is LIVE! </w:t>
+      </w:r>
+    </w:p>
+    <w:p>
+      <w:r>
+        <w:t xml:space="preserve">Enter the Career Accelerator Contest powered by AWS, Google Cloud, and IBM. Compete for a massive 🏆 ₹𝟱𝟬 𝗟𝗔𝗞𝗛𝗦 prize pool and unlock 𝗔𝘀𝘀𝘂𝗿𝗲𝗱 𝗜𝗻𝘁𝗲𝗿𝗻𝘀𝗵𝗶𝗽𝘀 &amp; 𝗣𝗹𝗮𝗰𝗲𝗺𝗲𝗻𝘁 𝗦𝘂𝗽𝗽𝗼𝗿𝘁 for every participant! 💼✨</w:t>
+      </w:r>
+    </w:p>
+    <w:p>
+      <w:r>
+        <w:t xml:space="preserve">Secure your entry here:</w:t>
       </w:r>
     </w:p>
     <w:p>
@@ -299,17 +299,17 @@
     </w:p>
     <w:p>
       <w:r>
-        <w:t xml:space="preserve">🚀 𝗚𝗟𝗢𝗕𝗔𝗟 𝗧𝗔𝗟𝗘𝗡𝗧 𝗛𝗨𝗡𝗧 𝟮𝟬𝟮𝟲 is LIVE! 🚀</w:t>
-      </w:r>
-    </w:p>
-    <w:p>
-      <w:r>
-        <w:t xml:space="preserve">Registration is now open for the 3D Asset Design Contest powered by AWS, Google Cloud, and IBM. Compete for a massive 🏆 ₹𝟱𝟬 𝗟𝗔𝗞𝗛𝗦 prize pool and unlock 𝗔𝘀𝘀𝘂𝗿𝗲𝗱 𝗜𝗻𝘁𝗲𝗿𝗻𝘀𝗵𝗶𝗽𝘀 &amp; 𝗣𝗹𝗮𝗰𝗲𝗺𝗲𝗻𝘁 𝗦𝘂𝗽𝗽𝗼𝗿𝘁 for every participant! 💼✨</w:t>
-      </w:r>
-    </w:p>
-    <w:p>
-      <w:r>
-        <w:t xml:space="preserve">Register here:</w:t>
+        <w:t xml:space="preserve">𝗚𝗟𝗢𝗕𝗔𝗟 𝗧𝗔𝗟𝗘𝗡𝗧 𝗛𝗨𝗡𝗧 𝟮𝟬𝟮𝟲 🌏 is LIVE! </w:t>
+      </w:r>
+    </w:p>
+    <w:p>
+      <w:r>
+        <w:t xml:space="preserve">Enter the 3D Asset Design Contest powered by AWS, Google Cloud, and IBM. Compete for a massive 🏆 ₹𝟱𝟬 𝗟𝗔𝗞𝗛𝗦 prize pool and unlock 𝗔𝘀𝘀𝘂𝗿𝗲𝗱 𝗜𝗻𝘁𝗲𝗿𝗻𝘀𝗵𝗶𝗽𝘀 &amp; 𝗣𝗹𝗮𝗰𝗲𝗺𝗲𝗻𝘁 𝗦𝘂𝗽𝗽𝗼𝗿𝘁 for every participant! 💼✨</w:t>
+      </w:r>
+    </w:p>
+    <w:p>
+      <w:r>
+        <w:t xml:space="preserve">Secure your entry here:</w:t>
       </w:r>
     </w:p>
     <w:p>
@@ -331,17 +331,17 @@
     </w:p>
     <w:p>
       <w:r>
-        <w:t xml:space="preserve">🚀 𝗚𝗟𝗢𝗕𝗔𝗟 𝗧𝗔𝗟𝗘𝗡𝗧 𝗛𝗨𝗡𝗧 𝟮𝟬𝟮𝟲 is LIVE! 🚀</w:t>
-      </w:r>
-    </w:p>
-    <w:p>
-      <w:r>
-        <w:t xml:space="preserve">Applications are live for the Digital Character Design Contest powered by AWS, Google Cloud, and IBM. Compete for a massive 🏆 ₹𝟱𝟬 𝗟𝗔𝗞𝗛𝗦 prize pool and unlock 𝗔𝘀𝘀𝘂𝗿𝗲𝗱 𝗜𝗻𝘁𝗲𝗿𝗻𝘀𝗵𝗶𝗽𝘀 &amp; 𝗣𝗹𝗮𝗰𝗲𝗺𝗲𝗻𝘁 𝗦𝘂𝗽𝗽𝗼𝗿𝘁 for every participant! 💼✨</w:t>
-      </w:r>
-    </w:p>
-    <w:p>
-      <w:r>
-        <w:t xml:space="preserve">Apply here:</w:t>
+        <w:t xml:space="preserve">𝗚𝗟𝗢𝗕𝗔𝗟 𝗧𝗔𝗟𝗘𝗡𝗧 𝗛𝗨𝗡𝗧 𝟮𝟬𝟮𝟲 🌏 is LIVE! </w:t>
+      </w:r>
+    </w:p>
+    <w:p>
+      <w:r>
+        <w:t xml:space="preserve">Enter the Digital Character Design Contest powered by AWS, Google Cloud, and IBM. Compete for a massive 🏆 ₹𝟱𝟬 𝗟𝗔𝗞𝗛𝗦 prize pool and unlock 𝗔𝘀𝘀𝘂𝗿𝗲𝗱 𝗜𝗻𝘁𝗲𝗿𝗻𝘀𝗵𝗶𝗽𝘀 &amp; 𝗣𝗹𝗮𝗰𝗲𝗺𝗲𝗻𝘁 𝗦𝘂𝗽𝗽𝗼𝗿𝘁 for every participant! 💼✨</w:t>
+      </w:r>
+    </w:p>
+    <w:p>
+      <w:r>
+        <w:t xml:space="preserve">Secure your entry here:</w:t>
       </w:r>
     </w:p>
     <w:p>
@@ -363,17 +363,17 @@
     </w:p>
     <w:p>
       <w:r>
-        <w:t xml:space="preserve">🚀 𝗚𝗟𝗢𝗕𝗔𝗟 𝗧𝗔𝗟𝗘𝗡𝗧 𝗛𝗨𝗡𝗧 𝟮𝟬𝟮𝟲 is LIVE! 🚀</w:t>
-      </w:r>
-    </w:p>
-    <w:p>
-      <w:r>
-        <w:t xml:space="preserve">The Web Experience Design Contest powered by AWS, Google Cloud, and IBM is now accepting applications. Compete for a massive 🏆 ₹𝟱𝟬 𝗟𝗔𝗞𝗛𝗦 prize pool and unlock 𝗔𝘀𝘀𝘂𝗿𝗲𝗱 𝗜𝗻𝘁𝗲𝗿𝗻𝘀𝗵𝗶𝗽𝘀 &amp; 𝗣𝗹𝗮𝗰𝗲𝗺𝗲𝗻𝘁 𝗦𝘂𝗽𝗽𝗼𝗿𝘁 for every participant! 💼✨</w:t>
-      </w:r>
-    </w:p>
-    <w:p>
-      <w:r>
-        <w:t xml:space="preserve">Enter here:</w:t>
+        <w:t xml:space="preserve">𝗚𝗟𝗢𝗕𝗔𝗟 𝗧𝗔𝗟𝗘𝗡𝗧 𝗛𝗨𝗡𝗧 𝟮𝟬𝟮𝟲 🌏 is LIVE! </w:t>
+      </w:r>
+    </w:p>
+    <w:p>
+      <w:r>
+        <w:t xml:space="preserve">Enter the Web Experience Design Contest powered by AWS, Google Cloud, and IBM. Compete for a massive 🏆 ₹𝟱𝟬 𝗟𝗔𝗞𝗛𝗦 prize pool and unlock 𝗔𝘀𝘀𝘂𝗿𝗲𝗱 𝗜𝗻𝘁𝗲𝗿𝗻𝘀𝗵𝗶𝗽𝘀 &amp; 𝗣𝗹𝗮𝗰𝗲𝗺𝗲𝗻𝘁 𝗦𝘂𝗽𝗽𝗼𝗿𝘁 for every participant! 💼✨</w:t>
+      </w:r>
+    </w:p>
+    <w:p>
+      <w:r>
+        <w:t xml:space="preserve">Secure your entry here:</w:t>
       </w:r>
     </w:p>
     <w:p>
@@ -395,7 +395,7 @@
     </w:p>
     <w:p>
       <w:r>
-        <w:t xml:space="preserve">🚀 𝗚𝗟𝗢𝗕𝗔𝗟 𝗧𝗔𝗟𝗘𝗡𝗧 𝗛𝗨𝗡𝗧 𝟮𝟬𝟮𝟲 is LIVE! 🚀</w:t>
+        <w:t xml:space="preserve">𝗚𝗟𝗢𝗕𝗔𝗟 𝗧𝗔𝗟𝗘𝗡𝗧 𝗛𝗨𝗡𝗧 𝟮𝟬𝟮𝟲 🌏 is LIVE! </w:t>
       </w:r>
     </w:p>
     <w:p>
@@ -436,17 +436,17 @@
     </w:p>
     <w:p>
       <w:r>
-        <w:t xml:space="preserve">🚀 𝗚𝗟𝗢𝗕𝗔𝗟 𝗧𝗔𝗟𝗘𝗡𝗧 𝗛𝗨𝗡𝗧 𝟮𝟬𝟮𝟲 is LIVE! 🚀</w:t>
-      </w:r>
-    </w:p>
-    <w:p>
-      <w:r>
-        <w:t xml:space="preserve">Secure your spot for the AI Innovation Contest powered by AWS, Google Cloud, and IBM. Compete for a massive 🏆 ₹𝟱𝟬 𝗟𝗔𝗞𝗛𝗦 prize pool and unlock 𝗔𝘀𝘀𝘂𝗿𝗲𝗱 𝗜𝗻𝘁𝗲𝗿𝗻𝘀𝗵𝗶𝗽𝘀 &amp; 𝗣𝗹𝗮𝗰𝗲𝗺𝗲𝗻𝘁 𝗦𝘂𝗽𝗽𝗼𝗿𝘁 for every participant! 💼✨</w:t>
-      </w:r>
-    </w:p>
-    <w:p>
-      <w:r>
-        <w:t xml:space="preserve">Don't miss out. Apply here:</w:t>
+        <w:t xml:space="preserve">𝗚𝗟𝗢𝗕𝗔𝗟 𝗧𝗔𝗟𝗘𝗡𝗧 𝗛𝗨𝗡𝗧 𝟮𝟬𝟮𝟲 🌏 is LIVE! </w:t>
+      </w:r>
+    </w:p>
+    <w:p>
+      <w:r>
+        <w:t xml:space="preserve">Enter the AI Innovation Contest powered by AWS, Google Cloud, and IBM. Compete for a massive 🏆 ₹𝟱𝟬 𝗟𝗔𝗞𝗛𝗦 prize pool and unlock 𝗔𝘀𝘀𝘂𝗿𝗲𝗱 𝗜𝗻𝘁𝗲𝗿𝗻𝘀𝗵𝗶𝗽𝘀 &amp; 𝗣𝗹𝗮𝗰𝗲𝗺𝗲𝗻𝘁 𝗦𝘂𝗽𝗽𝗼𝗿𝘁 for every participant! 💼✨</w:t>
+      </w:r>
+    </w:p>
+    <w:p>
+      <w:r>
+        <w:t xml:space="preserve">Secure your entry here:</w:t>
       </w:r>
     </w:p>
     <w:p>
@@ -468,17 +468,17 @@
     </w:p>
     <w:p>
       <w:r>
-        <w:t xml:space="preserve">🚀 𝗚𝗟𝗢𝗕𝗔𝗟 𝗧𝗔𝗟𝗘𝗡𝗧 𝗛𝗨𝗡𝗧 𝟮𝟬𝟮𝟲 is LIVE! 🚀</w:t>
-      </w:r>
-    </w:p>
-    <w:p>
-      <w:r>
-        <w:t xml:space="preserve">The Career Accelerator Contest powered by AWS, Google Cloud, and IBM is officially open. Compete for a massive 🏆 ₹𝟱𝟬 𝗟𝗔𝗞𝗛𝗦 prize pool and unlock 𝗔𝘀𝘀𝘂𝗿𝗲𝗱 𝗜𝗻𝘁𝗲𝗿𝗻𝘀𝗵𝗶𝗽𝘀 &amp; 𝗣𝗹𝗮𝗰𝗲𝗺𝗲𝗻𝘁 𝗦𝘂𝗽𝗽𝗼𝗿𝘁 for every participant! 💼✨</w:t>
-      </w:r>
-    </w:p>
-    <w:p>
-      <w:r>
-        <w:t xml:space="preserve">Submit your application here:</w:t>
+        <w:t xml:space="preserve">𝗚𝗟𝗢𝗕𝗔𝗟 𝗧𝗔𝗟𝗘𝗡𝗧 𝗛𝗨𝗡𝗧 𝟮𝟬𝟮𝟲 🌏 is LIVE! </w:t>
+      </w:r>
+    </w:p>
+    <w:p>
+      <w:r>
+        <w:t xml:space="preserve">Enter the Career Accelerator Contest powered by AWS, Google Cloud, and IBM. Compete for a massive 🏆 ₹𝟱𝟬 𝗟𝗔𝗞𝗛𝗦 prize pool and unlock 𝗔𝘀𝘀𝘂𝗿𝗲𝗱 𝗜𝗻𝘁𝗲𝗿𝗻𝘀𝗵𝗶𝗽𝘀 &amp; 𝗣𝗹𝗮𝗰𝗲𝗺𝗲𝗻𝘁 𝗦𝘂𝗽𝗽𝗼𝗿𝘁 for every participant! 💼✨</w:t>
+      </w:r>
+    </w:p>
+    <w:p>
+      <w:r>
+        <w:t xml:space="preserve">Secure your entry here:</w:t>
       </w:r>
     </w:p>
     <w:p>
@@ -500,17 +500,17 @@
     </w:p>
     <w:p>
       <w:r>
-        <w:t xml:space="preserve">🚀 𝗚𝗟𝗢𝗕𝗔𝗟 𝗧𝗔𝗟𝗘𝗡𝗧 𝗛𝗨𝗡𝗧 𝟮𝟬𝟮𝟲 is LIVE! 🚀</w:t>
-      </w:r>
-    </w:p>
-    <w:p>
-      <w:r>
-        <w:t xml:space="preserve">Registration is now open for the 3D Asset Design Contest powered by AWS, Google Cloud, and IBM. Compete for a massive 🏆 ₹𝟱𝟬 𝗟𝗔𝗞𝗛𝗦 prize pool and unlock 𝗔𝘀𝘀𝘂𝗿𝗲𝗱 𝗜𝗻𝘁𝗲𝗿𝗻𝘀𝗵𝗶𝗽𝘀 &amp; 𝗣𝗹𝗮𝗰𝗲𝗺𝗲𝗻𝘁 𝗦𝘂𝗽𝗽𝗼𝗿𝘁 for every participant! 💼✨</w:t>
-      </w:r>
-    </w:p>
-    <w:p>
-      <w:r>
-        <w:t xml:space="preserve">Register here:</w:t>
+        <w:t xml:space="preserve">𝗚𝗟𝗢𝗕𝗔𝗟 𝗧𝗔𝗟𝗘𝗡𝗧 𝗛𝗨𝗡𝗧 𝟮𝟬𝟮𝟲 🌏 is LIVE! </w:t>
+      </w:r>
+    </w:p>
+    <w:p>
+      <w:r>
+        <w:t xml:space="preserve">Enter the 3D Asset Design Contest powered by AWS, Google Cloud, and IBM. Compete for a massive 🏆 ₹𝟱𝟬 𝗟𝗔𝗞𝗛𝗦 prize pool and unlock 𝗔𝘀𝘀𝘂𝗿𝗲𝗱 𝗜𝗻𝘁𝗲𝗿𝗻𝘀𝗵𝗶𝗽𝘀 &amp; 𝗣𝗹𝗮𝗰𝗲𝗺𝗲𝗻𝘁 𝗦𝘂𝗽𝗽𝗼𝗿𝘁 for every participant! 💼✨</w:t>
+      </w:r>
+    </w:p>
+    <w:p>
+      <w:r>
+        <w:t xml:space="preserve">Secure your entry here:</w:t>
       </w:r>
     </w:p>
     <w:p>
@@ -532,17 +532,17 @@
     </w:p>
     <w:p>
       <w:r>
-        <w:t xml:space="preserve">🚀 𝗚𝗟𝗢𝗕𝗔𝗟 𝗧𝗔𝗟𝗘𝗡𝗧 𝗛𝗨𝗡𝗧 𝟮𝟬𝟮𝟲 is LIVE! 🚀</w:t>
-      </w:r>
-    </w:p>
-    <w:p>
-      <w:r>
-        <w:t xml:space="preserve">Applications are live for the Digital Character Design Contest powered by AWS, Google Cloud, and IBM. Compete for a massive 🏆 ₹𝟱𝟬 𝗟𝗔𝗞𝗛𝗦 prize pool and unlock 𝗔𝘀𝘀𝘂𝗿𝗲𝗱 𝗜𝗻𝘁𝗲𝗿𝗻𝘀𝗵𝗶𝗽𝘀 &amp; 𝗣𝗹𝗮𝗰𝗲𝗺𝗲𝗻𝘁 𝗦𝘂𝗽𝗽𝗼𝗿𝘁 for every participant! 💼✨</w:t>
-      </w:r>
-    </w:p>
-    <w:p>
-      <w:r>
-        <w:t xml:space="preserve">Apply here:</w:t>
+        <w:t xml:space="preserve">𝗚𝗟𝗢𝗕𝗔𝗟 𝗧𝗔𝗟𝗘𝗡𝗧 𝗛𝗨𝗡𝗧 𝟮𝟬𝟮𝟲 🌏 is LIVE! </w:t>
+      </w:r>
+    </w:p>
+    <w:p>
+      <w:r>
+        <w:t xml:space="preserve">Enter the Digital Character Design Contest powered by AWS, Google Cloud, and IBM. Compete for a massive 🏆 ₹𝟱𝟬 𝗟𝗔𝗞𝗛𝗦 prize pool and unlock 𝗔𝘀𝘀𝘂𝗿𝗲𝗱 𝗜𝗻𝘁𝗲𝗿𝗻𝘀𝗵𝗶𝗽𝘀 &amp; 𝗣𝗹𝗮𝗰𝗲𝗺𝗲𝗻𝘁 𝗦𝘂𝗽𝗽𝗼𝗿𝘁 for every participant! 💼✨</w:t>
+      </w:r>
+    </w:p>
+    <w:p>
+      <w:r>
+        <w:t xml:space="preserve">Secure your entry here:</w:t>
       </w:r>
     </w:p>
     <w:p>
@@ -564,17 +564,17 @@
     </w:p>
     <w:p>
       <w:r>
-        <w:t xml:space="preserve">🚀 𝗚𝗟𝗢𝗕𝗔𝗟 𝗧𝗔𝗟𝗘𝗡𝗧 𝗛𝗨𝗡𝗧 𝟮𝟬𝟮𝟲 is LIVE! 🚀</w:t>
-      </w:r>
-    </w:p>
-    <w:p>
-      <w:r>
-        <w:t xml:space="preserve">The Web Experience Design Contest powered by AWS, Google Cloud, and IBM is now accepting applications. Compete for a massive 🏆 ₹𝟱𝟬 𝗟𝗔𝗞𝗛𝗦 prize pool and unlock 𝗔𝘀𝘀𝘂𝗿𝗲𝗱 𝗜𝗻𝘁𝗲𝗿𝗻𝘀𝗵𝗶𝗽𝘀 &amp; 𝗣𝗹𝗮𝗰𝗲𝗺𝗲𝗻𝘁 𝗦𝘂𝗽𝗽𝗼𝗿𝘁 for every participant! 💼✨</w:t>
-      </w:r>
-    </w:p>
-    <w:p>
-      <w:r>
-        <w:t xml:space="preserve">Enter here:</w:t>
+        <w:t xml:space="preserve">𝗚𝗟𝗢𝗕𝗔𝗟 𝗧𝗔𝗟𝗘𝗡𝗧 𝗛𝗨𝗡𝗧 𝟮𝟬𝟮𝟲 🌏 is LIVE! </w:t>
+      </w:r>
+    </w:p>
+    <w:p>
+      <w:r>
+        <w:t xml:space="preserve">Enter the Web Experience Design Contest powered by AWS, Google Cloud, and IBM. Compete for a massive 🏆 ₹𝟱𝟬 𝗟𝗔𝗞𝗛𝗦 prize pool and unlock 𝗔𝘀𝘀𝘂𝗿𝗲𝗱 𝗜𝗻𝘁𝗲𝗿𝗻𝘀𝗵𝗶𝗽𝘀 &amp; 𝗣𝗹𝗮𝗰𝗲𝗺𝗲𝗻𝘁 𝗦𝘂𝗽𝗽𝗼𝗿𝘁 for every participant! 💼✨</w:t>
+      </w:r>
+    </w:p>
+    <w:p>
+      <w:r>
+        <w:t xml:space="preserve">Secure your entry here:</w:t>
       </w:r>
     </w:p>
     <w:p>
@@ -596,7 +596,7 @@
     </w:p>
     <w:p>
       <w:r>
-        <w:t xml:space="preserve">🚀 𝗚𝗟𝗢𝗕𝗔𝗟 𝗧𝗔𝗟𝗘𝗡𝗧 𝗛𝗨𝗡𝗧 𝟮𝟬𝟮𝟲 is LIVE! 🚀</w:t>
+        <w:t xml:space="preserve">𝗚𝗟𝗢𝗕𝗔𝗟 𝗧𝗔𝗟𝗘𝗡𝗧 𝗛𝗨𝗡𝗧 𝟮𝟬𝟮𝟲 🌏 is LIVE! </w:t>
       </w:r>
     </w:p>
     <w:p>
@@ -637,17 +637,17 @@
     </w:p>
     <w:p>
       <w:r>
-        <w:t xml:space="preserve">🚀 𝗚𝗟𝗢𝗕𝗔𝗟 𝗧𝗔𝗟𝗘𝗡𝗧 𝗛𝗨𝗡𝗧 𝟮𝟬𝟮𝟲 is LIVE! 🚀</w:t>
-      </w:r>
-    </w:p>
-    <w:p>
-      <w:r>
-        <w:t xml:space="preserve">Secure your spot for the AI Innovation Contest powered by AWS, Google Cloud, and IBM. Compete for a massive 🏆 ₹𝟱𝟬 𝗟𝗔𝗞𝗛𝗦 prize pool and unlock 𝗔𝘀𝘀𝘂𝗿𝗲𝗱 𝗜𝗻𝘁𝗲𝗿𝗻𝘀𝗵𝗶𝗽𝘀 &amp; 𝗣𝗹𝗮𝗰𝗲𝗺𝗲𝗻𝘁 𝗦𝘂𝗽𝗽𝗼𝗿𝘁 for every participant! 💼✨</w:t>
-      </w:r>
-    </w:p>
-    <w:p>
-      <w:r>
-        <w:t xml:space="preserve">Don't miss out. Apply here:</w:t>
+        <w:t xml:space="preserve">𝗚𝗟𝗢𝗕𝗔𝗟 𝗧𝗔𝗟𝗘𝗡𝗧 𝗛𝗨𝗡𝗧 𝟮𝟬𝟮𝟲 🌏 is LIVE! </w:t>
+      </w:r>
+    </w:p>
+    <w:p>
+      <w:r>
+        <w:t xml:space="preserve">Enter the AI Innovation Contest powered by AWS, Google Cloud, and IBM. Compete for a massive 🏆 ₹𝟱𝟬 𝗟𝗔𝗞𝗛𝗦 prize pool and unlock 𝗔𝘀𝘀𝘂𝗿𝗲𝗱 𝗜𝗻𝘁𝗲𝗿𝗻𝘀𝗵𝗶𝗽𝘀 &amp; 𝗣𝗹𝗮𝗰𝗲𝗺𝗲𝗻𝘁 𝗦𝘂𝗽𝗽𝗼𝗿𝘁 for every participant! 💼✨</w:t>
+      </w:r>
+    </w:p>
+    <w:p>
+      <w:r>
+        <w:t xml:space="preserve">Secure your entry here:</w:t>
       </w:r>
     </w:p>
     <w:p>
@@ -669,17 +669,17 @@
     </w:p>
     <w:p>
       <w:r>
-        <w:t xml:space="preserve">🚀 𝗚𝗟𝗢𝗕𝗔𝗟 𝗧𝗔𝗟𝗘𝗡𝗧 𝗛𝗨𝗡𝗧 𝟮𝟬𝟮𝟲 is LIVE! 🚀</w:t>
-      </w:r>
-    </w:p>
-    <w:p>
-      <w:r>
-        <w:t xml:space="preserve">The Career Accelerator Contest powered by AWS, Google Cloud, and IBM is officially open. Compete for a massive 🏆 ₹𝟱𝟬 𝗟𝗔𝗞𝗛𝗦 prize pool and unlock 𝗔𝘀𝘀𝘂𝗿𝗲𝗱 𝗜𝗻𝘁𝗲𝗿𝗻𝘀𝗵𝗶𝗽𝘀 &amp; 𝗣𝗹𝗮𝗰𝗲𝗺𝗲𝗻𝘁 𝗦𝘂𝗽𝗽𝗼𝗿𝘁 for every participant! 💼✨</w:t>
-      </w:r>
-    </w:p>
-    <w:p>
-      <w:r>
-        <w:t xml:space="preserve">Submit your application here:</w:t>
+        <w:t xml:space="preserve">𝗚𝗟𝗢𝗕𝗔𝗟 𝗧𝗔𝗟𝗘𝗡𝗧 𝗛𝗨𝗡𝗧 𝟮𝟬𝟮𝟲 🌏 is LIVE! </w:t>
+      </w:r>
+    </w:p>
+    <w:p>
+      <w:r>
+        <w:t xml:space="preserve">Enter the Career Accelerator Contest powered by AWS, Google Cloud, and IBM. Compete for a massive 🏆 ₹𝟱𝟬 𝗟𝗔𝗞𝗛𝗦 prize pool and unlock 𝗔𝘀𝘀𝘂𝗿𝗲𝗱 𝗜𝗻𝘁𝗲𝗿𝗻𝘀𝗵𝗶𝗽𝘀 &amp; 𝗣𝗹𝗮𝗰𝗲𝗺𝗲𝗻𝘁 𝗦𝘂𝗽𝗽𝗼𝗿𝘁 for every participant! 💼✨</w:t>
+      </w:r>
+    </w:p>
+    <w:p>
+      <w:r>
+        <w:t xml:space="preserve">Secure your entry here:</w:t>
       </w:r>
     </w:p>
     <w:p>
@@ -701,17 +701,17 @@
     </w:p>
     <w:p>
       <w:r>
-        <w:t xml:space="preserve">🚀 𝗚𝗟𝗢𝗕𝗔𝗟 𝗧𝗔𝗟𝗘𝗡𝗧 𝗛𝗨𝗡𝗧 𝟮𝟬𝟮𝟲 is LIVE! 🚀</w:t>
-      </w:r>
-    </w:p>
-    <w:p>
-      <w:r>
-        <w:t xml:space="preserve">Registration is now open for the 3D Asset Design Contest powered by AWS, Google Cloud, and IBM. Compete for a massive 🏆 ₹𝟱𝟬 𝗟𝗔𝗞𝗛𝗦 prize pool and unlock 𝗔𝘀𝘀𝘂𝗿𝗲𝗱 𝗜𝗻𝘁𝗲𝗿𝗻𝘀𝗵𝗶𝗽𝘀 &amp; 𝗣𝗹𝗮𝗰𝗲𝗺𝗲𝗻𝘁 𝗦𝘂𝗽𝗽𝗼𝗿𝘁 for every participant! 💼✨</w:t>
-      </w:r>
-    </w:p>
-    <w:p>
-      <w:r>
-        <w:t xml:space="preserve">Register here:</w:t>
+        <w:t xml:space="preserve">𝗚𝗟𝗢𝗕𝗔𝗟 𝗧𝗔𝗟𝗘𝗡𝗧 𝗛𝗨𝗡𝗧 𝟮𝟬𝟮𝟲 🌏 is LIVE! </w:t>
+      </w:r>
+    </w:p>
+    <w:p>
+      <w:r>
+        <w:t xml:space="preserve">Enter the 3D Asset Design Contest powered by AWS, Google Cloud, and IBM. Compete for a massive 🏆 ₹𝟱𝟬 𝗟𝗔𝗞𝗛𝗦 prize pool and unlock 𝗔𝘀𝘀𝘂𝗿𝗲𝗱 𝗜𝗻𝘁𝗲𝗿𝗻𝘀𝗵𝗶𝗽𝘀 &amp; 𝗣𝗹𝗮𝗰𝗲𝗺𝗲𝗻𝘁 𝗦𝘂𝗽𝗽𝗼𝗿𝘁 for every participant! 💼✨</w:t>
+      </w:r>
+    </w:p>
+    <w:p>
+      <w:r>
+        <w:t xml:space="preserve">Secure your entry here:</w:t>
       </w:r>
     </w:p>
     <w:p>
@@ -733,17 +733,17 @@
     </w:p>
     <w:p>
       <w:r>
-        <w:t xml:space="preserve">🚀 𝗚𝗟𝗢𝗕𝗔𝗟 𝗧𝗔𝗟𝗘𝗡𝗧 𝗛𝗨𝗡𝗧 𝟮𝟬𝟮𝟲 is LIVE! 🚀</w:t>
-      </w:r>
-    </w:p>
-    <w:p>
-      <w:r>
-        <w:t xml:space="preserve">Applications are live for the Digital Character Design Contest powered by AWS, Google Cloud, and IBM. Compete for a massive 🏆 ₹𝟱𝟬 𝗟𝗔𝗞𝗛𝗦 prize pool and unlock 𝗔𝘀𝘀𝘂𝗿𝗲𝗱 𝗜𝗻𝘁𝗲𝗿𝗻𝘀𝗵𝗶𝗽𝘀 &amp; 𝗣𝗹𝗮𝗰𝗲𝗺𝗲𝗻𝘁 𝗦𝘂𝗽𝗽𝗼𝗿𝘁 for every participant! 💼✨</w:t>
-      </w:r>
-    </w:p>
-    <w:p>
-      <w:r>
-        <w:t xml:space="preserve">Apply here:</w:t>
+        <w:t xml:space="preserve">𝗚𝗟𝗢𝗕𝗔𝗟 𝗧𝗔𝗟𝗘𝗡𝗧 𝗛𝗨𝗡𝗧 𝟮𝟬𝟮𝟲 🌏 is LIVE! </w:t>
+      </w:r>
+    </w:p>
+    <w:p>
+      <w:r>
+        <w:t xml:space="preserve">Enter the Digital Character Design Contest powered by AWS, Google Cloud, and IBM. Compete for a massive 🏆 ₹𝟱𝟬 𝗟𝗔𝗞𝗛𝗦 prize pool and unlock 𝗔𝘀𝘀𝘂𝗿𝗲𝗱 𝗜𝗻𝘁𝗲𝗿𝗻𝘀𝗵𝗶𝗽𝘀 &amp; 𝗣𝗹𝗮𝗰𝗲𝗺𝗲𝗻𝘁 𝗦𝘂𝗽𝗽𝗼𝗿𝘁 for every participant! 💼✨</w:t>
+      </w:r>
+    </w:p>
+    <w:p>
+      <w:r>
+        <w:t xml:space="preserve">Secure your entry here:</w:t>
       </w:r>
     </w:p>
     <w:p>
@@ -765,17 +765,17 @@
     </w:p>
     <w:p>
       <w:r>
-        <w:t xml:space="preserve">🚀 𝗚𝗟𝗢𝗕𝗔𝗟 𝗧𝗔𝗟𝗘𝗡𝗧 𝗛𝗨𝗡𝗧 𝟮𝟬𝟮𝟲 is LIVE! 🚀</w:t>
-      </w:r>
-    </w:p>
-    <w:p>
-      <w:r>
-        <w:t xml:space="preserve">The Web Experience Design Contest powered by AWS, Google Cloud, and IBM is now accepting applications. Compete for a massive 🏆 ₹𝟱𝟬 𝗟𝗔𝗞𝗛𝗦 prize pool and unlock 𝗔𝘀𝘀𝘂𝗿𝗲𝗱 𝗜𝗻𝘁𝗲𝗿𝗻𝘀𝗵𝗶𝗽𝘀 &amp; 𝗣𝗹𝗮𝗰𝗲𝗺𝗲𝗻𝘁 𝗦𝘂𝗽𝗽𝗼𝗿𝘁 for every participant! 💼✨</w:t>
-      </w:r>
-    </w:p>
-    <w:p>
-      <w:r>
-        <w:t xml:space="preserve">Enter here:</w:t>
+        <w:t xml:space="preserve">𝗚𝗟𝗢𝗕𝗔𝗟 𝗧𝗔𝗟𝗘𝗡𝗧 𝗛𝗨𝗡𝗧 𝟮𝟬𝟮𝟲 🌏 is LIVE! </w:t>
+      </w:r>
+    </w:p>
+    <w:p>
+      <w:r>
+        <w:t xml:space="preserve">Enter the Web Experience Design Contest powered by AWS, Google Cloud, and IBM. Compete for a massive 🏆 ₹𝟱𝟬 𝗟𝗔𝗞𝗛𝗦 prize pool and unlock 𝗔𝘀𝘀𝘂𝗿𝗲𝗱 𝗜𝗻𝘁𝗲𝗿𝗻𝘀𝗵𝗶𝗽𝘀 &amp; 𝗣𝗹𝗮𝗰𝗲𝗺𝗲𝗻𝘁 𝗦𝘂𝗽𝗽𝗼𝗿𝘁 for every participant! 💼✨</w:t>
+      </w:r>
+    </w:p>
+    <w:p>
+      <w:r>
+        <w:t xml:space="preserve">Secure your entry here:</w:t>
       </w:r>
     </w:p>
     <w:p>
@@ -797,7 +797,7 @@
     </w:p>
     <w:p>
       <w:r>
-        <w:t xml:space="preserve">🚀 𝗚𝗟𝗢𝗕𝗔𝗟 𝗧𝗔𝗟𝗘𝗡𝗧 𝗛𝗨𝗡𝗧 𝟮𝟬𝟮𝟲 is LIVE! 🚀</w:t>
+        <w:t xml:space="preserve">𝗚𝗟𝗢𝗕𝗔𝗟 𝗧𝗔𝗟𝗘𝗡𝗧 𝗛𝗨𝗡𝗧 𝟮𝟬𝟮𝟲 🌏 is LIVE! </w:t>
       </w:r>
     </w:p>
     <w:p>
@@ -838,17 +838,17 @@
     </w:p>
     <w:p>
       <w:r>
-        <w:t xml:space="preserve">🚀 𝗚𝗟𝗢𝗕𝗔𝗟 𝗧𝗔𝗟𝗘𝗡𝗧 𝗛𝗨𝗡𝗧 𝟮𝟬𝟮𝟲 is LIVE! 🚀</w:t>
-      </w:r>
-    </w:p>
-    <w:p>
-      <w:r>
-        <w:t xml:space="preserve">Secure your spot for the AI Innovation Contest powered by AWS, Google Cloud, and IBM. Compete for a massive 🏆 ₹𝟱𝟬 𝗟𝗔𝗞𝗛𝗦 prize pool and unlock 𝗔𝘀𝘀𝘂𝗿𝗲𝗱 𝗜𝗻𝘁𝗲𝗿𝗻𝘀𝗵𝗶𝗽𝘀 &amp; 𝗣𝗹𝗮𝗰𝗲𝗺𝗲𝗻𝘁 𝗦𝘂𝗽𝗽𝗼𝗿𝘁 for every participant! 💼✨</w:t>
-      </w:r>
-    </w:p>
-    <w:p>
-      <w:r>
-        <w:t xml:space="preserve">Don't miss out. Apply here:</w:t>
+        <w:t xml:space="preserve">𝗚𝗟𝗢𝗕𝗔𝗟 𝗧𝗔𝗟𝗘𝗡𝗧 𝗛𝗨𝗡𝗧 𝟮𝟬𝟮𝟲 🌏 is LIVE! </w:t>
+      </w:r>
+    </w:p>
+    <w:p>
+      <w:r>
+        <w:t xml:space="preserve">Enter the AI Innovation Contest powered by AWS, Google Cloud, and IBM. Compete for a massive 🏆 ₹𝟱𝟬 𝗟𝗔𝗞𝗛𝗦 prize pool and unlock 𝗔𝘀𝘀𝘂𝗿𝗲𝗱 𝗜𝗻𝘁𝗲𝗿𝗻𝘀𝗵𝗶𝗽𝘀 &amp; 𝗣𝗹𝗮𝗰𝗲𝗺𝗲𝗻𝘁 𝗦𝘂𝗽𝗽𝗼𝗿𝘁 for every participant! 💼✨</w:t>
+      </w:r>
+    </w:p>
+    <w:p>
+      <w:r>
+        <w:t xml:space="preserve">Secure your entry here:</w:t>
       </w:r>
     </w:p>
     <w:p>
@@ -870,17 +870,17 @@
     </w:p>
     <w:p>
       <w:r>
-        <w:t xml:space="preserve">🚀 𝗚𝗟𝗢𝗕𝗔𝗟 𝗧𝗔𝗟𝗘𝗡𝗧 𝗛𝗨𝗡𝗧 𝟮𝟬𝟮𝟲 is LIVE! 🚀</w:t>
-      </w:r>
-    </w:p>
-    <w:p>
-      <w:r>
-        <w:t xml:space="preserve">The Career Accelerator Contest powered by AWS, Google Cloud, and IBM is officially open. Compete for a massive 🏆 ₹𝟱𝟬 𝗟𝗔𝗞𝗛𝗦 prize pool and unlock 𝗔𝘀𝘀𝘂𝗿𝗲𝗱 𝗜𝗻𝘁𝗲𝗿𝗻𝘀𝗵𝗶𝗽𝘀 &amp; 𝗣𝗹𝗮𝗰𝗲𝗺𝗲𝗻𝘁 𝗦𝘂𝗽𝗽𝗼𝗿𝘁 for every participant! 💼✨</w:t>
-      </w:r>
-    </w:p>
-    <w:p>
-      <w:r>
-        <w:t xml:space="preserve">Submit your application here:</w:t>
+        <w:t xml:space="preserve">𝗚𝗟𝗢𝗕𝗔𝗟 𝗧𝗔𝗟𝗘𝗡𝗧 𝗛𝗨𝗡𝗧 𝟮𝟬𝟮𝟲 🌏 is LIVE! </w:t>
+      </w:r>
+    </w:p>
+    <w:p>
+      <w:r>
+        <w:t xml:space="preserve">Enter the Career Accelerator Contest powered by AWS, Google Cloud, and IBM. Compete for a massive 🏆 ₹𝟱𝟬 𝗟𝗔𝗞𝗛𝗦 prize pool and unlock 𝗔𝘀𝘀𝘂𝗿𝗲𝗱 𝗜𝗻𝘁𝗲𝗿𝗻𝘀𝗵𝗶𝗽𝘀 &amp; 𝗣𝗹𝗮𝗰𝗲𝗺𝗲𝗻𝘁 𝗦𝘂𝗽𝗽𝗼𝗿𝘁 for every participant! 💼✨</w:t>
+      </w:r>
+    </w:p>
+    <w:p>
+      <w:r>
+        <w:t xml:space="preserve">Secure your entry here:</w:t>
       </w:r>
     </w:p>
     <w:p>
@@ -902,17 +902,17 @@
     </w:p>
     <w:p>
       <w:r>
-        <w:t xml:space="preserve">🚀 𝗚𝗟𝗢𝗕𝗔𝗟 𝗧𝗔𝗟𝗘𝗡𝗧 𝗛𝗨𝗡𝗧 𝟮𝟬𝟮𝟲 is LIVE! 🚀</w:t>
-      </w:r>
-    </w:p>
-    <w:p>
-      <w:r>
-        <w:t xml:space="preserve">Registration is now open for the 3D Asset Design Contest powered by AWS, Google Cloud, and IBM. Compete for a massive 🏆 ₹𝟱𝟬 𝗟𝗔𝗞𝗛𝗦 prize pool and unlock 𝗔𝘀𝘀𝘂𝗿𝗲𝗱 𝗜𝗻𝘁𝗲𝗿𝗻𝘀𝗵𝗶𝗽𝘀 &amp; 𝗣𝗹𝗮𝗰𝗲𝗺𝗲𝗻𝘁 𝗦𝘂𝗽𝗽𝗼𝗿𝘁 for every participant! 💼✨</w:t>
-      </w:r>
-    </w:p>
-    <w:p>
-      <w:r>
-        <w:t xml:space="preserve">Register here:</w:t>
+        <w:t xml:space="preserve">𝗚𝗟𝗢𝗕𝗔𝗟 𝗧𝗔𝗟𝗘𝗡𝗧 𝗛𝗨𝗡𝗧 𝟮𝟬𝟮𝟲 🌏 is LIVE! </w:t>
+      </w:r>
+    </w:p>
+    <w:p>
+      <w:r>
+        <w:t xml:space="preserve">Enter the 3D Asset Design Contest powered by AWS, Google Cloud, and IBM. Compete for a massive 🏆 ₹𝟱𝟬 𝗟𝗔𝗞𝗛𝗦 prize pool and unlock 𝗔𝘀𝘀𝘂𝗿𝗲𝗱 𝗜𝗻𝘁𝗲𝗿𝗻𝘀𝗵𝗶𝗽𝘀 &amp; 𝗣𝗹𝗮𝗰𝗲𝗺𝗲𝗻𝘁 𝗦𝘂𝗽𝗽𝗼𝗿𝘁 for every participant! 💼✨</w:t>
+      </w:r>
+    </w:p>
+    <w:p>
+      <w:r>
+        <w:t xml:space="preserve">Secure your entry here:</w:t>
       </w:r>
     </w:p>
     <w:p>
@@ -934,17 +934,17 @@
     </w:p>
     <w:p>
       <w:r>
-        <w:t xml:space="preserve">🚀 𝗚𝗟𝗢𝗕𝗔𝗟 𝗧𝗔𝗟𝗘𝗡𝗧 𝗛𝗨𝗡𝗧 𝟮𝟬𝟮𝟲 is LIVE! 🚀</w:t>
-      </w:r>
-    </w:p>
-    <w:p>
-      <w:r>
-        <w:t xml:space="preserve">Applications are live for the Digital Character Design Contest powered by AWS, Google Cloud, and IBM. Compete for a massive 🏆 ₹𝟱𝟬 𝗟𝗔𝗞𝗛𝗦 prize pool and unlock 𝗔𝘀𝘀𝘂𝗿𝗲𝗱 𝗜𝗻𝘁𝗲𝗿𝗻𝘀𝗵𝗶𝗽𝘀 &amp; 𝗣𝗹𝗮𝗰𝗲𝗺𝗲𝗻𝘁 𝗦𝘂𝗽𝗽𝗼𝗿𝘁 for every participant! 💼✨</w:t>
-      </w:r>
-    </w:p>
-    <w:p>
-      <w:r>
-        <w:t xml:space="preserve">Apply here:</w:t>
+        <w:t xml:space="preserve">𝗚𝗟𝗢𝗕𝗔𝗟 𝗧𝗔𝗟𝗘𝗡𝗧 𝗛𝗨𝗡𝗧 𝟮𝟬𝟮𝟲 🌏 is LIVE! </w:t>
+      </w:r>
+    </w:p>
+    <w:p>
+      <w:r>
+        <w:t xml:space="preserve">Enter the Digital Character Design Contest powered by AWS, Google Cloud, and IBM. Compete for a massive 🏆 ₹𝟱𝟬 𝗟𝗔𝗞𝗛𝗦 prize pool and unlock 𝗔𝘀𝘀𝘂𝗿𝗲𝗱 𝗜𝗻𝘁𝗲𝗿𝗻𝘀𝗵𝗶𝗽𝘀 &amp; 𝗣𝗹𝗮𝗰𝗲𝗺𝗲𝗻𝘁 𝗦𝘂𝗽𝗽𝗼𝗿𝘁 for every participant! 💼✨</w:t>
+      </w:r>
+    </w:p>
+    <w:p>
+      <w:r>
+        <w:t xml:space="preserve">Secure your entry here:</w:t>
       </w:r>
     </w:p>
     <w:p>
@@ -966,17 +966,17 @@
     </w:p>
     <w:p>
       <w:r>
-        <w:t xml:space="preserve">🚀 𝗚𝗟𝗢𝗕𝗔𝗟 𝗧𝗔𝗟𝗘𝗡𝗧 𝗛𝗨𝗡𝗧 𝟮𝟬𝟮𝟲 is LIVE! 🚀</w:t>
-      </w:r>
-    </w:p>
-    <w:p>
-      <w:r>
-        <w:t xml:space="preserve">The Web Experience Design Contest powered by AWS, Google Cloud, and IBM is now accepting applications. Compete for a massive 🏆 ₹𝟱𝟬 𝗟𝗔𝗞𝗛𝗦 prize pool and unlock 𝗔𝘀𝘀𝘂𝗿𝗲𝗱 𝗜𝗻𝘁𝗲𝗿𝗻𝘀𝗵𝗶𝗽𝘀 &amp; 𝗣𝗹𝗮𝗰𝗲𝗺𝗲𝗻𝘁 𝗦𝘂𝗽𝗽𝗼𝗿𝘁 for every participant! 💼✨</w:t>
-      </w:r>
-    </w:p>
-    <w:p>
-      <w:r>
-        <w:t xml:space="preserve">Enter here:</w:t>
+        <w:t xml:space="preserve">𝗚𝗟𝗢𝗕𝗔𝗟 𝗧𝗔𝗟𝗘𝗡𝗧 𝗛𝗨𝗡𝗧 𝟮𝟬𝟮𝟲 🌏 is LIVE! </w:t>
+      </w:r>
+    </w:p>
+    <w:p>
+      <w:r>
+        <w:t xml:space="preserve">Enter the Web Experience Design Contest powered by AWS, Google Cloud, and IBM. Compete for a massive 🏆 ₹𝟱𝟬 𝗟𝗔𝗞𝗛𝗦 prize pool and unlock 𝗔𝘀𝘀𝘂𝗿𝗲𝗱 𝗜𝗻𝘁𝗲𝗿𝗻𝘀𝗵𝗶𝗽𝘀 &amp; 𝗣𝗹𝗮𝗰𝗲𝗺𝗲𝗻𝘁 𝗦𝘂𝗽𝗽𝗼𝗿𝘁 for every participant! 💼✨</w:t>
+      </w:r>
+    </w:p>
+    <w:p>
+      <w:r>
+        <w:t xml:space="preserve">Secure your entry here:</w:t>
       </w:r>
     </w:p>
     <w:p>
@@ -998,7 +998,7 @@
     </w:p>
     <w:p>
       <w:r>
-        <w:t xml:space="preserve">🚀 𝗚𝗟𝗢𝗕𝗔𝗟 𝗧𝗔𝗟𝗘𝗡𝗧 𝗛𝗨𝗡𝗧 𝟮𝟬𝟮𝟲 is LIVE! 🚀</w:t>
+        <w:t xml:space="preserve">𝗚𝗟𝗢𝗕𝗔𝗟 𝗧𝗔𝗟𝗘𝗡𝗧 𝗛𝗨𝗡𝗧 𝟮𝟬𝟮𝟲 🌏 is LIVE! </w:t>
       </w:r>
     </w:p>
     <w:p>
@@ -1039,17 +1039,17 @@
     </w:p>
     <w:p>
       <w:r>
-        <w:t xml:space="preserve">🚀 𝗚𝗟𝗢𝗕𝗔𝗟 𝗧𝗔𝗟𝗘𝗡𝗧 𝗛𝗨𝗡𝗧 𝟮𝟬𝟮𝟲 is LIVE! 🚀</w:t>
-      </w:r>
-    </w:p>
-    <w:p>
-      <w:r>
-        <w:t xml:space="preserve">Secure your spot for the AI Innovation Contest powered by AWS, Google Cloud, and IBM. Compete for a massive 🏆 ₹𝟱𝟬 𝗟𝗔𝗞𝗛𝗦 prize pool and unlock 𝗔𝘀𝘀𝘂𝗿𝗲𝗱 𝗜𝗻𝘁𝗲𝗿𝗻𝘀𝗵𝗶𝗽𝘀 &amp; 𝗣𝗹𝗮𝗰𝗲𝗺𝗲𝗻𝘁 𝗦𝘂𝗽𝗽𝗼𝗿𝘁 for every participant! 💼✨</w:t>
-      </w:r>
-    </w:p>
-    <w:p>
-      <w:r>
-        <w:t xml:space="preserve">Don't miss out. Apply here:</w:t>
+        <w:t xml:space="preserve">𝗚𝗟𝗢𝗕𝗔𝗟 𝗧𝗔𝗟𝗘𝗡𝗧 𝗛𝗨𝗡𝗧 𝟮𝟬𝟮𝟲 🌏 is LIVE! </w:t>
+      </w:r>
+    </w:p>
+    <w:p>
+      <w:r>
+        <w:t xml:space="preserve">Enter the AI Innovation Contest powered by AWS, Google Cloud, and IBM. Compete for a massive 🏆 ₹𝟱𝟬 𝗟𝗔𝗞𝗛𝗦 prize pool and unlock 𝗔𝘀𝘀𝘂𝗿𝗲𝗱 𝗜𝗻𝘁𝗲𝗿𝗻𝘀𝗵𝗶𝗽𝘀 &amp; 𝗣𝗹𝗮𝗰𝗲𝗺𝗲𝗻𝘁 𝗦𝘂𝗽𝗽𝗼𝗿𝘁 for every participant! 💼✨</w:t>
+      </w:r>
+    </w:p>
+    <w:p>
+      <w:r>
+        <w:t xml:space="preserve">Secure your entry here:</w:t>
       </w:r>
     </w:p>
     <w:p>
@@ -1071,17 +1071,17 @@
     </w:p>
     <w:p>
       <w:r>
-        <w:t xml:space="preserve">🚀 𝗚𝗟𝗢𝗕𝗔𝗟 𝗧𝗔𝗟𝗘𝗡𝗧 𝗛𝗨𝗡𝗧 𝟮𝟬𝟮𝟲 is LIVE! 🚀</w:t>
-      </w:r>
-    </w:p>
-    <w:p>
-      <w:r>
-        <w:t xml:space="preserve">The Career Accelerator Contest powered by AWS, Google Cloud, and IBM is officially open. Compete for a massive 🏆 ₹𝟱𝟬 𝗟𝗔𝗞𝗛𝗦 prize pool and unlock 𝗔𝘀𝘀𝘂𝗿𝗲𝗱 𝗜𝗻𝘁𝗲𝗿𝗻𝘀𝗵𝗶𝗽𝘀 &amp; 𝗣𝗹𝗮𝗰𝗲𝗺𝗲𝗻𝘁 𝗦𝘂𝗽𝗽𝗼𝗿𝘁 for every participant! 💼✨</w:t>
-      </w:r>
-    </w:p>
-    <w:p>
-      <w:r>
-        <w:t xml:space="preserve">Submit your application here:</w:t>
+        <w:t xml:space="preserve">𝗚𝗟𝗢𝗕𝗔𝗟 𝗧𝗔𝗟𝗘𝗡𝗧 𝗛𝗨𝗡𝗧 𝟮𝟬𝟮𝟲 🌏 is LIVE! </w:t>
+      </w:r>
+    </w:p>
+    <w:p>
+      <w:r>
+        <w:t xml:space="preserve">Enter the Career Accelerator Contest powered by AWS, Google Cloud, and IBM. Compete for a massive 🏆 ₹𝟱𝟬 𝗟𝗔𝗞𝗛𝗦 prize pool and unlock 𝗔𝘀𝘀𝘂𝗿𝗲𝗱 𝗜𝗻𝘁𝗲𝗿𝗻𝘀𝗵𝗶𝗽𝘀 &amp; 𝗣𝗹𝗮𝗰𝗲𝗺𝗲𝗻𝘁 𝗦𝘂𝗽𝗽𝗼𝗿𝘁 for every participant! 💼✨</w:t>
+      </w:r>
+    </w:p>
+    <w:p>
+      <w:r>
+        <w:t xml:space="preserve">Secure your entry here:</w:t>
       </w:r>
     </w:p>
     <w:p>
@@ -1103,17 +1103,17 @@
     </w:p>
     <w:p>
       <w:r>
-        <w:t xml:space="preserve">🚀 𝗚𝗟𝗢𝗕𝗔𝗟 𝗧𝗔𝗟𝗘𝗡𝗧 𝗛𝗨𝗡𝗧 𝟮𝟬𝟮𝟲 is LIVE! 🚀</w:t>
-      </w:r>
-    </w:p>
-    <w:p>
-      <w:r>
-        <w:t xml:space="preserve">Registration is now open for the 3D Asset Design Contest powered by AWS, Google Cloud, and IBM. Compete for a massive 🏆 ₹𝟱𝟬 𝗟𝗔𝗞𝗛𝗦 prize pool and unlock 𝗔𝘀𝘀𝘂𝗿𝗲𝗱 𝗜𝗻𝘁𝗲𝗿𝗻𝘀𝗵𝗶𝗽𝘀 &amp; 𝗣𝗹𝗮𝗰𝗲𝗺𝗲𝗻𝘁 𝗦𝘂𝗽𝗽𝗼𝗿𝘁 for every participant! 💼✨</w:t>
-      </w:r>
-    </w:p>
-    <w:p>
-      <w:r>
-        <w:t xml:space="preserve">Register here:</w:t>
+        <w:t xml:space="preserve">𝗚𝗟𝗢𝗕𝗔𝗟 𝗧𝗔𝗟𝗘𝗡𝗧 𝗛𝗨𝗡𝗧 𝟮𝟬𝟮𝟲 🌏 is LIVE! </w:t>
+      </w:r>
+    </w:p>
+    <w:p>
+      <w:r>
+        <w:t xml:space="preserve">Enter the 3D Asset Design Contest powered by AWS, Google Cloud, and IBM. Compete for a massive 🏆 ₹𝟱𝟬 𝗟𝗔𝗞𝗛𝗦 prize pool and unlock 𝗔𝘀𝘀𝘂𝗿𝗲𝗱 𝗜𝗻𝘁𝗲𝗿𝗻𝘀𝗵𝗶𝗽𝘀 &amp; 𝗣𝗹𝗮𝗰𝗲𝗺𝗲𝗻𝘁 𝗦𝘂𝗽𝗽𝗼𝗿𝘁 for every participant! 💼✨</w:t>
+      </w:r>
+    </w:p>
+    <w:p>
+      <w:r>
+        <w:t xml:space="preserve">Secure your entry here:</w:t>
       </w:r>
     </w:p>
     <w:p>
@@ -1135,17 +1135,17 @@
     </w:p>
     <w:p>
       <w:r>
-        <w:t xml:space="preserve">🚀 𝗚𝗟𝗢𝗕𝗔𝗟 𝗧𝗔𝗟𝗘𝗡𝗧 𝗛𝗨𝗡𝗧 𝟮𝟬𝟮𝟲 is LIVE! 🚀</w:t>
-      </w:r>
-    </w:p>
-    <w:p>
-      <w:r>
-        <w:t xml:space="preserve">Applications are live for the Digital Character Design Contest powered by AWS, Google Cloud, and IBM. Compete for a massive 🏆 ₹𝟱𝟬 𝗟𝗔𝗞𝗛𝗦 prize pool and unlock 𝗔𝘀𝘀𝘂𝗿𝗲𝗱 𝗜𝗻𝘁𝗲𝗿𝗻𝘀𝗵𝗶𝗽𝘀 &amp; 𝗣𝗹𝗮𝗰𝗲𝗺𝗲𝗻𝘁 𝗦𝘂𝗽𝗽𝗼𝗿𝘁 for every participant! 💼✨</w:t>
-      </w:r>
-    </w:p>
-    <w:p>
-      <w:r>
-        <w:t xml:space="preserve">Apply here:</w:t>
+        <w:t xml:space="preserve">𝗚𝗟𝗢𝗕𝗔𝗟 𝗧𝗔𝗟𝗘𝗡𝗧 𝗛𝗨𝗡𝗧 𝟮𝟬𝟮𝟲 🌏 is LIVE! </w:t>
+      </w:r>
+    </w:p>
+    <w:p>
+      <w:r>
+        <w:t xml:space="preserve">Enter the Digital Character Design Contest powered by AWS, Google Cloud, and IBM. Compete for a massive 🏆 ₹𝟱𝟬 𝗟𝗔𝗞𝗛𝗦 prize pool and unlock 𝗔𝘀𝘀𝘂𝗿𝗲𝗱 𝗜𝗻𝘁𝗲𝗿𝗻𝘀𝗵𝗶𝗽𝘀 &amp; 𝗣𝗹𝗮𝗰𝗲𝗺𝗲𝗻𝘁 𝗦𝘂𝗽𝗽𝗼𝗿𝘁 for every participant! 💼✨</w:t>
+      </w:r>
+    </w:p>
+    <w:p>
+      <w:r>
+        <w:t xml:space="preserve">Secure your entry here:</w:t>
       </w:r>
     </w:p>
     <w:p>
@@ -1167,17 +1167,17 @@
     </w:p>
     <w:p>
       <w:r>
-        <w:t xml:space="preserve">🚀 𝗚𝗟𝗢𝗕𝗔𝗟 𝗧𝗔𝗟𝗘𝗡𝗧 𝗛𝗨𝗡𝗧 𝟮𝟬𝟮𝟲 is LIVE! 🚀</w:t>
-      </w:r>
-    </w:p>
-    <w:p>
-      <w:r>
-        <w:t xml:space="preserve">The Web Experience Design Contest powered by AWS, Google Cloud, and IBM is now accepting applications. Compete for a massive 🏆 ₹𝟱𝟬 𝗟𝗔𝗞𝗛𝗦 prize pool and unlock 𝗔𝘀𝘀𝘂𝗿𝗲𝗱 𝗜𝗻𝘁𝗲𝗿𝗻𝘀𝗵𝗶𝗽𝘀 &amp; 𝗣𝗹𝗮𝗰𝗲𝗺𝗲𝗻𝘁 𝗦𝘂𝗽𝗽𝗼𝗿𝘁 for every participant! 💼✨</w:t>
-      </w:r>
-    </w:p>
-    <w:p>
-      <w:r>
-        <w:t xml:space="preserve">Enter here:</w:t>
+        <w:t xml:space="preserve">𝗚𝗟𝗢𝗕𝗔𝗟 𝗧𝗔𝗟𝗘𝗡𝗧 𝗛𝗨𝗡𝗧 𝟮𝟬𝟮𝟲 🌏 is LIVE! </w:t>
+      </w:r>
+    </w:p>
+    <w:p>
+      <w:r>
+        <w:t xml:space="preserve">Enter the Web Experience Design Contest powered by AWS, Google Cloud, and IBM. Compete for a massive 🏆 ₹𝟱𝟬 𝗟𝗔𝗞𝗛𝗦 prize pool and unlock 𝗔𝘀𝘀𝘂𝗿𝗲𝗱 𝗜𝗻𝘁𝗲𝗿𝗻𝘀𝗵𝗶𝗽𝘀 &amp; 𝗣𝗹𝗮𝗰𝗲𝗺𝗲𝗻𝘁 𝗦𝘂𝗽𝗽𝗼𝗿𝘁 for every participant! 💼✨</w:t>
+      </w:r>
+    </w:p>
+    <w:p>
+      <w:r>
+        <w:t xml:space="preserve">Secure your entry here:</w:t>
       </w:r>
     </w:p>
     <w:p>
@@ -1199,7 +1199,7 @@
     </w:p>
     <w:p>
       <w:r>
-        <w:t xml:space="preserve">🚀 𝗚𝗟𝗢𝗕𝗔𝗟 𝗧𝗔𝗟𝗘𝗡𝗧 𝗛𝗨𝗡𝗧 𝟮𝟬𝟮𝟲 is LIVE! 🚀</w:t>
+        <w:t xml:space="preserve">𝗚𝗟𝗢𝗕𝗔𝗟 𝗧𝗔𝗟𝗘𝗡𝗧 𝗛𝗨𝗡𝗧 𝟮𝟬𝟮𝟲 🌏 is LIVE! </w:t>
       </w:r>
     </w:p>
     <w:p>
@@ -1240,17 +1240,17 @@
     </w:p>
     <w:p>
       <w:r>
-        <w:t xml:space="preserve">🚀 𝗚𝗟𝗢𝗕𝗔𝗟 𝗧𝗔𝗟𝗘𝗡𝗧 𝗛𝗨𝗡𝗧 𝟮𝟬𝟮𝟲 is LIVE! 🚀</w:t>
-      </w:r>
-    </w:p>
-    <w:p>
-      <w:r>
-        <w:t xml:space="preserve">Secure your spot for the AI Innovation Contest powered by AWS, Google Cloud, and IBM. Compete for a massive 🏆 ₹𝟱𝟬 𝗟𝗔𝗞𝗛𝗦 prize pool and unlock 𝗔𝘀𝘀𝘂𝗿𝗲𝗱 𝗜𝗻𝘁𝗲𝗿𝗻𝘀𝗵𝗶𝗽𝘀 &amp; 𝗣𝗹𝗮𝗰𝗲𝗺𝗲𝗻𝘁 𝗦𝘂𝗽𝗽𝗼𝗿𝘁 for every participant! 💼✨</w:t>
-      </w:r>
-    </w:p>
-    <w:p>
-      <w:r>
-        <w:t xml:space="preserve">Don't miss out. Apply here:</w:t>
+        <w:t xml:space="preserve">𝗚𝗟𝗢𝗕𝗔𝗟 𝗧𝗔𝗟𝗘𝗡𝗧 𝗛𝗨𝗡𝗧 𝟮𝟬𝟮𝟲 🌏 is LIVE! </w:t>
+      </w:r>
+    </w:p>
+    <w:p>
+      <w:r>
+        <w:t xml:space="preserve">Enter the AI Innovation Contest powered by AWS, Google Cloud, and IBM. Compete for a massive 🏆 ₹𝟱𝟬 𝗟𝗔𝗞𝗛𝗦 prize pool and unlock 𝗔𝘀𝘀𝘂𝗿𝗲𝗱 𝗜𝗻𝘁𝗲𝗿𝗻𝘀𝗵𝗶𝗽𝘀 &amp; 𝗣𝗹𝗮𝗰𝗲𝗺𝗲𝗻𝘁 𝗦𝘂𝗽𝗽𝗼𝗿𝘁 for every participant! 💼✨</w:t>
+      </w:r>
+    </w:p>
+    <w:p>
+      <w:r>
+        <w:t xml:space="preserve">Secure your entry here:</w:t>
       </w:r>
     </w:p>
     <w:p>
@@ -1272,17 +1272,17 @@
     </w:p>
     <w:p>
       <w:r>
-        <w:t xml:space="preserve">🚀 𝗚𝗟𝗢𝗕𝗔𝗟 𝗧𝗔𝗟𝗘𝗡𝗧 𝗛𝗨𝗡𝗧 𝟮𝟬𝟮𝟲 is LIVE! 🚀</w:t>
-      </w:r>
-    </w:p>
-    <w:p>
-      <w:r>
-        <w:t xml:space="preserve">The Career Accelerator Contest powered by AWS, Google Cloud, and IBM is officially open. Compete for a massive 🏆 ₹𝟱𝟬 𝗟𝗔𝗞𝗛𝗦 prize pool and unlock 𝗔𝘀𝘀𝘂𝗿𝗲𝗱 𝗜𝗻𝘁𝗲𝗿𝗻𝘀𝗵𝗶𝗽𝘀 &amp; 𝗣𝗹𝗮𝗰𝗲𝗺𝗲𝗻𝘁 𝗦𝘂𝗽𝗽𝗼𝗿𝘁 for every participant! 💼✨</w:t>
-      </w:r>
-    </w:p>
-    <w:p>
-      <w:r>
-        <w:t xml:space="preserve">Submit your application here:</w:t>
+        <w:t xml:space="preserve">𝗚𝗟𝗢𝗕𝗔𝗟 𝗧𝗔𝗟𝗘𝗡𝗧 𝗛𝗨𝗡𝗧 𝟮𝟬𝟮𝟲 🌏 is LIVE! </w:t>
+      </w:r>
+    </w:p>
+    <w:p>
+      <w:r>
+        <w:t xml:space="preserve">Enter the Career Accelerator Contest powered by AWS, Google Cloud, and IBM. Compete for a massive 🏆 ₹𝟱𝟬 𝗟𝗔𝗞𝗛𝗦 prize pool and unlock 𝗔𝘀𝘀𝘂𝗿𝗲𝗱 𝗜𝗻𝘁𝗲𝗿𝗻𝘀𝗵𝗶𝗽𝘀 &amp; 𝗣𝗹𝗮𝗰𝗲𝗺𝗲𝗻𝘁 𝗦𝘂𝗽𝗽𝗼𝗿𝘁 for every participant! 💼✨</w:t>
+      </w:r>
+    </w:p>
+    <w:p>
+      <w:r>
+        <w:t xml:space="preserve">Secure your entry here:</w:t>
       </w:r>
     </w:p>
     <w:p>
@@ -1304,17 +1304,17 @@
     </w:p>
     <w:p>
       <w:r>
-        <w:t xml:space="preserve">🚀 𝗚𝗟𝗢𝗕𝗔𝗟 𝗧𝗔𝗟𝗘𝗡𝗧 𝗛𝗨𝗡𝗧 𝟮𝟬𝟮𝟲 is LIVE! 🚀</w:t>
-      </w:r>
-    </w:p>
-    <w:p>
-      <w:r>
-        <w:t xml:space="preserve">Registration is now open for the 3D Asset Design Contest powered by AWS, Google Cloud, and IBM. Compete for a massive 🏆 ₹𝟱𝟬 𝗟𝗔𝗞𝗛𝗦 prize pool and unlock 𝗔𝘀𝘀𝘂𝗿𝗲𝗱 𝗜𝗻𝘁𝗲𝗿𝗻𝘀𝗵𝗶𝗽𝘀 &amp; 𝗣𝗹𝗮𝗰𝗲𝗺𝗲𝗻𝘁 𝗦𝘂𝗽𝗽𝗼𝗿𝘁 for every participant! 💼✨</w:t>
-      </w:r>
-    </w:p>
-    <w:p>
-      <w:r>
-        <w:t xml:space="preserve">Register here:</w:t>
+        <w:t xml:space="preserve">𝗚𝗟𝗢𝗕𝗔𝗟 𝗧𝗔𝗟𝗘𝗡𝗧 𝗛𝗨𝗡𝗧 𝟮𝟬𝟮𝟲 🌏 is LIVE! </w:t>
+      </w:r>
+    </w:p>
+    <w:p>
+      <w:r>
+        <w:t xml:space="preserve">Enter the 3D Asset Design Contest powered by AWS, Google Cloud, and IBM. Compete for a massive 🏆 ₹𝟱𝟬 𝗟𝗔𝗞𝗛𝗦 prize pool and unlock 𝗔𝘀𝘀𝘂𝗿𝗲𝗱 𝗜𝗻𝘁𝗲𝗿𝗻𝘀𝗵𝗶𝗽𝘀 &amp; 𝗣𝗹𝗮𝗰𝗲𝗺𝗲𝗻𝘁 𝗦𝘂𝗽𝗽𝗼𝗿𝘁 for every participant! 💼✨</w:t>
+      </w:r>
+    </w:p>
+    <w:p>
+      <w:r>
+        <w:t xml:space="preserve">Secure your entry here:</w:t>
       </w:r>
     </w:p>
     <w:p>
@@ -1336,17 +1336,17 @@
     </w:p>
     <w:p>
       <w:r>
-        <w:t xml:space="preserve">🚀 𝗚𝗟𝗢𝗕𝗔𝗟 𝗧𝗔𝗟𝗘𝗡𝗧 𝗛𝗨𝗡𝗧 𝟮𝟬𝟮𝟲 is LIVE! 🚀</w:t>
-      </w:r>
-    </w:p>
-    <w:p>
-      <w:r>
-        <w:t xml:space="preserve">Applications are live for the Digital Character Design Contest powered by AWS, Google Cloud, and IBM. Compete for a massive 🏆 ₹𝟱𝟬 𝗟𝗔𝗞𝗛𝗦 prize pool and unlock 𝗔𝘀𝘀𝘂𝗿𝗲𝗱 𝗜𝗻𝘁𝗲𝗿𝗻𝘀𝗵𝗶𝗽𝘀 &amp; 𝗣𝗹𝗮𝗰𝗲𝗺𝗲𝗻𝘁 𝗦𝘂𝗽𝗽𝗼𝗿𝘁 for every participant! 💼✨</w:t>
-      </w:r>
-    </w:p>
-    <w:p>
-      <w:r>
-        <w:t xml:space="preserve">Apply here:</w:t>
+        <w:t xml:space="preserve">𝗚𝗟𝗢𝗕𝗔𝗟 𝗧𝗔𝗟𝗘𝗡𝗧 𝗛𝗨𝗡𝗧 𝟮𝟬𝟮𝟲 🌏 is LIVE! </w:t>
+      </w:r>
+    </w:p>
+    <w:p>
+      <w:r>
+        <w:t xml:space="preserve">Enter the Digital Character Design Contest powered by AWS, Google Cloud, and IBM. Compete for a massive 🏆 ₹𝟱𝟬 𝗟𝗔𝗞𝗛𝗦 prize pool and unlock 𝗔𝘀𝘀𝘂𝗿𝗲𝗱 𝗜𝗻𝘁𝗲𝗿𝗻𝘀𝗵𝗶𝗽𝘀 &amp; 𝗣𝗹𝗮𝗰𝗲𝗺𝗲𝗻𝘁 𝗦𝘂𝗽𝗽𝗼𝗿𝘁 for every participant! 💼✨</w:t>
+      </w:r>
+    </w:p>
+    <w:p>
+      <w:r>
+        <w:t xml:space="preserve">Secure your entry here:</w:t>
       </w:r>
     </w:p>
     <w:p>
@@ -1368,17 +1368,17 @@
     </w:p>
     <w:p>
       <w:r>
-        <w:t xml:space="preserve">🚀 𝗚𝗟𝗢𝗕𝗔𝗟 𝗧𝗔𝗟𝗘𝗡𝗧 𝗛𝗨𝗡𝗧 𝟮𝟬𝟮𝟲 is LIVE! 🚀</w:t>
-      </w:r>
-    </w:p>
-    <w:p>
-      <w:r>
-        <w:t xml:space="preserve">The Web Experience Design Contest powered by AWS, Google Cloud, and IBM is now accepting applications. Compete for a massive 🏆 ₹𝟱𝟬 𝗟𝗔𝗞𝗛𝗦 prize pool and unlock 𝗔𝘀𝘀𝘂𝗿𝗲𝗱 𝗜𝗻𝘁𝗲𝗿𝗻𝘀𝗵𝗶𝗽𝘀 &amp; 𝗣𝗹𝗮𝗰𝗲𝗺𝗲𝗻𝘁 𝗦𝘂𝗽𝗽𝗼𝗿𝘁 for every participant! 💼✨</w:t>
-      </w:r>
-    </w:p>
-    <w:p>
-      <w:r>
-        <w:t xml:space="preserve">Enter here:</w:t>
+        <w:t xml:space="preserve">𝗚𝗟𝗢𝗕𝗔𝗟 𝗧𝗔𝗟𝗘𝗡𝗧 𝗛𝗨𝗡𝗧 𝟮𝟬𝟮𝟲 🌏 is LIVE! </w:t>
+      </w:r>
+    </w:p>
+    <w:p>
+      <w:r>
+        <w:t xml:space="preserve">Enter the Web Experience Design Contest powered by AWS, Google Cloud, and IBM. Compete for a massive 🏆 ₹𝟱𝟬 𝗟𝗔𝗞𝗛𝗦 prize pool and unlock 𝗔𝘀𝘀𝘂𝗿𝗲𝗱 𝗜𝗻𝘁𝗲𝗿𝗻𝘀𝗵𝗶𝗽𝘀 &amp; 𝗣𝗹𝗮𝗰𝗲𝗺𝗲𝗻𝘁 𝗦𝘂𝗽𝗽𝗼𝗿𝘁 for every participant! 💼✨</w:t>
+      </w:r>
+    </w:p>
+    <w:p>
+      <w:r>
+        <w:t xml:space="preserve">Secure your entry here:</w:t>
       </w:r>
     </w:p>
     <w:p>
@@ -1400,7 +1400,7 @@
     </w:p>
     <w:p>
       <w:r>
-        <w:t xml:space="preserve">🚀 𝗚𝗟𝗢𝗕𝗔𝗟 𝗧𝗔𝗟𝗘𝗡𝗧 𝗛𝗨𝗡𝗧 𝟮𝟬𝟮𝟲 is LIVE! 🚀</w:t>
+        <w:t xml:space="preserve">𝗚𝗟𝗢𝗕𝗔𝗟 𝗧𝗔𝗟𝗘𝗡𝗧 𝗛𝗨𝗡𝗧 𝟮𝟬𝟮𝟲 🌏 is LIVE! </w:t>
       </w:r>
     </w:p>
     <w:p>
@@ -1441,17 +1441,17 @@
     </w:p>
     <w:p>
       <w:r>
-        <w:t xml:space="preserve">🚀 𝗚𝗟𝗢𝗕𝗔𝗟 𝗧𝗔𝗟𝗘𝗡𝗧 𝗛𝗨𝗡𝗧 𝟮𝟬𝟮𝟲 is LIVE! 🚀</w:t>
-      </w:r>
-    </w:p>
-    <w:p>
-      <w:r>
-        <w:t xml:space="preserve">Secure your spot for the AI Innovation Contest powered by AWS, Google Cloud, and IBM. Compete for a massive 🏆 ₹𝟱𝟬 𝗟𝗔𝗞𝗛𝗦 prize pool and unlock 𝗔𝘀𝘀𝘂𝗿𝗲𝗱 𝗜𝗻𝘁𝗲𝗿𝗻𝘀𝗵𝗶𝗽𝘀 &amp; 𝗣𝗹𝗮𝗰𝗲𝗺𝗲𝗻𝘁 𝗦𝘂𝗽𝗽𝗼𝗿𝘁 for every participant! 💼✨</w:t>
-      </w:r>
-    </w:p>
-    <w:p>
-      <w:r>
-        <w:t xml:space="preserve">Don't miss out. Apply here:</w:t>
+        <w:t xml:space="preserve">𝗚𝗟𝗢𝗕𝗔𝗟 𝗧𝗔𝗟𝗘𝗡𝗧 𝗛𝗨𝗡𝗧 𝟮𝟬𝟮𝟲 🌏 is LIVE! </w:t>
+      </w:r>
+    </w:p>
+    <w:p>
+      <w:r>
+        <w:t xml:space="preserve">Enter the AI Innovation Contest powered by AWS, Google Cloud, and IBM. Compete for a massive 🏆 ₹𝟱𝟬 𝗟𝗔𝗞𝗛𝗦 prize pool and unlock 𝗔𝘀𝘀𝘂𝗿𝗲𝗱 𝗜𝗻𝘁𝗲𝗿𝗻𝘀𝗵𝗶𝗽𝘀 &amp; 𝗣𝗹𝗮𝗰𝗲𝗺𝗲𝗻𝘁 𝗦𝘂𝗽𝗽𝗼𝗿𝘁 for every participant! 💼✨</w:t>
+      </w:r>
+    </w:p>
+    <w:p>
+      <w:r>
+        <w:t xml:space="preserve">Secure your entry here:</w:t>
       </w:r>
     </w:p>
     <w:p>
@@ -1473,17 +1473,17 @@
     </w:p>
     <w:p>
       <w:r>
-        <w:t xml:space="preserve">🚀 𝗚𝗟𝗢𝗕𝗔𝗟 𝗧𝗔𝗟𝗘𝗡𝗧 𝗛𝗨𝗡𝗧 𝟮𝟬𝟮𝟲 is LIVE! 🚀</w:t>
-      </w:r>
-    </w:p>
-    <w:p>
-      <w:r>
-        <w:t xml:space="preserve">The Career Accelerator Contest powered by AWS, Google Cloud, and IBM is officially open. Compete for a massive 🏆 ₹𝟱𝟬 𝗟𝗔𝗞𝗛𝗦 prize pool and unlock 𝗔𝘀𝘀𝘂𝗿𝗲𝗱 𝗜𝗻𝘁𝗲𝗿𝗻𝘀𝗵𝗶𝗽𝘀 &amp; 𝗣𝗹𝗮𝗰𝗲𝗺𝗲𝗻𝘁 𝗦𝘂𝗽𝗽𝗼𝗿𝘁 for every participant! 💼✨</w:t>
-      </w:r>
-    </w:p>
-    <w:p>
-      <w:r>
-        <w:t xml:space="preserve">Submit your application here:</w:t>
+        <w:t xml:space="preserve">𝗚𝗟𝗢𝗕𝗔𝗟 𝗧𝗔𝗟𝗘𝗡𝗧 𝗛𝗨𝗡𝗧 𝟮𝟬𝟮𝟲 🌏 is LIVE! </w:t>
+      </w:r>
+    </w:p>
+    <w:p>
+      <w:r>
+        <w:t xml:space="preserve">Enter the Career Accelerator Contest powered by AWS, Google Cloud, and IBM. Compete for a massive 🏆 ₹𝟱𝟬 𝗟𝗔𝗞𝗛𝗦 prize pool and unlock 𝗔𝘀𝘀𝘂𝗿𝗲𝗱 𝗜𝗻𝘁𝗲𝗿𝗻𝘀𝗵𝗶𝗽𝘀 &amp; 𝗣𝗹𝗮𝗰𝗲𝗺𝗲𝗻𝘁 𝗦𝘂𝗽𝗽𝗼𝗿𝘁 for every participant! 💼✨</w:t>
+      </w:r>
+    </w:p>
+    <w:p>
+      <w:r>
+        <w:t xml:space="preserve">Secure your entry here:</w:t>
       </w:r>
     </w:p>
     <w:p>
@@ -1505,17 +1505,17 @@
     </w:p>
     <w:p>
       <w:r>
-        <w:t xml:space="preserve">🚀 𝗚𝗟𝗢𝗕𝗔𝗟 𝗧𝗔𝗟𝗘𝗡𝗧 𝗛𝗨𝗡𝗧 𝟮𝟬𝟮𝟲 is LIVE! 🚀</w:t>
-      </w:r>
-    </w:p>
-    <w:p>
-      <w:r>
-        <w:t xml:space="preserve">Registration is now open for the 3D Asset Design Contest powered by AWS, Google Cloud, and IBM. Compete for a massive 🏆 ₹𝟱𝟬 𝗟𝗔𝗞𝗛𝗦 prize pool and unlock 𝗔𝘀𝘀𝘂𝗿𝗲𝗱 𝗜𝗻𝘁𝗲𝗿𝗻𝘀𝗵𝗶𝗽𝘀 &amp; 𝗣𝗹𝗮𝗰𝗲𝗺𝗲𝗻𝘁 𝗦𝘂𝗽𝗽𝗼𝗿𝘁 for every participant! 💼✨</w:t>
-      </w:r>
-    </w:p>
-    <w:p>
-      <w:r>
-        <w:t xml:space="preserve">Register here:</w:t>
+        <w:t xml:space="preserve">𝗚𝗟𝗢𝗕𝗔𝗟 𝗧𝗔𝗟𝗘𝗡𝗧 𝗛𝗨𝗡𝗧 𝟮𝟬𝟮𝟲 🌏 is LIVE! </w:t>
+      </w:r>
+    </w:p>
+    <w:p>
+      <w:r>
+        <w:t xml:space="preserve">Enter the 3D Asset Design Contest powered by AWS, Google Cloud, and IBM. Compete for a massive 🏆 ₹𝟱𝟬 𝗟𝗔𝗞𝗛𝗦 prize pool and unlock 𝗔𝘀𝘀𝘂𝗿𝗲𝗱 𝗜𝗻𝘁𝗲𝗿𝗻𝘀𝗵𝗶𝗽𝘀 &amp; 𝗣𝗹𝗮𝗰𝗲𝗺𝗲𝗻𝘁 𝗦𝘂𝗽𝗽𝗼𝗿𝘁 for every participant! 💼✨</w:t>
+      </w:r>
+    </w:p>
+    <w:p>
+      <w:r>
+        <w:t xml:space="preserve">Secure your entry here:</w:t>
       </w:r>
     </w:p>
     <w:p>
@@ -1537,17 +1537,17 @@
     </w:p>
     <w:p>
       <w:r>
-        <w:t xml:space="preserve">🚀 𝗚𝗟𝗢𝗕𝗔𝗟 𝗧𝗔𝗟𝗘𝗡𝗧 𝗛𝗨𝗡𝗧 𝟮𝟬𝟮𝟲 is LIVE! 🚀</w:t>
-      </w:r>
-    </w:p>
-    <w:p>
-      <w:r>
-        <w:t xml:space="preserve">Applications are live for the Digital Character Design Contest powered by AWS, Google Cloud, and IBM. Compete for a massive 🏆 ₹𝟱𝟬 𝗟𝗔𝗞𝗛𝗦 prize pool and unlock 𝗔𝘀𝘀𝘂𝗿𝗲𝗱 𝗜𝗻𝘁𝗲𝗿𝗻𝘀𝗵𝗶𝗽𝘀 &amp; 𝗣𝗹𝗮𝗰𝗲𝗺𝗲𝗻𝘁 𝗦𝘂𝗽𝗽𝗼𝗿𝘁 for every participant! 💼✨</w:t>
-      </w:r>
-    </w:p>
-    <w:p>
-      <w:r>
-        <w:t xml:space="preserve">Apply here:</w:t>
+        <w:t xml:space="preserve">𝗚𝗟𝗢𝗕𝗔𝗟 𝗧𝗔𝗟𝗘𝗡𝗧 𝗛𝗨𝗡𝗧 𝟮𝟬𝟮𝟲 🌏 is LIVE! </w:t>
+      </w:r>
+    </w:p>
+    <w:p>
+      <w:r>
+        <w:t xml:space="preserve">Enter the Digital Character Design Contest powered by AWS, Google Cloud, and IBM. Compete for a massive 🏆 ₹𝟱𝟬 𝗟𝗔𝗞𝗛𝗦 prize pool and unlock 𝗔𝘀𝘀𝘂𝗿𝗲𝗱 𝗜𝗻𝘁𝗲𝗿𝗻𝘀𝗵𝗶𝗽𝘀 &amp; 𝗣𝗹𝗮𝗰𝗲𝗺𝗲𝗻𝘁 𝗦𝘂𝗽𝗽𝗼𝗿𝘁 for every participant! 💼✨</w:t>
+      </w:r>
+    </w:p>
+    <w:p>
+      <w:r>
+        <w:t xml:space="preserve">Secure your entry here:</w:t>
       </w:r>
     </w:p>
     <w:p>
@@ -1569,17 +1569,17 @@
     </w:p>
     <w:p>
       <w:r>
-        <w:t xml:space="preserve">🚀 𝗚𝗟𝗢𝗕𝗔𝗟 𝗧𝗔𝗟𝗘𝗡𝗧 𝗛𝗨𝗡𝗧 𝟮𝟬𝟮𝟲 is LIVE! 🚀</w:t>
-      </w:r>
-    </w:p>
-    <w:p>
-      <w:r>
-        <w:t xml:space="preserve">The Web Experience Design Contest powered by AWS, Google Cloud, and IBM is now accepting applications. Compete for a massive 🏆 ₹𝟱𝟬 𝗟𝗔𝗞𝗛𝗦 prize pool and unlock 𝗔𝘀𝘀𝘂𝗿𝗲𝗱 𝗜𝗻𝘁𝗲𝗿𝗻𝘀𝗵𝗶𝗽𝘀 &amp; 𝗣𝗹𝗮𝗰𝗲𝗺𝗲𝗻𝘁 𝗦𝘂𝗽𝗽𝗼𝗿𝘁 for every participant! 💼✨</w:t>
-      </w:r>
-    </w:p>
-    <w:p>
-      <w:r>
-        <w:t xml:space="preserve">Enter here:</w:t>
+        <w:t xml:space="preserve">𝗚𝗟𝗢𝗕𝗔𝗟 𝗧𝗔𝗟𝗘𝗡𝗧 𝗛𝗨𝗡𝗧 𝟮𝟬𝟮𝟲 🌏 is LIVE! </w:t>
+      </w:r>
+    </w:p>
+    <w:p>
+      <w:r>
+        <w:t xml:space="preserve">Enter the Web Experience Design Contest powered by AWS, Google Cloud, and IBM. Compete for a massive 🏆 ₹𝟱𝟬 𝗟𝗔𝗞𝗛𝗦 prize pool and unlock 𝗔𝘀𝘀𝘂𝗿𝗲𝗱 𝗜𝗻𝘁𝗲𝗿𝗻𝘀𝗵𝗶𝗽𝘀 &amp; 𝗣𝗹𝗮𝗰𝗲𝗺𝗲𝗻𝘁 𝗦𝘂𝗽𝗽𝗼𝗿𝘁 for every participant! 💼✨</w:t>
+      </w:r>
+    </w:p>
+    <w:p>
+      <w:r>
+        <w:t xml:space="preserve">Secure your entry here:</w:t>
       </w:r>
     </w:p>
     <w:p>
@@ -1601,7 +1601,7 @@
     </w:p>
     <w:p>
       <w:r>
-        <w:t xml:space="preserve">🚀 𝗚𝗟𝗢𝗕𝗔𝗟 𝗧𝗔𝗟𝗘𝗡𝗧 𝗛𝗨𝗡𝗧 𝟮𝟬𝟮𝟲 is LIVE! 🚀</w:t>
+        <w:t xml:space="preserve">𝗚𝗟𝗢𝗕𝗔𝗟 𝗧𝗔𝗟𝗘𝗡𝗧 𝗛𝗨𝗡𝗧 𝟮𝟬𝟮𝟲 🌏 is LIVE! </w:t>
       </w:r>
     </w:p>
     <w:p>
@@ -1642,17 +1642,17 @@
     </w:p>
     <w:p>
       <w:r>
-        <w:t xml:space="preserve">🚀 𝗚𝗟𝗢𝗕𝗔𝗟 𝗧𝗔𝗟𝗘𝗡𝗧 𝗛𝗨𝗡𝗧 𝟮𝟬𝟮𝟲 is LIVE! 🚀</w:t>
-      </w:r>
-    </w:p>
-    <w:p>
-      <w:r>
-        <w:t xml:space="preserve">Secure your spot for the AI Innovation Contest powered by AWS, Google Cloud, and IBM. Compete for a massive 🏆 ₹𝟱𝟬 𝗟𝗔𝗞𝗛𝗦 prize pool and unlock 𝗔𝘀𝘀𝘂𝗿𝗲𝗱 𝗜𝗻𝘁𝗲𝗿𝗻𝘀𝗵𝗶𝗽𝘀 &amp; 𝗣𝗹𝗮𝗰𝗲𝗺𝗲𝗻𝘁 𝗦𝘂𝗽𝗽𝗼𝗿𝘁 for every participant! 💼✨</w:t>
-      </w:r>
-    </w:p>
-    <w:p>
-      <w:r>
-        <w:t xml:space="preserve">Don't miss out. Apply here:</w:t>
+        <w:t xml:space="preserve">𝗚𝗟𝗢𝗕𝗔𝗟 𝗧𝗔𝗟𝗘𝗡𝗧 𝗛𝗨𝗡𝗧 𝟮𝟬𝟮𝟲 🌏 is LIVE! </w:t>
+      </w:r>
+    </w:p>
+    <w:p>
+      <w:r>
+        <w:t xml:space="preserve">Enter the AI Innovation Contest powered by AWS, Google Cloud, and IBM. Compete for a massive 🏆 ₹𝟱𝟬 𝗟𝗔𝗞𝗛𝗦 prize pool and unlock 𝗔𝘀𝘀𝘂𝗿𝗲𝗱 𝗜𝗻𝘁𝗲𝗿𝗻𝘀𝗵𝗶𝗽𝘀 &amp; 𝗣𝗹𝗮𝗰𝗲𝗺𝗲𝗻𝘁 𝗦𝘂𝗽𝗽𝗼𝗿𝘁 for every participant! 💼✨</w:t>
+      </w:r>
+    </w:p>
+    <w:p>
+      <w:r>
+        <w:t xml:space="preserve">Secure your entry here:</w:t>
       </w:r>
     </w:p>
     <w:p>
@@ -1674,17 +1674,17 @@
     </w:p>
     <w:p>
       <w:r>
-        <w:t xml:space="preserve">🚀 𝗚𝗟𝗢𝗕𝗔𝗟 𝗧𝗔𝗟𝗘𝗡𝗧 𝗛𝗨𝗡𝗧 𝟮𝟬𝟮𝟲 is LIVE! 🚀</w:t>
-      </w:r>
-    </w:p>
-    <w:p>
-      <w:r>
-        <w:t xml:space="preserve">The Career Accelerator Contest powered by AWS, Google Cloud, and IBM is officially open. Compete for a massive 🏆 ₹𝟱𝟬 𝗟𝗔𝗞𝗛𝗦 prize pool and unlock 𝗔𝘀𝘀𝘂𝗿𝗲𝗱 𝗜𝗻𝘁𝗲𝗿𝗻𝘀𝗵𝗶𝗽𝘀 &amp; 𝗣𝗹𝗮𝗰𝗲𝗺𝗲𝗻𝘁 𝗦𝘂𝗽𝗽𝗼𝗿𝘁 for every participant! 💼✨</w:t>
-      </w:r>
-    </w:p>
-    <w:p>
-      <w:r>
-        <w:t xml:space="preserve">Submit your application here:</w:t>
+        <w:t xml:space="preserve">𝗚𝗟𝗢𝗕𝗔𝗟 𝗧𝗔𝗟𝗘𝗡𝗧 𝗛𝗨𝗡𝗧 𝟮𝟬𝟮𝟲 🌏 is LIVE! </w:t>
+      </w:r>
+    </w:p>
+    <w:p>
+      <w:r>
+        <w:t xml:space="preserve">Enter the Career Accelerator Contest powered by AWS, Google Cloud, and IBM. Compete for a massive 🏆 ₹𝟱𝟬 𝗟𝗔𝗞𝗛𝗦 prize pool and unlock 𝗔𝘀𝘀𝘂𝗿𝗲𝗱 𝗜𝗻𝘁𝗲𝗿𝗻𝘀𝗵𝗶𝗽𝘀 &amp; 𝗣𝗹𝗮𝗰𝗲𝗺𝗲𝗻𝘁 𝗦𝘂𝗽𝗽𝗼𝗿𝘁 for every participant! 💼✨</w:t>
+      </w:r>
+    </w:p>
+    <w:p>
+      <w:r>
+        <w:t xml:space="preserve">Secure your entry here:</w:t>
       </w:r>
     </w:p>
     <w:p>
@@ -1706,17 +1706,17 @@
     </w:p>
     <w:p>
       <w:r>
-        <w:t xml:space="preserve">🚀 𝗚𝗟𝗢𝗕𝗔𝗟 𝗧𝗔𝗟𝗘𝗡𝗧 𝗛𝗨𝗡𝗧 𝟮𝟬𝟮𝟲 is LIVE! 🚀</w:t>
-      </w:r>
-    </w:p>
-    <w:p>
-      <w:r>
-        <w:t xml:space="preserve">Registration is now open for the 3D Asset Design Contest powered by AWS, Google Cloud, and IBM. Compete for a massive 🏆 ₹𝟱𝟬 𝗟𝗔𝗞𝗛𝗦 prize pool and unlock 𝗔𝘀𝘀𝘂𝗿𝗲𝗱 𝗜𝗻𝘁𝗲𝗿𝗻𝘀𝗵𝗶𝗽𝘀 &amp; 𝗣𝗹𝗮𝗰𝗲𝗺𝗲𝗻𝘁 𝗦𝘂𝗽𝗽𝗼𝗿𝘁 for every participant! 💼✨</w:t>
-      </w:r>
-    </w:p>
-    <w:p>
-      <w:r>
-        <w:t xml:space="preserve">Register here:</w:t>
+        <w:t xml:space="preserve">𝗚𝗟𝗢𝗕𝗔𝗟 𝗧𝗔𝗟𝗘𝗡𝗧 𝗛𝗨𝗡𝗧 𝟮𝟬𝟮𝟲 🌏 is LIVE! </w:t>
+      </w:r>
+    </w:p>
+    <w:p>
+      <w:r>
+        <w:t xml:space="preserve">Enter the 3D Asset Design Contest powered by AWS, Google Cloud, and IBM. Compete for a massive 🏆 ₹𝟱𝟬 𝗟𝗔𝗞𝗛𝗦 prize pool and unlock 𝗔𝘀𝘀𝘂𝗿𝗲𝗱 𝗜𝗻𝘁𝗲𝗿𝗻𝘀𝗵𝗶𝗽𝘀 &amp; 𝗣𝗹𝗮𝗰𝗲𝗺𝗲𝗻𝘁 𝗦𝘂𝗽𝗽𝗼𝗿𝘁 for every participant! 💼✨</w:t>
+      </w:r>
+    </w:p>
+    <w:p>
+      <w:r>
+        <w:t xml:space="preserve">Secure your entry here:</w:t>
       </w:r>
     </w:p>
     <w:p>
@@ -1738,17 +1738,17 @@
     </w:p>
     <w:p>
       <w:r>
-        <w:t xml:space="preserve">🚀 𝗚𝗟𝗢𝗕𝗔𝗟 𝗧𝗔𝗟𝗘𝗡𝗧 𝗛𝗨𝗡𝗧 𝟮𝟬𝟮𝟲 is LIVE! 🚀</w:t>
-      </w:r>
-    </w:p>
-    <w:p>
-      <w:r>
-        <w:t xml:space="preserve">Applications are live for the Digital Character Design Contest powered by AWS, Google Cloud, and IBM. Compete for a massive 🏆 ₹𝟱𝟬 𝗟𝗔𝗞𝗛𝗦 prize pool and unlock 𝗔𝘀𝘀𝘂𝗿𝗲𝗱 𝗜𝗻𝘁𝗲𝗿𝗻𝘀𝗵𝗶𝗽𝘀 &amp; 𝗣𝗹𝗮𝗰𝗲𝗺𝗲𝗻𝘁 𝗦𝘂𝗽𝗽𝗼𝗿𝘁 for every participant! 💼✨</w:t>
-      </w:r>
-    </w:p>
-    <w:p>
-      <w:r>
-        <w:t xml:space="preserve">Apply here:</w:t>
+        <w:t xml:space="preserve">𝗚𝗟𝗢𝗕𝗔𝗟 𝗧𝗔𝗟𝗘𝗡𝗧 𝗛𝗨𝗡𝗧 𝟮𝟬𝟮𝟲 🌏 is LIVE! </w:t>
+      </w:r>
+    </w:p>
+    <w:p>
+      <w:r>
+        <w:t xml:space="preserve">Enter the Digital Character Design Contest powered by AWS, Google Cloud, and IBM. Compete for a massive 🏆 ₹𝟱𝟬 𝗟𝗔𝗞𝗛𝗦 prize pool and unlock 𝗔𝘀𝘀𝘂𝗿𝗲𝗱 𝗜𝗻𝘁𝗲𝗿𝗻𝘀𝗵𝗶𝗽𝘀 &amp; 𝗣𝗹𝗮𝗰𝗲𝗺𝗲𝗻𝘁 𝗦𝘂𝗽𝗽𝗼𝗿𝘁 for every participant! 💼✨</w:t>
+      </w:r>
+    </w:p>
+    <w:p>
+      <w:r>
+        <w:t xml:space="preserve">Secure your entry here:</w:t>
       </w:r>
     </w:p>
     <w:p>
@@ -1770,17 +1770,17 @@
     </w:p>
     <w:p>
       <w:r>
-        <w:t xml:space="preserve">🚀 𝗚𝗟𝗢𝗕𝗔𝗟 𝗧𝗔𝗟𝗘𝗡𝗧 𝗛𝗨𝗡𝗧 𝟮𝟬𝟮𝟲 is LIVE! 🚀</w:t>
-      </w:r>
-    </w:p>
-    <w:p>
-      <w:r>
-        <w:t xml:space="preserve">The Web Experience Design Contest powered by AWS, Google Cloud, and IBM is now accepting applications. Compete for a massive 🏆 ₹𝟱𝟬 𝗟𝗔𝗞𝗛𝗦 prize pool and unlock 𝗔𝘀𝘀𝘂𝗿𝗲𝗱 𝗜𝗻𝘁𝗲𝗿𝗻𝘀𝗵𝗶𝗽𝘀 &amp; 𝗣𝗹𝗮𝗰𝗲𝗺𝗲𝗻𝘁 𝗦𝘂𝗽𝗽𝗼𝗿𝘁 for every participant! 💼✨</w:t>
-      </w:r>
-    </w:p>
-    <w:p>
-      <w:r>
-        <w:t xml:space="preserve">Enter here:</w:t>
+        <w:t xml:space="preserve">𝗚𝗟𝗢𝗕𝗔𝗟 𝗧𝗔𝗟𝗘𝗡𝗧 𝗛𝗨𝗡𝗧 𝟮𝟬𝟮𝟲 🌏 is LIVE! </w:t>
+      </w:r>
+    </w:p>
+    <w:p>
+      <w:r>
+        <w:t xml:space="preserve">Enter the Web Experience Design Contest powered by AWS, Google Cloud, and IBM. Compete for a massive 🏆 ₹𝟱𝟬 𝗟𝗔𝗞𝗛𝗦 prize pool and unlock 𝗔𝘀𝘀𝘂𝗿𝗲𝗱 𝗜𝗻𝘁𝗲𝗿𝗻𝘀𝗵𝗶𝗽𝘀 &amp; 𝗣𝗹𝗮𝗰𝗲𝗺𝗲𝗻𝘁 𝗦𝘂𝗽𝗽𝗼𝗿𝘁 for every participant! 💼✨</w:t>
+      </w:r>
+    </w:p>
+    <w:p>
+      <w:r>
+        <w:t xml:space="preserve">Secure your entry here:</w:t>
       </w:r>
     </w:p>
     <w:p>
@@ -1802,7 +1802,7 @@
     </w:p>
     <w:p>
       <w:r>
-        <w:t xml:space="preserve">🚀 𝗚𝗟𝗢𝗕𝗔𝗟 𝗧𝗔𝗟𝗘𝗡𝗧 𝗛𝗨𝗡𝗧 𝟮𝟬𝟮𝟲 is LIVE! 🚀</w:t>
+        <w:t xml:space="preserve">𝗚𝗟𝗢𝗕𝗔𝗟 𝗧𝗔𝗟𝗘𝗡𝗧 𝗛𝗨𝗡𝗧 𝟮𝟬𝟮𝟲 🌏 is LIVE! </w:t>
       </w:r>
     </w:p>
     <w:p>
@@ -1843,17 +1843,17 @@
     </w:p>
     <w:p>
       <w:r>
-        <w:t xml:space="preserve">🚀 𝗚𝗟𝗢𝗕𝗔𝗟 𝗧𝗔𝗟𝗘𝗡𝗧 𝗛𝗨𝗡𝗧 𝟮𝟬𝟮𝟲 is LIVE! 🚀</w:t>
-      </w:r>
-    </w:p>
-    <w:p>
-      <w:r>
-        <w:t xml:space="preserve">Secure your spot for the AI Innovation Contest powered by AWS, Google Cloud, and IBM. Compete for a massive 🏆 ₹𝟱𝟬 𝗟𝗔𝗞𝗛𝗦 prize pool and unlock 𝗔𝘀𝘀𝘂𝗿𝗲𝗱 𝗜𝗻𝘁𝗲𝗿𝗻𝘀𝗵𝗶𝗽𝘀 &amp; 𝗣𝗹𝗮𝗰𝗲𝗺𝗲𝗻𝘁 𝗦𝘂𝗽𝗽𝗼𝗿𝘁 for every participant! 💼✨</w:t>
-      </w:r>
-    </w:p>
-    <w:p>
-      <w:r>
-        <w:t xml:space="preserve">Don't miss out. Apply here:</w:t>
+        <w:t xml:space="preserve">𝗚𝗟𝗢𝗕𝗔𝗟 𝗧𝗔𝗟𝗘𝗡𝗧 𝗛𝗨𝗡𝗧 𝟮𝟬𝟮𝟲 🌏 is LIVE! </w:t>
+      </w:r>
+    </w:p>
+    <w:p>
+      <w:r>
+        <w:t xml:space="preserve">Enter the AI Innovation Contest powered by AWS, Google Cloud, and IBM. Compete for a massive 🏆 ₹𝟱𝟬 𝗟𝗔𝗞𝗛𝗦 prize pool and unlock 𝗔𝘀𝘀𝘂𝗿𝗲𝗱 𝗜𝗻𝘁𝗲𝗿𝗻𝘀𝗵𝗶𝗽𝘀 &amp; 𝗣𝗹𝗮𝗰𝗲𝗺𝗲𝗻𝘁 𝗦𝘂𝗽𝗽𝗼𝗿𝘁 for every participant! 💼✨</w:t>
+      </w:r>
+    </w:p>
+    <w:p>
+      <w:r>
+        <w:t xml:space="preserve">Secure your entry here:</w:t>
       </w:r>
     </w:p>
     <w:p>
@@ -1875,17 +1875,17 @@
     </w:p>
     <w:p>
       <w:r>
-        <w:t xml:space="preserve">🚀 𝗚𝗟𝗢𝗕𝗔𝗟 𝗧𝗔𝗟𝗘𝗡𝗧 𝗛𝗨𝗡𝗧 𝟮𝟬𝟮𝟲 is LIVE! 🚀</w:t>
-      </w:r>
-    </w:p>
-    <w:p>
-      <w:r>
-        <w:t xml:space="preserve">The Career Accelerator Contest powered by AWS, Google Cloud, and IBM is officially open. Compete for a massive 🏆 ₹𝟱𝟬 𝗟𝗔𝗞𝗛𝗦 prize pool and unlock 𝗔𝘀𝘀𝘂𝗿𝗲𝗱 𝗜𝗻𝘁𝗲𝗿𝗻𝘀𝗵𝗶𝗽𝘀 &amp; 𝗣𝗹𝗮𝗰𝗲𝗺𝗲𝗻𝘁 𝗦𝘂𝗽𝗽𝗼𝗿𝘁 for every participant! 💼✨</w:t>
-      </w:r>
-    </w:p>
-    <w:p>
-      <w:r>
-        <w:t xml:space="preserve">Submit your application here:</w:t>
+        <w:t xml:space="preserve">𝗚𝗟𝗢𝗕𝗔𝗟 𝗧𝗔𝗟𝗘𝗡𝗧 𝗛𝗨𝗡𝗧 𝟮𝟬𝟮𝟲 🌏 is LIVE! </w:t>
+      </w:r>
+    </w:p>
+    <w:p>
+      <w:r>
+        <w:t xml:space="preserve">Enter the Career Accelerator Contest powered by AWS, Google Cloud, and IBM. Compete for a massive 🏆 ₹𝟱𝟬 𝗟𝗔𝗞𝗛𝗦 prize pool and unlock 𝗔𝘀𝘀𝘂𝗿𝗲𝗱 𝗜𝗻𝘁𝗲𝗿𝗻𝘀𝗵𝗶𝗽𝘀 &amp; 𝗣𝗹𝗮𝗰𝗲𝗺𝗲𝗻𝘁 𝗦𝘂𝗽𝗽𝗼𝗿𝘁 for every participant! 💼✨</w:t>
+      </w:r>
+    </w:p>
+    <w:p>
+      <w:r>
+        <w:t xml:space="preserve">Secure your entry here:</w:t>
       </w:r>
     </w:p>
     <w:p>
@@ -1907,17 +1907,17 @@
     </w:p>
     <w:p>
       <w:r>
-        <w:t xml:space="preserve">🚀 𝗚𝗟𝗢𝗕𝗔𝗟 𝗧𝗔𝗟𝗘𝗡𝗧 𝗛𝗨𝗡𝗧 𝟮𝟬𝟮𝟲 is LIVE! 🚀</w:t>
-      </w:r>
-    </w:p>
-    <w:p>
-      <w:r>
-        <w:t xml:space="preserve">Registration is now open for the 3D Asset Design Contest powered by AWS, Google Cloud, and IBM. Compete for a massive 🏆 ₹𝟱𝟬 𝗟𝗔𝗞𝗛𝗦 prize pool and unlock 𝗔𝘀𝘀𝘂𝗿𝗲𝗱 𝗜𝗻𝘁𝗲𝗿𝗻𝘀𝗵𝗶𝗽𝘀 &amp; 𝗣𝗹𝗮𝗰𝗲𝗺𝗲𝗻𝘁 𝗦𝘂𝗽𝗽𝗼𝗿𝘁 for every participant! 💼✨</w:t>
-      </w:r>
-    </w:p>
-    <w:p>
-      <w:r>
-        <w:t xml:space="preserve">Register here:</w:t>
+        <w:t xml:space="preserve">𝗚𝗟𝗢𝗕𝗔𝗟 𝗧𝗔𝗟𝗘𝗡𝗧 𝗛𝗨𝗡𝗧 𝟮𝟬𝟮𝟲 🌏 is LIVE! </w:t>
+      </w:r>
+    </w:p>
+    <w:p>
+      <w:r>
+        <w:t xml:space="preserve">Enter the 3D Asset Design Contest powered by AWS, Google Cloud, and IBM. Compete for a massive 🏆 ₹𝟱𝟬 𝗟𝗔𝗞𝗛𝗦 prize pool and unlock 𝗔𝘀𝘀𝘂𝗿𝗲𝗱 𝗜𝗻𝘁𝗲𝗿𝗻𝘀𝗵𝗶𝗽𝘀 &amp; 𝗣𝗹𝗮𝗰𝗲𝗺𝗲𝗻𝘁 𝗦𝘂𝗽𝗽𝗼𝗿𝘁 for every participant! 💼✨</w:t>
+      </w:r>
+    </w:p>
+    <w:p>
+      <w:r>
+        <w:t xml:space="preserve">Secure your entry here:</w:t>
       </w:r>
     </w:p>
     <w:p>
@@ -1939,17 +1939,17 @@
     </w:p>
     <w:p>
       <w:r>
-        <w:t xml:space="preserve">🚀 𝗚𝗟𝗢𝗕𝗔𝗟 𝗧𝗔𝗟𝗘𝗡𝗧 𝗛𝗨𝗡𝗧 𝟮𝟬𝟮𝟲 is LIVE! 🚀</w:t>
-      </w:r>
-    </w:p>
-    <w:p>
-      <w:r>
-        <w:t xml:space="preserve">Applications are live for the Digital Character Design Contest powered by AWS, Google Cloud, and IBM. Compete for a massive 🏆 ₹𝟱𝟬 𝗟𝗔𝗞𝗛𝗦 prize pool and unlock 𝗔𝘀𝘀𝘂𝗿𝗲𝗱 𝗜𝗻𝘁𝗲𝗿𝗻𝘀𝗵𝗶𝗽𝘀 &amp; 𝗣𝗹𝗮𝗰𝗲𝗺𝗲𝗻𝘁 𝗦𝘂𝗽𝗽𝗼𝗿𝘁 for every participant! 💼✨</w:t>
-      </w:r>
-    </w:p>
-    <w:p>
-      <w:r>
-        <w:t xml:space="preserve">Apply here:</w:t>
+        <w:t xml:space="preserve">𝗚𝗟𝗢𝗕𝗔𝗟 𝗧𝗔𝗟𝗘𝗡𝗧 𝗛𝗨𝗡𝗧 𝟮𝟬𝟮𝟲 🌏 is LIVE! </w:t>
+      </w:r>
+    </w:p>
+    <w:p>
+      <w:r>
+        <w:t xml:space="preserve">Enter the Digital Character Design Contest powered by AWS, Google Cloud, and IBM. Compete for a massive 🏆 ₹𝟱𝟬 𝗟𝗔𝗞𝗛𝗦 prize pool and unlock 𝗔𝘀𝘀𝘂𝗿𝗲𝗱 𝗜𝗻𝘁𝗲𝗿𝗻𝘀𝗵𝗶𝗽𝘀 &amp; 𝗣𝗹𝗮𝗰𝗲𝗺𝗲𝗻𝘁 𝗦𝘂𝗽𝗽𝗼𝗿𝘁 for every participant! 💼✨</w:t>
+      </w:r>
+    </w:p>
+    <w:p>
+      <w:r>
+        <w:t xml:space="preserve">Secure your entry here:</w:t>
       </w:r>
     </w:p>
     <w:p>
@@ -1971,17 +1971,17 @@
     </w:p>
     <w:p>
       <w:r>
-        <w:t xml:space="preserve">🚀 𝗚𝗟𝗢𝗕𝗔𝗟 𝗧𝗔𝗟𝗘𝗡𝗧 𝗛𝗨𝗡𝗧 𝟮𝟬𝟮𝟲 is LIVE! 🚀</w:t>
-      </w:r>
-    </w:p>
-    <w:p>
-      <w:r>
-        <w:t xml:space="preserve">The Web Experience Design Contest powered by AWS, Google Cloud, and IBM is now accepting applications. Compete for a massive 🏆 ₹𝟱𝟬 𝗟𝗔𝗞𝗛𝗦 prize pool and unlock 𝗔𝘀𝘀𝘂𝗿𝗲𝗱 𝗜𝗻𝘁𝗲𝗿𝗻𝘀𝗵𝗶𝗽𝘀 &amp; 𝗣𝗹𝗮𝗰𝗲𝗺𝗲𝗻𝘁 𝗦𝘂𝗽𝗽𝗼𝗿𝘁 for every participant! 💼✨</w:t>
-      </w:r>
-    </w:p>
-    <w:p>
-      <w:r>
-        <w:t xml:space="preserve">Enter here:</w:t>
+        <w:t xml:space="preserve">𝗚𝗟𝗢𝗕𝗔𝗟 𝗧𝗔𝗟𝗘𝗡𝗧 𝗛𝗨𝗡𝗧 𝟮𝟬𝟮𝟲 🌏 is LIVE! </w:t>
+      </w:r>
+    </w:p>
+    <w:p>
+      <w:r>
+        <w:t xml:space="preserve">Enter the Web Experience Design Contest powered by AWS, Google Cloud, and IBM. Compete for a massive 🏆 ₹𝟱𝟬 𝗟𝗔𝗞𝗛𝗦 prize pool and unlock 𝗔𝘀𝘀𝘂𝗿𝗲𝗱 𝗜𝗻𝘁𝗲𝗿𝗻𝘀𝗵𝗶𝗽𝘀 &amp; 𝗣𝗹𝗮𝗰𝗲𝗺𝗲𝗻𝘁 𝗦𝘂𝗽𝗽𝗼𝗿𝘁 for every participant! 💼✨</w:t>
+      </w:r>
+    </w:p>
+    <w:p>
+      <w:r>
+        <w:t xml:space="preserve">Secure your entry here:</w:t>
       </w:r>
     </w:p>
     <w:p>
@@ -2003,7 +2003,7 @@
     </w:p>
     <w:p>
       <w:r>
-        <w:t xml:space="preserve">🚀 𝗚𝗟𝗢𝗕𝗔𝗟 𝗧𝗔𝗟𝗘𝗡𝗧 𝗛𝗨𝗡𝗧 𝟮𝟬𝟮𝟲 is LIVE! 🚀</w:t>
+        <w:t xml:space="preserve">𝗚𝗟𝗢𝗕𝗔𝗟 𝗧𝗔𝗟𝗘𝗡𝗧 𝗛𝗨𝗡𝗧 𝟮𝟬𝟮𝟲 🌏 is LIVE! </w:t>
       </w:r>
     </w:p>
     <w:p>
@@ -2019,6 +2019,207 @@
     <w:p>
       <w:r>
         <w:t xml:space="preserve">https://fundfy.app/contests/ai-education-innovation-contest?ref=admin</w:t>
+      </w:r>
+    </w:p>
+    <w:p>
+      <w:pPr>
+        <w:pStyle w:val="Heading2"/>
+        <w:spacing w:after="200" w:before="400"/>
+      </w:pPr>
+      <w:r>
+        <w:t xml:space="preserve">Referrer: chandra</w:t>
+      </w:r>
+    </w:p>
+    <w:p>
+      <w:pPr>
+        <w:spacing w:before="200"/>
+      </w:pPr>
+      <w:r>
+        <w:rPr>
+          <w:b/>
+          <w:bCs/>
+        </w:rPr>
+        <w:t xml:space="preserve">AI Innovation Contest</w:t>
+      </w:r>
+    </w:p>
+    <w:p>
+      <w:r>
+        <w:t xml:space="preserve">𝗚𝗟𝗢𝗕𝗔𝗟 𝗧𝗔𝗟𝗘𝗡𝗧 𝗛𝗨𝗡𝗧 𝟮𝟬𝟮𝟲 🌏 is LIVE! </w:t>
+      </w:r>
+    </w:p>
+    <w:p>
+      <w:r>
+        <w:t xml:space="preserve">Enter the AI Innovation Contest powered by AWS, Google Cloud, and IBM. Compete for a massive 🏆 ₹𝟱𝟬 𝗟𝗔𝗞𝗛𝗦 prize pool and unlock 𝗔𝘀𝘀𝘂𝗿𝗲𝗱 𝗜𝗻𝘁𝗲𝗿𝗻𝘀𝗵𝗶𝗽𝘀 &amp; 𝗣𝗹𝗮𝗰𝗲𝗺𝗲𝗻𝘁 𝗦𝘂𝗽𝗽𝗼𝗿𝘁 for every participant! 💼✨</w:t>
+      </w:r>
+    </w:p>
+    <w:p>
+      <w:r>
+        <w:t xml:space="preserve">Secure your entry here:</w:t>
+      </w:r>
+    </w:p>
+    <w:p>
+      <w:r>
+        <w:t xml:space="preserve">https://fundfy.app/contests/ai-innovation-contest?ref=chandra</w:t>
+      </w:r>
+    </w:p>
+    <w:p>
+      <w:pPr>
+        <w:spacing w:before="200"/>
+      </w:pPr>
+      <w:r>
+        <w:rPr>
+          <w:b/>
+          <w:bCs/>
+        </w:rPr>
+        <w:t xml:space="preserve">Career Accelerator Contest</w:t>
+      </w:r>
+    </w:p>
+    <w:p>
+      <w:r>
+        <w:t xml:space="preserve">𝗚𝗟𝗢𝗕𝗔𝗟 𝗧𝗔𝗟𝗘𝗡𝗧 𝗛𝗨𝗡𝗧 𝟮𝟬𝟮𝟲 🌏 is LIVE! </w:t>
+      </w:r>
+    </w:p>
+    <w:p>
+      <w:r>
+        <w:t xml:space="preserve">Enter the Career Accelerator Contest powered by AWS, Google Cloud, and IBM. Compete for a massive 🏆 ₹𝟱𝟬 𝗟𝗔𝗞𝗛𝗦 prize pool and unlock 𝗔𝘀𝘀𝘂𝗿𝗲𝗱 𝗜𝗻𝘁𝗲𝗿𝗻𝘀𝗵𝗶𝗽𝘀 &amp; 𝗣𝗹𝗮𝗰𝗲𝗺𝗲𝗻𝘁 𝗦𝘂𝗽𝗽𝗼𝗿𝘁 for every participant! 💼✨</w:t>
+      </w:r>
+    </w:p>
+    <w:p>
+      <w:r>
+        <w:t xml:space="preserve">Secure your entry here:</w:t>
+      </w:r>
+    </w:p>
+    <w:p>
+      <w:r>
+        <w:t xml:space="preserve">https://fundfy.app/contests/career-accelerator-contest?ref=chandra</w:t>
+      </w:r>
+    </w:p>
+    <w:p>
+      <w:pPr>
+        <w:spacing w:before="200"/>
+      </w:pPr>
+      <w:r>
+        <w:rPr>
+          <w:b/>
+          <w:bCs/>
+        </w:rPr>
+        <w:t xml:space="preserve">3D Asset Design Contest</w:t>
+      </w:r>
+    </w:p>
+    <w:p>
+      <w:r>
+        <w:t xml:space="preserve">𝗚𝗟𝗢𝗕𝗔𝗟 𝗧𝗔𝗟𝗘𝗡𝗧 𝗛𝗨𝗡𝗧 𝟮𝟬𝟮𝟲 🌏 is LIVE! </w:t>
+      </w:r>
+    </w:p>
+    <w:p>
+      <w:r>
+        <w:t xml:space="preserve">Enter the 3D Asset Design Contest powered by AWS, Google Cloud, and IBM. Compete for a massive 🏆 ₹𝟱𝟬 𝗟𝗔𝗞𝗛𝗦 prize pool and unlock 𝗔𝘀𝘀𝘂𝗿𝗲𝗱 𝗜𝗻𝘁𝗲𝗿𝗻𝘀𝗵𝗶𝗽𝘀 &amp; 𝗣𝗹𝗮𝗰𝗲𝗺𝗲𝗻𝘁 𝗦𝘂𝗽𝗽𝗼𝗿𝘁 for every participant! 💼✨</w:t>
+      </w:r>
+    </w:p>
+    <w:p>
+      <w:r>
+        <w:t xml:space="preserve">Secure your entry here:</w:t>
+      </w:r>
+    </w:p>
+    <w:p>
+      <w:r>
+        <w:t xml:space="preserve">https://fundfy.app/contests/3d-asset-design-contest?ref=chandra</w:t>
+      </w:r>
+    </w:p>
+    <w:p>
+      <w:pPr>
+        <w:spacing w:before="200"/>
+      </w:pPr>
+      <w:r>
+        <w:rPr>
+          <w:b/>
+          <w:bCs/>
+        </w:rPr>
+        <w:t xml:space="preserve">Digital Character Design Contest</w:t>
+      </w:r>
+    </w:p>
+    <w:p>
+      <w:r>
+        <w:t xml:space="preserve">𝗚𝗟𝗢𝗕𝗔𝗟 𝗧𝗔𝗟𝗘𝗡𝗧 𝗛𝗨𝗡𝗧 𝟮𝟬𝟮𝟲 🌏 is LIVE! </w:t>
+      </w:r>
+    </w:p>
+    <w:p>
+      <w:r>
+        <w:t xml:space="preserve">Enter the Digital Character Design Contest powered by AWS, Google Cloud, and IBM. Compete for a massive 🏆 ₹𝟱𝟬 𝗟𝗔𝗞𝗛𝗦 prize pool and unlock 𝗔𝘀𝘀𝘂𝗿𝗲𝗱 𝗜𝗻𝘁𝗲𝗿𝗻𝘀𝗵𝗶𝗽𝘀 &amp; 𝗣𝗹𝗮𝗰𝗲𝗺𝗲𝗻𝘁 𝗦𝘂𝗽𝗽𝗼𝗿𝘁 for every participant! 💼✨</w:t>
+      </w:r>
+    </w:p>
+    <w:p>
+      <w:r>
+        <w:t xml:space="preserve">Secure your entry here:</w:t>
+      </w:r>
+    </w:p>
+    <w:p>
+      <w:r>
+        <w:t xml:space="preserve">https://fundfy.app/contests/digital-character-design-contest?ref=chandra</w:t>
+      </w:r>
+    </w:p>
+    <w:p>
+      <w:pPr>
+        <w:spacing w:before="200"/>
+      </w:pPr>
+      <w:r>
+        <w:rPr>
+          <w:b/>
+          <w:bCs/>
+        </w:rPr>
+        <w:t xml:space="preserve">Web Experience Design Contest</w:t>
+      </w:r>
+    </w:p>
+    <w:p>
+      <w:r>
+        <w:t xml:space="preserve">𝗚𝗟𝗢𝗕𝗔𝗟 𝗧𝗔𝗟𝗘𝗡𝗧 𝗛𝗨𝗡𝗧 𝟮𝟬𝟮𝟲 🌏 is LIVE! </w:t>
+      </w:r>
+    </w:p>
+    <w:p>
+      <w:r>
+        <w:t xml:space="preserve">Enter the Web Experience Design Contest powered by AWS, Google Cloud, and IBM. Compete for a massive 🏆 ₹𝟱𝟬 𝗟𝗔𝗞𝗛𝗦 prize pool and unlock 𝗔𝘀𝘀𝘂𝗿𝗲𝗱 𝗜𝗻𝘁𝗲𝗿𝗻𝘀𝗵𝗶𝗽𝘀 &amp; 𝗣𝗹𝗮𝗰𝗲𝗺𝗲𝗻𝘁 𝗦𝘂𝗽𝗽𝗼𝗿𝘁 for every participant! 💼✨</w:t>
+      </w:r>
+    </w:p>
+    <w:p>
+      <w:r>
+        <w:t xml:space="preserve">Secure your entry here:</w:t>
+      </w:r>
+    </w:p>
+    <w:p>
+      <w:r>
+        <w:t xml:space="preserve">https://fundfy.app/contests/web-experience-design-contest?ref=chandra</w:t>
+      </w:r>
+    </w:p>
+    <w:p>
+      <w:pPr>
+        <w:spacing w:before="200"/>
+      </w:pPr>
+      <w:r>
+        <w:rPr>
+          <w:b/>
+          <w:bCs/>
+        </w:rPr>
+        <w:t xml:space="preserve">AI Education Innovation Contest</w:t>
+      </w:r>
+    </w:p>
+    <w:p>
+      <w:r>
+        <w:t xml:space="preserve">𝗚𝗟𝗢𝗕𝗔𝗟 𝗧𝗔𝗟𝗘𝗡𝗧 𝗛𝗨𝗡𝗧 𝟮𝟬𝟮𝟲 🌏 is LIVE! </w:t>
+      </w:r>
+    </w:p>
+    <w:p>
+      <w:r>
+        <w:t xml:space="preserve">Enter the AI Education Innovation Contest powered by AWS, Google Cloud, and IBM. Compete for a massive 🏆 ₹𝟱𝟬 𝗟𝗔𝗞𝗛𝗦 prize pool and unlock 𝗔𝘀𝘀𝘂𝗿𝗲𝗱 𝗜𝗻𝘁𝗲𝗿𝗻𝘀𝗵𝗶𝗽𝘀 &amp; 𝗣𝗹𝗮𝗰𝗲𝗺𝗲𝗻𝘁 𝗦𝘂𝗽𝗽𝗼𝗿𝘁 for every participant! 💼✨</w:t>
+      </w:r>
+    </w:p>
+    <w:p>
+      <w:r>
+        <w:t xml:space="preserve">Secure your entry here:</w:t>
+      </w:r>
+    </w:p>
+    <w:p>
+      <w:r>
+        <w:t xml:space="preserve">https://fundfy.app/contests/ai-education-innovation-contest?ref=chandra</w:t>
       </w:r>
     </w:p>
     <w:sectPr>

--- a/Generated_Posters/WhatsApp_Promos.docx
+++ b/Generated_Posters/WhatsApp_Promos.docx
@@ -189,27 +189,27 @@
           <w:b/>
           <w:bCs/>
         </w:rPr>
-        <w:t xml:space="preserve">AI Education Innovation Contest</w:t>
-      </w:r>
-    </w:p>
-    <w:p>
-      <w:r>
-        <w:t xml:space="preserve">𝗚𝗟𝗢𝗕𝗔𝗟 𝗧𝗔𝗟𝗘𝗡𝗧 𝗛𝗨𝗡𝗧 𝟮𝟬𝟮𝟲 🌏 is LIVE! </w:t>
-      </w:r>
-    </w:p>
-    <w:p>
-      <w:r>
-        <w:t xml:space="preserve">Enter the AI Education Innovation Contest powered by AWS, Google Cloud, and IBM. Compete for a massive 🏆 ₹𝟱𝟬 𝗟𝗔𝗞𝗛𝗦 prize pool and unlock 𝗔𝘀𝘀𝘂𝗿𝗲𝗱 𝗜𝗻𝘁𝗲𝗿𝗻𝘀𝗵𝗶𝗽𝘀 &amp; 𝗣𝗹𝗮𝗰𝗲𝗺𝗲𝗻𝘁 𝗦𝘂𝗽𝗽𝗼𝗿𝘁 for every participant! 💼✨</w:t>
-      </w:r>
-    </w:p>
-    <w:p>
-      <w:r>
-        <w:t xml:space="preserve">Secure your entry here:</w:t>
-      </w:r>
-    </w:p>
-    <w:p>
-      <w:r>
-        <w:t xml:space="preserve">https://fundfy.app/contests/ai-education-innovation-contest?ref=hgnma50</w:t>
+        <w:t xml:space="preserve">Career Accelerator Program</w:t>
+      </w:r>
+    </w:p>
+    <w:p>
+      <w:r>
+        <w:t xml:space="preserve">𝗚𝗟𝗢𝗕𝗔𝗟 𝗧𝗔𝗟𝗘𝗡𝗧 𝗛𝗨𝗡𝗧 𝟮𝟬𝟮𝟲 🌏 is LIVE! </w:t>
+      </w:r>
+    </w:p>
+    <w:p>
+      <w:r>
+        <w:t xml:space="preserve">Enter the Career Accelerator Program powered by AWS, Google Cloud, and IBM. Compete for a massive 🏆 ₹𝟱𝟬 𝗟𝗔𝗞𝗛𝗦 prize pool and unlock 𝗔𝘀𝘀𝘂𝗿𝗲𝗱 𝗜𝗻𝘁𝗲𝗿𝗻𝘀𝗵𝗶𝗽𝘀 &amp; 𝗣𝗹𝗮𝗰𝗲𝗺𝗲𝗻𝘁 𝗦𝘂𝗽𝗽𝗼𝗿𝘁 for every participant! 💼✨</w:t>
+      </w:r>
+    </w:p>
+    <w:p>
+      <w:r>
+        <w:t xml:space="preserve">Secure your entry here:</w:t>
+      </w:r>
+    </w:p>
+    <w:p>
+      <w:r>
+        <w:t xml:space="preserve">https://fundfy.app/contests/career-accelerator-program?ref=hgnma50</w:t>
       </w:r>
     </w:p>
     <w:p>
@@ -390,27 +390,27 @@
           <w:b/>
           <w:bCs/>
         </w:rPr>
-        <w:t xml:space="preserve">AI Education Innovation Contest</w:t>
-      </w:r>
-    </w:p>
-    <w:p>
-      <w:r>
-        <w:t xml:space="preserve">𝗚𝗟𝗢𝗕𝗔𝗟 𝗧𝗔𝗟𝗘𝗡𝗧 𝗛𝗨𝗡𝗧 𝟮𝟬𝟮𝟲 🌏 is LIVE! </w:t>
-      </w:r>
-    </w:p>
-    <w:p>
-      <w:r>
-        <w:t xml:space="preserve">Enter the AI Education Innovation Contest powered by AWS, Google Cloud, and IBM. Compete for a massive 🏆 ₹𝟱𝟬 𝗟𝗔𝗞𝗛𝗦 prize pool and unlock 𝗔𝘀𝘀𝘂𝗿𝗲𝗱 𝗜𝗻𝘁𝗲𝗿𝗻𝘀𝗵𝗶𝗽𝘀 &amp; 𝗣𝗹𝗮𝗰𝗲𝗺𝗲𝗻𝘁 𝗦𝘂𝗽𝗽𝗼𝗿𝘁 for every participant! 💼✨</w:t>
-      </w:r>
-    </w:p>
-    <w:p>
-      <w:r>
-        <w:t xml:space="preserve">Secure your entry here:</w:t>
-      </w:r>
-    </w:p>
-    <w:p>
-      <w:r>
-        <w:t xml:space="preserve">https://fundfy.app/contests/ai-education-innovation-contest?ref=uiapm3492</w:t>
+        <w:t xml:space="preserve">Career Accelerator Program</w:t>
+      </w:r>
+    </w:p>
+    <w:p>
+      <w:r>
+        <w:t xml:space="preserve">𝗚𝗟𝗢𝗕𝗔𝗟 𝗧𝗔𝗟𝗘𝗡𝗧 𝗛𝗨𝗡𝗧 𝟮𝟬𝟮𝟲 🌏 is LIVE! </w:t>
+      </w:r>
+    </w:p>
+    <w:p>
+      <w:r>
+        <w:t xml:space="preserve">Enter the Career Accelerator Program powered by AWS, Google Cloud, and IBM. Compete for a massive 🏆 ₹𝟱𝟬 𝗟𝗔𝗞𝗛𝗦 prize pool and unlock 𝗔𝘀𝘀𝘂𝗿𝗲𝗱 𝗜𝗻𝘁𝗲𝗿𝗻𝘀𝗵𝗶𝗽𝘀 &amp; 𝗣𝗹𝗮𝗰𝗲𝗺𝗲𝗻𝘁 𝗦𝘂𝗽𝗽𝗼𝗿𝘁 for every participant! 💼✨</w:t>
+      </w:r>
+    </w:p>
+    <w:p>
+      <w:r>
+        <w:t xml:space="preserve">Secure your entry here:</w:t>
+      </w:r>
+    </w:p>
+    <w:p>
+      <w:r>
+        <w:t xml:space="preserve">https://fundfy.app/contests/career-accelerator-program?ref=uiapm3492</w:t>
       </w:r>
     </w:p>
     <w:p>
@@ -591,27 +591,27 @@
           <w:b/>
           <w:bCs/>
         </w:rPr>
-        <w:t xml:space="preserve">AI Education Innovation Contest</w:t>
-      </w:r>
-    </w:p>
-    <w:p>
-      <w:r>
-        <w:t xml:space="preserve">𝗚𝗟𝗢𝗕𝗔𝗟 𝗧𝗔𝗟𝗘𝗡𝗧 𝗛𝗨𝗡𝗧 𝟮𝟬𝟮𝟲 🌏 is LIVE! </w:t>
-      </w:r>
-    </w:p>
-    <w:p>
-      <w:r>
-        <w:t xml:space="preserve">Enter the AI Education Innovation Contest powered by AWS, Google Cloud, and IBM. Compete for a massive 🏆 ₹𝟱𝟬 𝗟𝗔𝗞𝗛𝗦 prize pool and unlock 𝗔𝘀𝘀𝘂𝗿𝗲𝗱 𝗜𝗻𝘁𝗲𝗿𝗻𝘀𝗵𝗶𝗽𝘀 &amp; 𝗣𝗹𝗮𝗰𝗲𝗺𝗲𝗻𝘁 𝗦𝘂𝗽𝗽𝗼𝗿𝘁 for every participant! 💼✨</w:t>
-      </w:r>
-    </w:p>
-    <w:p>
-      <w:r>
-        <w:t xml:space="preserve">Secure your entry here:</w:t>
-      </w:r>
-    </w:p>
-    <w:p>
-      <w:r>
-        <w:t xml:space="preserve">https://fundfy.app/contests/ai-education-innovation-contest?ref=shruti1</w:t>
+        <w:t xml:space="preserve">Career Accelerator Program</w:t>
+      </w:r>
+    </w:p>
+    <w:p>
+      <w:r>
+        <w:t xml:space="preserve">𝗚𝗟𝗢𝗕𝗔𝗟 𝗧𝗔𝗟𝗘𝗡𝗧 𝗛𝗨𝗡𝗧 𝟮𝟬𝟮𝟲 🌏 is LIVE! </w:t>
+      </w:r>
+    </w:p>
+    <w:p>
+      <w:r>
+        <w:t xml:space="preserve">Enter the Career Accelerator Program powered by AWS, Google Cloud, and IBM. Compete for a massive 🏆 ₹𝟱𝟬 𝗟𝗔𝗞𝗛𝗦 prize pool and unlock 𝗔𝘀𝘀𝘂𝗿𝗲𝗱 𝗜𝗻𝘁𝗲𝗿𝗻𝘀𝗵𝗶𝗽𝘀 &amp; 𝗣𝗹𝗮𝗰𝗲𝗺𝗲𝗻𝘁 𝗦𝘂𝗽𝗽𝗼𝗿𝘁 for every participant! 💼✨</w:t>
+      </w:r>
+    </w:p>
+    <w:p>
+      <w:r>
+        <w:t xml:space="preserve">Secure your entry here:</w:t>
+      </w:r>
+    </w:p>
+    <w:p>
+      <w:r>
+        <w:t xml:space="preserve">https://fundfy.app/contests/career-accelerator-program?ref=shruti1</w:t>
       </w:r>
     </w:p>
     <w:p>
@@ -792,27 +792,27 @@
           <w:b/>
           <w:bCs/>
         </w:rPr>
-        <w:t xml:space="preserve">AI Education Innovation Contest</w:t>
-      </w:r>
-    </w:p>
-    <w:p>
-      <w:r>
-        <w:t xml:space="preserve">𝗚𝗟𝗢𝗕𝗔𝗟 𝗧𝗔𝗟𝗘𝗡𝗧 𝗛𝗨𝗡𝗧 𝟮𝟬𝟮𝟲 🌏 is LIVE! </w:t>
-      </w:r>
-    </w:p>
-    <w:p>
-      <w:r>
-        <w:t xml:space="preserve">Enter the AI Education Innovation Contest powered by AWS, Google Cloud, and IBM. Compete for a massive 🏆 ₹𝟱𝟬 𝗟𝗔𝗞𝗛𝗦 prize pool and unlock 𝗔𝘀𝘀𝘂𝗿𝗲𝗱 𝗜𝗻𝘁𝗲𝗿𝗻𝘀𝗵𝗶𝗽𝘀 &amp; 𝗣𝗹𝗮𝗰𝗲𝗺𝗲𝗻𝘁 𝗦𝘂𝗽𝗽𝗼𝗿𝘁 for every participant! 💼✨</w:t>
-      </w:r>
-    </w:p>
-    <w:p>
-      <w:r>
-        <w:t xml:space="preserve">Secure your entry here:</w:t>
-      </w:r>
-    </w:p>
-    <w:p>
-      <w:r>
-        <w:t xml:space="preserve">https://fundfy.app/contests/ai-education-innovation-contest?ref=shruti</w:t>
+        <w:t xml:space="preserve">Career Accelerator Program</w:t>
+      </w:r>
+    </w:p>
+    <w:p>
+      <w:r>
+        <w:t xml:space="preserve">𝗚𝗟𝗢𝗕𝗔𝗟 𝗧𝗔𝗟𝗘𝗡𝗧 𝗛𝗨𝗡𝗧 𝟮𝟬𝟮𝟲 🌏 is LIVE! </w:t>
+      </w:r>
+    </w:p>
+    <w:p>
+      <w:r>
+        <w:t xml:space="preserve">Enter the Career Accelerator Program powered by AWS, Google Cloud, and IBM. Compete for a massive 🏆 ₹𝟱𝟬 𝗟𝗔𝗞𝗛𝗦 prize pool and unlock 𝗔𝘀𝘀𝘂𝗿𝗲𝗱 𝗜𝗻𝘁𝗲𝗿𝗻𝘀𝗵𝗶𝗽𝘀 &amp; 𝗣𝗹𝗮𝗰𝗲𝗺𝗲𝗻𝘁 𝗦𝘂𝗽𝗽𝗼𝗿𝘁 for every participant! 💼✨</w:t>
+      </w:r>
+    </w:p>
+    <w:p>
+      <w:r>
+        <w:t xml:space="preserve">Secure your entry here:</w:t>
+      </w:r>
+    </w:p>
+    <w:p>
+      <w:r>
+        <w:t xml:space="preserve">https://fundfy.app/contests/career-accelerator-program?ref=shruti</w:t>
       </w:r>
     </w:p>
     <w:p>
@@ -993,27 +993,27 @@
           <w:b/>
           <w:bCs/>
         </w:rPr>
-        <w:t xml:space="preserve">AI Education Innovation Contest</w:t>
-      </w:r>
-    </w:p>
-    <w:p>
-      <w:r>
-        <w:t xml:space="preserve">𝗚𝗟𝗢𝗕𝗔𝗟 𝗧𝗔𝗟𝗘𝗡𝗧 𝗛𝗨𝗡𝗧 𝟮𝟬𝟮𝟲 🌏 is LIVE! </w:t>
-      </w:r>
-    </w:p>
-    <w:p>
-      <w:r>
-        <w:t xml:space="preserve">Enter the AI Education Innovation Contest powered by AWS, Google Cloud, and IBM. Compete for a massive 🏆 ₹𝟱𝟬 𝗟𝗔𝗞𝗛𝗦 prize pool and unlock 𝗔𝘀𝘀𝘂𝗿𝗲𝗱 𝗜𝗻𝘁𝗲𝗿𝗻𝘀𝗵𝗶𝗽𝘀 &amp; 𝗣𝗹𝗮𝗰𝗲𝗺𝗲𝗻𝘁 𝗦𝘂𝗽𝗽𝗼𝗿𝘁 for every participant! 💼✨</w:t>
-      </w:r>
-    </w:p>
-    <w:p>
-      <w:r>
-        <w:t xml:space="preserve">Secure your entry here:</w:t>
-      </w:r>
-    </w:p>
-    <w:p>
-      <w:r>
-        <w:t xml:space="preserve">https://fundfy.app/contests/ai-education-innovation-contest?ref=chinni</w:t>
+        <w:t xml:space="preserve">Career Accelerator Program</w:t>
+      </w:r>
+    </w:p>
+    <w:p>
+      <w:r>
+        <w:t xml:space="preserve">𝗚𝗟𝗢𝗕𝗔𝗟 𝗧𝗔𝗟𝗘𝗡𝗧 𝗛𝗨𝗡𝗧 𝟮𝟬𝟮𝟲 🌏 is LIVE! </w:t>
+      </w:r>
+    </w:p>
+    <w:p>
+      <w:r>
+        <w:t xml:space="preserve">Enter the Career Accelerator Program powered by AWS, Google Cloud, and IBM. Compete for a massive 🏆 ₹𝟱𝟬 𝗟𝗔𝗞𝗛𝗦 prize pool and unlock 𝗔𝘀𝘀𝘂𝗿𝗲𝗱 𝗜𝗻𝘁𝗲𝗿𝗻𝘀𝗵𝗶𝗽𝘀 &amp; 𝗣𝗹𝗮𝗰𝗲𝗺𝗲𝗻𝘁 𝗦𝘂𝗽𝗽𝗼𝗿𝘁 for every participant! 💼✨</w:t>
+      </w:r>
+    </w:p>
+    <w:p>
+      <w:r>
+        <w:t xml:space="preserve">Secure your entry here:</w:t>
+      </w:r>
+    </w:p>
+    <w:p>
+      <w:r>
+        <w:t xml:space="preserve">https://fundfy.app/contests/career-accelerator-program?ref=chinni</w:t>
       </w:r>
     </w:p>
     <w:p>
@@ -1194,27 +1194,27 @@
           <w:b/>
           <w:bCs/>
         </w:rPr>
-        <w:t xml:space="preserve">AI Education Innovation Contest</w:t>
-      </w:r>
-    </w:p>
-    <w:p>
-      <w:r>
-        <w:t xml:space="preserve">𝗚𝗟𝗢𝗕𝗔𝗟 𝗧𝗔𝗟𝗘𝗡𝗧 𝗛𝗨𝗡𝗧 𝟮𝟬𝟮𝟲 🌏 is LIVE! </w:t>
-      </w:r>
-    </w:p>
-    <w:p>
-      <w:r>
-        <w:t xml:space="preserve">Enter the AI Education Innovation Contest powered by AWS, Google Cloud, and IBM. Compete for a massive 🏆 ₹𝟱𝟬 𝗟𝗔𝗞𝗛𝗦 prize pool and unlock 𝗔𝘀𝘀𝘂𝗿𝗲𝗱 𝗜𝗻𝘁𝗲𝗿𝗻𝘀𝗵𝗶𝗽𝘀 &amp; 𝗣𝗹𝗮𝗰𝗲𝗺𝗲𝗻𝘁 𝗦𝘂𝗽𝗽𝗼𝗿𝘁 for every participant! 💼✨</w:t>
-      </w:r>
-    </w:p>
-    <w:p>
-      <w:r>
-        <w:t xml:space="preserve">Secure your entry here:</w:t>
-      </w:r>
-    </w:p>
-    <w:p>
-      <w:r>
-        <w:t xml:space="preserve">https://fundfy.app/contests/ai-education-innovation-contest?ref=uhg0192ha</w:t>
+        <w:t xml:space="preserve">Career Accelerator Program</w:t>
+      </w:r>
+    </w:p>
+    <w:p>
+      <w:r>
+        <w:t xml:space="preserve">𝗚𝗟𝗢𝗕𝗔𝗟 𝗧𝗔𝗟𝗘𝗡𝗧 𝗛𝗨𝗡𝗧 𝟮𝟬𝟮𝟲 🌏 is LIVE! </w:t>
+      </w:r>
+    </w:p>
+    <w:p>
+      <w:r>
+        <w:t xml:space="preserve">Enter the Career Accelerator Program powered by AWS, Google Cloud, and IBM. Compete for a massive 🏆 ₹𝟱𝟬 𝗟𝗔𝗞𝗛𝗦 prize pool and unlock 𝗔𝘀𝘀𝘂𝗿𝗲𝗱 𝗜𝗻𝘁𝗲𝗿𝗻𝘀𝗵𝗶𝗽𝘀 &amp; 𝗣𝗹𝗮𝗰𝗲𝗺𝗲𝗻𝘁 𝗦𝘂𝗽𝗽𝗼𝗿𝘁 for every participant! 💼✨</w:t>
+      </w:r>
+    </w:p>
+    <w:p>
+      <w:r>
+        <w:t xml:space="preserve">Secure your entry here:</w:t>
+      </w:r>
+    </w:p>
+    <w:p>
+      <w:r>
+        <w:t xml:space="preserve">https://fundfy.app/contests/career-accelerator-program?ref=uhg0192ha</w:t>
       </w:r>
     </w:p>
     <w:p>
@@ -1395,27 +1395,27 @@
           <w:b/>
           <w:bCs/>
         </w:rPr>
-        <w:t xml:space="preserve">AI Education Innovation Contest</w:t>
-      </w:r>
-    </w:p>
-    <w:p>
-      <w:r>
-        <w:t xml:space="preserve">𝗚𝗟𝗢𝗕𝗔𝗟 𝗧𝗔𝗟𝗘𝗡𝗧 𝗛𝗨𝗡𝗧 𝟮𝟬𝟮𝟲 🌏 is LIVE! </w:t>
-      </w:r>
-    </w:p>
-    <w:p>
-      <w:r>
-        <w:t xml:space="preserve">Enter the AI Education Innovation Contest powered by AWS, Google Cloud, and IBM. Compete for a massive 🏆 ₹𝟱𝟬 𝗟𝗔𝗞𝗛𝗦 prize pool and unlock 𝗔𝘀𝘀𝘂𝗿𝗲𝗱 𝗜𝗻𝘁𝗲𝗿𝗻𝘀𝗵𝗶𝗽𝘀 &amp; 𝗣𝗹𝗮𝗰𝗲𝗺𝗲𝗻𝘁 𝗦𝘂𝗽𝗽𝗼𝗿𝘁 for every participant! 💼✨</w:t>
-      </w:r>
-    </w:p>
-    <w:p>
-      <w:r>
-        <w:t xml:space="preserve">Secure your entry here:</w:t>
-      </w:r>
-    </w:p>
-    <w:p>
-      <w:r>
-        <w:t xml:space="preserve">https://fundfy.app/contests/ai-education-innovation-contest?ref=shrishtipaagal</w:t>
+        <w:t xml:space="preserve">Career Accelerator Program</w:t>
+      </w:r>
+    </w:p>
+    <w:p>
+      <w:r>
+        <w:t xml:space="preserve">𝗚𝗟𝗢𝗕𝗔𝗟 𝗧𝗔𝗟𝗘𝗡𝗧 𝗛𝗨𝗡𝗧 𝟮𝟬𝟮𝟲 🌏 is LIVE! </w:t>
+      </w:r>
+    </w:p>
+    <w:p>
+      <w:r>
+        <w:t xml:space="preserve">Enter the Career Accelerator Program powered by AWS, Google Cloud, and IBM. Compete for a massive 🏆 ₹𝟱𝟬 𝗟𝗔𝗞𝗛𝗦 prize pool and unlock 𝗔𝘀𝘀𝘂𝗿𝗲𝗱 𝗜𝗻𝘁𝗲𝗿𝗻𝘀𝗵𝗶𝗽𝘀 &amp; 𝗣𝗹𝗮𝗰𝗲𝗺𝗲𝗻𝘁 𝗦𝘂𝗽𝗽𝗼𝗿𝘁 for every participant! 💼✨</w:t>
+      </w:r>
+    </w:p>
+    <w:p>
+      <w:r>
+        <w:t xml:space="preserve">Secure your entry here:</w:t>
+      </w:r>
+    </w:p>
+    <w:p>
+      <w:r>
+        <w:t xml:space="preserve">https://fundfy.app/contests/career-accelerator-program?ref=shrishtipaagal</w:t>
       </w:r>
     </w:p>
     <w:p>
@@ -1596,27 +1596,27 @@
           <w:b/>
           <w:bCs/>
         </w:rPr>
-        <w:t xml:space="preserve">AI Education Innovation Contest</w:t>
-      </w:r>
-    </w:p>
-    <w:p>
-      <w:r>
-        <w:t xml:space="preserve">𝗚𝗟𝗢𝗕𝗔𝗟 𝗧𝗔𝗟𝗘𝗡𝗧 𝗛𝗨𝗡𝗧 𝟮𝟬𝟮𝟲 🌏 is LIVE! </w:t>
-      </w:r>
-    </w:p>
-    <w:p>
-      <w:r>
-        <w:t xml:space="preserve">Enter the AI Education Innovation Contest powered by AWS, Google Cloud, and IBM. Compete for a massive 🏆 ₹𝟱𝟬 𝗟𝗔𝗞𝗛𝗦 prize pool and unlock 𝗔𝘀𝘀𝘂𝗿𝗲𝗱 𝗜𝗻𝘁𝗲𝗿𝗻𝘀𝗵𝗶𝗽𝘀 &amp; 𝗣𝗹𝗮𝗰𝗲𝗺𝗲𝗻𝘁 𝗦𝘂𝗽𝗽𝗼𝗿𝘁 for every participant! 💼✨</w:t>
-      </w:r>
-    </w:p>
-    <w:p>
-      <w:r>
-        <w:t xml:space="preserve">Secure your entry here:</w:t>
-      </w:r>
-    </w:p>
-    <w:p>
-      <w:r>
-        <w:t xml:space="preserve">https://fundfy.app/contests/ai-education-innovation-contest?ref=harshasai</w:t>
+        <w:t xml:space="preserve">Career Accelerator Program</w:t>
+      </w:r>
+    </w:p>
+    <w:p>
+      <w:r>
+        <w:t xml:space="preserve">𝗚𝗟𝗢𝗕𝗔𝗟 𝗧𝗔𝗟𝗘𝗡𝗧 𝗛𝗨𝗡𝗧 𝟮𝟬𝟮𝟲 🌏 is LIVE! </w:t>
+      </w:r>
+    </w:p>
+    <w:p>
+      <w:r>
+        <w:t xml:space="preserve">Enter the Career Accelerator Program powered by AWS, Google Cloud, and IBM. Compete for a massive 🏆 ₹𝟱𝟬 𝗟𝗔𝗞𝗛𝗦 prize pool and unlock 𝗔𝘀𝘀𝘂𝗿𝗲𝗱 𝗜𝗻𝘁𝗲𝗿𝗻𝘀𝗵𝗶𝗽𝘀 &amp; 𝗣𝗹𝗮𝗰𝗲𝗺𝗲𝗻𝘁 𝗦𝘂𝗽𝗽𝗼𝗿𝘁 for every participant! 💼✨</w:t>
+      </w:r>
+    </w:p>
+    <w:p>
+      <w:r>
+        <w:t xml:space="preserve">Secure your entry here:</w:t>
+      </w:r>
+    </w:p>
+    <w:p>
+      <w:r>
+        <w:t xml:space="preserve">https://fundfy.app/contests/career-accelerator-program?ref=harshasai</w:t>
       </w:r>
     </w:p>
     <w:p>
@@ -1797,27 +1797,27 @@
           <w:b/>
           <w:bCs/>
         </w:rPr>
-        <w:t xml:space="preserve">AI Education Innovation Contest</w:t>
-      </w:r>
-    </w:p>
-    <w:p>
-      <w:r>
-        <w:t xml:space="preserve">𝗚𝗟𝗢𝗕𝗔𝗟 𝗧𝗔𝗟𝗘𝗡𝗧 𝗛𝗨𝗡𝗧 𝟮𝟬𝟮𝟲 🌏 is LIVE! </w:t>
-      </w:r>
-    </w:p>
-    <w:p>
-      <w:r>
-        <w:t xml:space="preserve">Enter the AI Education Innovation Contest powered by AWS, Google Cloud, and IBM. Compete for a massive 🏆 ₹𝟱𝟬 𝗟𝗔𝗞𝗛𝗦 prize pool and unlock 𝗔𝘀𝘀𝘂𝗿𝗲𝗱 𝗜𝗻𝘁𝗲𝗿𝗻𝘀𝗵𝗶𝗽𝘀 &amp; 𝗣𝗹𝗮𝗰𝗲𝗺𝗲𝗻𝘁 𝗦𝘂𝗽𝗽𝗼𝗿𝘁 for every participant! 💼✨</w:t>
-      </w:r>
-    </w:p>
-    <w:p>
-      <w:r>
-        <w:t xml:space="preserve">Secure your entry here:</w:t>
-      </w:r>
-    </w:p>
-    <w:p>
-      <w:r>
-        <w:t xml:space="preserve">https://fundfy.app/contests/ai-education-innovation-contest?ref=dannyk.virtualex</w:t>
+        <w:t xml:space="preserve">Career Accelerator Program</w:t>
+      </w:r>
+    </w:p>
+    <w:p>
+      <w:r>
+        <w:t xml:space="preserve">𝗚𝗟𝗢𝗕𝗔𝗟 𝗧𝗔𝗟𝗘𝗡𝗧 𝗛𝗨𝗡𝗧 𝟮𝟬𝟮𝟲 🌏 is LIVE! </w:t>
+      </w:r>
+    </w:p>
+    <w:p>
+      <w:r>
+        <w:t xml:space="preserve">Enter the Career Accelerator Program powered by AWS, Google Cloud, and IBM. Compete for a massive 🏆 ₹𝟱𝟬 𝗟𝗔𝗞𝗛𝗦 prize pool and unlock 𝗔𝘀𝘀𝘂𝗿𝗲𝗱 𝗜𝗻𝘁𝗲𝗿𝗻𝘀𝗵𝗶𝗽𝘀 &amp; 𝗣𝗹𝗮𝗰𝗲𝗺𝗲𝗻𝘁 𝗦𝘂𝗽𝗽𝗼𝗿𝘁 for every participant! 💼✨</w:t>
+      </w:r>
+    </w:p>
+    <w:p>
+      <w:r>
+        <w:t xml:space="preserve">Secure your entry here:</w:t>
+      </w:r>
+    </w:p>
+    <w:p>
+      <w:r>
+        <w:t xml:space="preserve">https://fundfy.app/contests/career-accelerator-program?ref=dannyk.virtualex</w:t>
       </w:r>
     </w:p>
     <w:p>
@@ -1998,27 +1998,27 @@
           <w:b/>
           <w:bCs/>
         </w:rPr>
-        <w:t xml:space="preserve">AI Education Innovation Contest</w:t>
-      </w:r>
-    </w:p>
-    <w:p>
-      <w:r>
-        <w:t xml:space="preserve">𝗚𝗟𝗢𝗕𝗔𝗟 𝗧𝗔𝗟𝗘𝗡𝗧 𝗛𝗨𝗡𝗧 𝟮𝟬𝟮𝟲 🌏 is LIVE! </w:t>
-      </w:r>
-    </w:p>
-    <w:p>
-      <w:r>
-        <w:t xml:space="preserve">Enter the AI Education Innovation Contest powered by AWS, Google Cloud, and IBM. Compete for a massive 🏆 ₹𝟱𝟬 𝗟𝗔𝗞𝗛𝗦 prize pool and unlock 𝗔𝘀𝘀𝘂𝗿𝗲𝗱 𝗜𝗻𝘁𝗲𝗿𝗻𝘀𝗵𝗶𝗽𝘀 &amp; 𝗣𝗹𝗮𝗰𝗲𝗺𝗲𝗻𝘁 𝗦𝘂𝗽𝗽𝗼𝗿𝘁 for every participant! 💼✨</w:t>
-      </w:r>
-    </w:p>
-    <w:p>
-      <w:r>
-        <w:t xml:space="preserve">Secure your entry here:</w:t>
-      </w:r>
-    </w:p>
-    <w:p>
-      <w:r>
-        <w:t xml:space="preserve">https://fundfy.app/contests/ai-education-innovation-contest?ref=admin</w:t>
+        <w:t xml:space="preserve">Career Accelerator Program</w:t>
+      </w:r>
+    </w:p>
+    <w:p>
+      <w:r>
+        <w:t xml:space="preserve">𝗚𝗟𝗢𝗕𝗔𝗟 𝗧𝗔𝗟𝗘𝗡𝗧 𝗛𝗨𝗡𝗧 𝟮𝟬𝟮𝟲 🌏 is LIVE! </w:t>
+      </w:r>
+    </w:p>
+    <w:p>
+      <w:r>
+        <w:t xml:space="preserve">Enter the Career Accelerator Program powered by AWS, Google Cloud, and IBM. Compete for a massive 🏆 ₹𝟱𝟬 𝗟𝗔𝗞𝗛𝗦 prize pool and unlock 𝗔𝘀𝘀𝘂𝗿𝗲𝗱 𝗜𝗻𝘁𝗲𝗿𝗻𝘀𝗵𝗶𝗽𝘀 &amp; 𝗣𝗹𝗮𝗰𝗲𝗺𝗲𝗻𝘁 𝗦𝘂𝗽𝗽𝗼𝗿𝘁 for every participant! 💼✨</w:t>
+      </w:r>
+    </w:p>
+    <w:p>
+      <w:r>
+        <w:t xml:space="preserve">Secure your entry here:</w:t>
+      </w:r>
+    </w:p>
+    <w:p>
+      <w:r>
+        <w:t xml:space="preserve">https://fundfy.app/contests/career-accelerator-program?ref=admin</w:t>
       </w:r>
     </w:p>
     <w:p>
@@ -2199,27 +2199,27 @@
           <w:b/>
           <w:bCs/>
         </w:rPr>
-        <w:t xml:space="preserve">AI Education Innovation Contest</w:t>
-      </w:r>
-    </w:p>
-    <w:p>
-      <w:r>
-        <w:t xml:space="preserve">𝗚𝗟𝗢𝗕𝗔𝗟 𝗧𝗔𝗟𝗘𝗡𝗧 𝗛𝗨𝗡𝗧 𝟮𝟬𝟮𝟲 🌏 is LIVE! </w:t>
-      </w:r>
-    </w:p>
-    <w:p>
-      <w:r>
-        <w:t xml:space="preserve">Enter the AI Education Innovation Contest powered by AWS, Google Cloud, and IBM. Compete for a massive 🏆 ₹𝟱𝟬 𝗟𝗔𝗞𝗛𝗦 prize pool and unlock 𝗔𝘀𝘀𝘂𝗿𝗲𝗱 𝗜𝗻𝘁𝗲𝗿𝗻𝘀𝗵𝗶𝗽𝘀 &amp; 𝗣𝗹𝗮𝗰𝗲𝗺𝗲𝗻𝘁 𝗦𝘂𝗽𝗽𝗼𝗿𝘁 for every participant! 💼✨</w:t>
-      </w:r>
-    </w:p>
-    <w:p>
-      <w:r>
-        <w:t xml:space="preserve">Secure your entry here:</w:t>
-      </w:r>
-    </w:p>
-    <w:p>
-      <w:r>
-        <w:t xml:space="preserve">https://fundfy.app/contests/ai-education-innovation-contest?ref=chandra</w:t>
+        <w:t xml:space="preserve">Career Accelerator Program</w:t>
+      </w:r>
+    </w:p>
+    <w:p>
+      <w:r>
+        <w:t xml:space="preserve">𝗚𝗟𝗢𝗕𝗔𝗟 𝗧𝗔𝗟𝗘𝗡𝗧 𝗛𝗨𝗡𝗧 𝟮𝟬𝟮𝟲 🌏 is LIVE! </w:t>
+      </w:r>
+    </w:p>
+    <w:p>
+      <w:r>
+        <w:t xml:space="preserve">Enter the Career Accelerator Program powered by AWS, Google Cloud, and IBM. Compete for a massive 🏆 ₹𝟱𝟬 𝗟𝗔𝗞𝗛𝗦 prize pool and unlock 𝗔𝘀𝘀𝘂𝗿𝗲𝗱 𝗜𝗻𝘁𝗲𝗿𝗻𝘀𝗵𝗶𝗽𝘀 &amp; 𝗣𝗹𝗮𝗰𝗲𝗺𝗲𝗻𝘁 𝗦𝘂𝗽𝗽𝗼𝗿𝘁 for every participant! 💼✨</w:t>
+      </w:r>
+    </w:p>
+    <w:p>
+      <w:r>
+        <w:t xml:space="preserve">Secure your entry here:</w:t>
+      </w:r>
+    </w:p>
+    <w:p>
+      <w:r>
+        <w:t xml:space="preserve">https://fundfy.app/contests/career-accelerator-program?ref=chandra</w:t>
       </w:r>
     </w:p>
     <w:sectPr>

--- a/Generated_Posters/WhatsApp_Promos.docx
+++ b/Generated_Posters/WhatsApp_Promos.docx
@@ -61,38 +61,6 @@
           <w:b/>
           <w:bCs/>
         </w:rPr>
-        <w:t xml:space="preserve">Career Accelerator Contest</w:t>
-      </w:r>
-    </w:p>
-    <w:p>
-      <w:r>
-        <w:t xml:space="preserve">𝗚𝗟𝗢𝗕𝗔𝗟 𝗧𝗔𝗟𝗘𝗡𝗧 𝗛𝗨𝗡𝗧 𝟮𝟬𝟮𝟲 🌏 is LIVE! </w:t>
-      </w:r>
-    </w:p>
-    <w:p>
-      <w:r>
-        <w:t xml:space="preserve">Enter the Career Accelerator Contest powered by AWS, Google Cloud, and IBM. Compete for a massive 🏆 ₹𝟱𝟬 𝗟𝗔𝗞𝗛𝗦 prize pool and unlock 𝗔𝘀𝘀𝘂𝗿𝗲𝗱 𝗜𝗻𝘁𝗲𝗿𝗻𝘀𝗵𝗶𝗽𝘀 &amp; 𝗣𝗹𝗮𝗰𝗲𝗺𝗲𝗻𝘁 𝗦𝘂𝗽𝗽𝗼𝗿𝘁 for every participant! 💼✨</w:t>
-      </w:r>
-    </w:p>
-    <w:p>
-      <w:r>
-        <w:t xml:space="preserve">Secure your entry here:</w:t>
-      </w:r>
-    </w:p>
-    <w:p>
-      <w:r>
-        <w:t xml:space="preserve">https://fundfy.app/contests/career-accelerator-contest?ref=hgnma50</w:t>
-      </w:r>
-    </w:p>
-    <w:p>
-      <w:pPr>
-        <w:spacing w:before="200"/>
-      </w:pPr>
-      <w:r>
-        <w:rPr>
-          <w:b/>
-          <w:bCs/>
-        </w:rPr>
         <w:t xml:space="preserve">3D Asset Design Contest</w:t>
       </w:r>
     </w:p>
@@ -262,38 +230,6 @@
           <w:b/>
           <w:bCs/>
         </w:rPr>
-        <w:t xml:space="preserve">Career Accelerator Contest</w:t>
-      </w:r>
-    </w:p>
-    <w:p>
-      <w:r>
-        <w:t xml:space="preserve">𝗚𝗟𝗢𝗕𝗔𝗟 𝗧𝗔𝗟𝗘𝗡𝗧 𝗛𝗨𝗡𝗧 𝟮𝟬𝟮𝟲 🌏 is LIVE! </w:t>
-      </w:r>
-    </w:p>
-    <w:p>
-      <w:r>
-        <w:t xml:space="preserve">Enter the Career Accelerator Contest powered by AWS, Google Cloud, and IBM. Compete for a massive 🏆 ₹𝟱𝟬 𝗟𝗔𝗞𝗛𝗦 prize pool and unlock 𝗔𝘀𝘀𝘂𝗿𝗲𝗱 𝗜𝗻𝘁𝗲𝗿𝗻𝘀𝗵𝗶𝗽𝘀 &amp; 𝗣𝗹𝗮𝗰𝗲𝗺𝗲𝗻𝘁 𝗦𝘂𝗽𝗽𝗼𝗿𝘁 for every participant! 💼✨</w:t>
-      </w:r>
-    </w:p>
-    <w:p>
-      <w:r>
-        <w:t xml:space="preserve">Secure your entry here:</w:t>
-      </w:r>
-    </w:p>
-    <w:p>
-      <w:r>
-        <w:t xml:space="preserve">https://fundfy.app/contests/career-accelerator-contest?ref=uiapm3492</w:t>
-      </w:r>
-    </w:p>
-    <w:p>
-      <w:pPr>
-        <w:spacing w:before="200"/>
-      </w:pPr>
-      <w:r>
-        <w:rPr>
-          <w:b/>
-          <w:bCs/>
-        </w:rPr>
         <w:t xml:space="preserve">3D Asset Design Contest</w:t>
       </w:r>
     </w:p>
@@ -463,38 +399,6 @@
           <w:b/>
           <w:bCs/>
         </w:rPr>
-        <w:t xml:space="preserve">Career Accelerator Contest</w:t>
-      </w:r>
-    </w:p>
-    <w:p>
-      <w:r>
-        <w:t xml:space="preserve">𝗚𝗟𝗢𝗕𝗔𝗟 𝗧𝗔𝗟𝗘𝗡𝗧 𝗛𝗨𝗡𝗧 𝟮𝟬𝟮𝟲 🌏 is LIVE! </w:t>
-      </w:r>
-    </w:p>
-    <w:p>
-      <w:r>
-        <w:t xml:space="preserve">Enter the Career Accelerator Contest powered by AWS, Google Cloud, and IBM. Compete for a massive 🏆 ₹𝟱𝟬 𝗟𝗔𝗞𝗛𝗦 prize pool and unlock 𝗔𝘀𝘀𝘂𝗿𝗲𝗱 𝗜𝗻𝘁𝗲𝗿𝗻𝘀𝗵𝗶𝗽𝘀 &amp; 𝗣𝗹𝗮𝗰𝗲𝗺𝗲𝗻𝘁 𝗦𝘂𝗽𝗽𝗼𝗿𝘁 for every participant! 💼✨</w:t>
-      </w:r>
-    </w:p>
-    <w:p>
-      <w:r>
-        <w:t xml:space="preserve">Secure your entry here:</w:t>
-      </w:r>
-    </w:p>
-    <w:p>
-      <w:r>
-        <w:t xml:space="preserve">https://fundfy.app/contests/career-accelerator-contest?ref=shruti1</w:t>
-      </w:r>
-    </w:p>
-    <w:p>
-      <w:pPr>
-        <w:spacing w:before="200"/>
-      </w:pPr>
-      <w:r>
-        <w:rPr>
-          <w:b/>
-          <w:bCs/>
-        </w:rPr>
         <w:t xml:space="preserve">3D Asset Design Contest</w:t>
       </w:r>
     </w:p>
@@ -664,38 +568,6 @@
           <w:b/>
           <w:bCs/>
         </w:rPr>
-        <w:t xml:space="preserve">Career Accelerator Contest</w:t>
-      </w:r>
-    </w:p>
-    <w:p>
-      <w:r>
-        <w:t xml:space="preserve">𝗚𝗟𝗢𝗕𝗔𝗟 𝗧𝗔𝗟𝗘𝗡𝗧 𝗛𝗨𝗡𝗧 𝟮𝟬𝟮𝟲 🌏 is LIVE! </w:t>
-      </w:r>
-    </w:p>
-    <w:p>
-      <w:r>
-        <w:t xml:space="preserve">Enter the Career Accelerator Contest powered by AWS, Google Cloud, and IBM. Compete for a massive 🏆 ₹𝟱𝟬 𝗟𝗔𝗞𝗛𝗦 prize pool and unlock 𝗔𝘀𝘀𝘂𝗿𝗲𝗱 𝗜𝗻𝘁𝗲𝗿𝗻𝘀𝗵𝗶𝗽𝘀 &amp; 𝗣𝗹𝗮𝗰𝗲𝗺𝗲𝗻𝘁 𝗦𝘂𝗽𝗽𝗼𝗿𝘁 for every participant! 💼✨</w:t>
-      </w:r>
-    </w:p>
-    <w:p>
-      <w:r>
-        <w:t xml:space="preserve">Secure your entry here:</w:t>
-      </w:r>
-    </w:p>
-    <w:p>
-      <w:r>
-        <w:t xml:space="preserve">https://fundfy.app/contests/career-accelerator-contest?ref=shruti</w:t>
-      </w:r>
-    </w:p>
-    <w:p>
-      <w:pPr>
-        <w:spacing w:before="200"/>
-      </w:pPr>
-      <w:r>
-        <w:rPr>
-          <w:b/>
-          <w:bCs/>
-        </w:rPr>
         <w:t xml:space="preserve">3D Asset Design Contest</w:t>
       </w:r>
     </w:p>
@@ -865,38 +737,6 @@
           <w:b/>
           <w:bCs/>
         </w:rPr>
-        <w:t xml:space="preserve">Career Accelerator Contest</w:t>
-      </w:r>
-    </w:p>
-    <w:p>
-      <w:r>
-        <w:t xml:space="preserve">𝗚𝗟𝗢𝗕𝗔𝗟 𝗧𝗔𝗟𝗘𝗡𝗧 𝗛𝗨𝗡𝗧 𝟮𝟬𝟮𝟲 🌏 is LIVE! </w:t>
-      </w:r>
-    </w:p>
-    <w:p>
-      <w:r>
-        <w:t xml:space="preserve">Enter the Career Accelerator Contest powered by AWS, Google Cloud, and IBM. Compete for a massive 🏆 ₹𝟱𝟬 𝗟𝗔𝗞𝗛𝗦 prize pool and unlock 𝗔𝘀𝘀𝘂𝗿𝗲𝗱 𝗜𝗻𝘁𝗲𝗿𝗻𝘀𝗵𝗶𝗽𝘀 &amp; 𝗣𝗹𝗮𝗰𝗲𝗺𝗲𝗻𝘁 𝗦𝘂𝗽𝗽𝗼𝗿𝘁 for every participant! 💼✨</w:t>
-      </w:r>
-    </w:p>
-    <w:p>
-      <w:r>
-        <w:t xml:space="preserve">Secure your entry here:</w:t>
-      </w:r>
-    </w:p>
-    <w:p>
-      <w:r>
-        <w:t xml:space="preserve">https://fundfy.app/contests/career-accelerator-contest?ref=chinni</w:t>
-      </w:r>
-    </w:p>
-    <w:p>
-      <w:pPr>
-        <w:spacing w:before="200"/>
-      </w:pPr>
-      <w:r>
-        <w:rPr>
-          <w:b/>
-          <w:bCs/>
-        </w:rPr>
         <w:t xml:space="preserve">3D Asset Design Contest</w:t>
       </w:r>
     </w:p>
@@ -1066,38 +906,6 @@
           <w:b/>
           <w:bCs/>
         </w:rPr>
-        <w:t xml:space="preserve">Career Accelerator Contest</w:t>
-      </w:r>
-    </w:p>
-    <w:p>
-      <w:r>
-        <w:t xml:space="preserve">𝗚𝗟𝗢𝗕𝗔𝗟 𝗧𝗔𝗟𝗘𝗡𝗧 𝗛𝗨𝗡𝗧 𝟮𝟬𝟮𝟲 🌏 is LIVE! </w:t>
-      </w:r>
-    </w:p>
-    <w:p>
-      <w:r>
-        <w:t xml:space="preserve">Enter the Career Accelerator Contest powered by AWS, Google Cloud, and IBM. Compete for a massive 🏆 ₹𝟱𝟬 𝗟𝗔𝗞𝗛𝗦 prize pool and unlock 𝗔𝘀𝘀𝘂𝗿𝗲𝗱 𝗜𝗻𝘁𝗲𝗿𝗻𝘀𝗵𝗶𝗽𝘀 &amp; 𝗣𝗹𝗮𝗰𝗲𝗺𝗲𝗻𝘁 𝗦𝘂𝗽𝗽𝗼𝗿𝘁 for every participant! 💼✨</w:t>
-      </w:r>
-    </w:p>
-    <w:p>
-      <w:r>
-        <w:t xml:space="preserve">Secure your entry here:</w:t>
-      </w:r>
-    </w:p>
-    <w:p>
-      <w:r>
-        <w:t xml:space="preserve">https://fundfy.app/contests/career-accelerator-contest?ref=uhg0192ha</w:t>
-      </w:r>
-    </w:p>
-    <w:p>
-      <w:pPr>
-        <w:spacing w:before="200"/>
-      </w:pPr>
-      <w:r>
-        <w:rPr>
-          <w:b/>
-          <w:bCs/>
-        </w:rPr>
         <w:t xml:space="preserve">3D Asset Design Contest</w:t>
       </w:r>
     </w:p>
@@ -1267,38 +1075,6 @@
           <w:b/>
           <w:bCs/>
         </w:rPr>
-        <w:t xml:space="preserve">Career Accelerator Contest</w:t>
-      </w:r>
-    </w:p>
-    <w:p>
-      <w:r>
-        <w:t xml:space="preserve">𝗚𝗟𝗢𝗕𝗔𝗟 𝗧𝗔𝗟𝗘𝗡𝗧 𝗛𝗨𝗡𝗧 𝟮𝟬𝟮𝟲 🌏 is LIVE! </w:t>
-      </w:r>
-    </w:p>
-    <w:p>
-      <w:r>
-        <w:t xml:space="preserve">Enter the Career Accelerator Contest powered by AWS, Google Cloud, and IBM. Compete for a massive 🏆 ₹𝟱𝟬 𝗟𝗔𝗞𝗛𝗦 prize pool and unlock 𝗔𝘀𝘀𝘂𝗿𝗲𝗱 𝗜𝗻𝘁𝗲𝗿𝗻𝘀𝗵𝗶𝗽𝘀 &amp; 𝗣𝗹𝗮𝗰𝗲𝗺𝗲𝗻𝘁 𝗦𝘂𝗽𝗽𝗼𝗿𝘁 for every participant! 💼✨</w:t>
-      </w:r>
-    </w:p>
-    <w:p>
-      <w:r>
-        <w:t xml:space="preserve">Secure your entry here:</w:t>
-      </w:r>
-    </w:p>
-    <w:p>
-      <w:r>
-        <w:t xml:space="preserve">https://fundfy.app/contests/career-accelerator-contest?ref=shrishtipaagal</w:t>
-      </w:r>
-    </w:p>
-    <w:p>
-      <w:pPr>
-        <w:spacing w:before="200"/>
-      </w:pPr>
-      <w:r>
-        <w:rPr>
-          <w:b/>
-          <w:bCs/>
-        </w:rPr>
         <w:t xml:space="preserve">3D Asset Design Contest</w:t>
       </w:r>
     </w:p>
@@ -1468,38 +1244,6 @@
           <w:b/>
           <w:bCs/>
         </w:rPr>
-        <w:t xml:space="preserve">Career Accelerator Contest</w:t>
-      </w:r>
-    </w:p>
-    <w:p>
-      <w:r>
-        <w:t xml:space="preserve">𝗚𝗟𝗢𝗕𝗔𝗟 𝗧𝗔𝗟𝗘𝗡𝗧 𝗛𝗨𝗡𝗧 𝟮𝟬𝟮𝟲 🌏 is LIVE! </w:t>
-      </w:r>
-    </w:p>
-    <w:p>
-      <w:r>
-        <w:t xml:space="preserve">Enter the Career Accelerator Contest powered by AWS, Google Cloud, and IBM. Compete for a massive 🏆 ₹𝟱𝟬 𝗟𝗔𝗞𝗛𝗦 prize pool and unlock 𝗔𝘀𝘀𝘂𝗿𝗲𝗱 𝗜𝗻𝘁𝗲𝗿𝗻𝘀𝗵𝗶𝗽𝘀 &amp; 𝗣𝗹𝗮𝗰𝗲𝗺𝗲𝗻𝘁 𝗦𝘂𝗽𝗽𝗼𝗿𝘁 for every participant! 💼✨</w:t>
-      </w:r>
-    </w:p>
-    <w:p>
-      <w:r>
-        <w:t xml:space="preserve">Secure your entry here:</w:t>
-      </w:r>
-    </w:p>
-    <w:p>
-      <w:r>
-        <w:t xml:space="preserve">https://fundfy.app/contests/career-accelerator-contest?ref=harshasai</w:t>
-      </w:r>
-    </w:p>
-    <w:p>
-      <w:pPr>
-        <w:spacing w:before="200"/>
-      </w:pPr>
-      <w:r>
-        <w:rPr>
-          <w:b/>
-          <w:bCs/>
-        </w:rPr>
         <w:t xml:space="preserve">3D Asset Design Contest</w:t>
       </w:r>
     </w:p>
@@ -1669,38 +1413,6 @@
           <w:b/>
           <w:bCs/>
         </w:rPr>
-        <w:t xml:space="preserve">Career Accelerator Contest</w:t>
-      </w:r>
-    </w:p>
-    <w:p>
-      <w:r>
-        <w:t xml:space="preserve">𝗚𝗟𝗢𝗕𝗔𝗟 𝗧𝗔𝗟𝗘𝗡𝗧 𝗛𝗨𝗡𝗧 𝟮𝟬𝟮𝟲 🌏 is LIVE! </w:t>
-      </w:r>
-    </w:p>
-    <w:p>
-      <w:r>
-        <w:t xml:space="preserve">Enter the Career Accelerator Contest powered by AWS, Google Cloud, and IBM. Compete for a massive 🏆 ₹𝟱𝟬 𝗟𝗔𝗞𝗛𝗦 prize pool and unlock 𝗔𝘀𝘀𝘂𝗿𝗲𝗱 𝗜𝗻𝘁𝗲𝗿𝗻𝘀𝗵𝗶𝗽𝘀 &amp; 𝗣𝗹𝗮𝗰𝗲𝗺𝗲𝗻𝘁 𝗦𝘂𝗽𝗽𝗼𝗿𝘁 for every participant! 💼✨</w:t>
-      </w:r>
-    </w:p>
-    <w:p>
-      <w:r>
-        <w:t xml:space="preserve">Secure your entry here:</w:t>
-      </w:r>
-    </w:p>
-    <w:p>
-      <w:r>
-        <w:t xml:space="preserve">https://fundfy.app/contests/career-accelerator-contest?ref=dannyk.virtualex</w:t>
-      </w:r>
-    </w:p>
-    <w:p>
-      <w:pPr>
-        <w:spacing w:before="200"/>
-      </w:pPr>
-      <w:r>
-        <w:rPr>
-          <w:b/>
-          <w:bCs/>
-        </w:rPr>
         <w:t xml:space="preserve">3D Asset Design Contest</w:t>
       </w:r>
     </w:p>
@@ -1870,38 +1582,6 @@
           <w:b/>
           <w:bCs/>
         </w:rPr>
-        <w:t xml:space="preserve">Career Accelerator Contest</w:t>
-      </w:r>
-    </w:p>
-    <w:p>
-      <w:r>
-        <w:t xml:space="preserve">𝗚𝗟𝗢𝗕𝗔𝗟 𝗧𝗔𝗟𝗘𝗡𝗧 𝗛𝗨𝗡𝗧 𝟮𝟬𝟮𝟲 🌏 is LIVE! </w:t>
-      </w:r>
-    </w:p>
-    <w:p>
-      <w:r>
-        <w:t xml:space="preserve">Enter the Career Accelerator Contest powered by AWS, Google Cloud, and IBM. Compete for a massive 🏆 ₹𝟱𝟬 𝗟𝗔𝗞𝗛𝗦 prize pool and unlock 𝗔𝘀𝘀𝘂𝗿𝗲𝗱 𝗜𝗻𝘁𝗲𝗿𝗻𝘀𝗵𝗶𝗽𝘀 &amp; 𝗣𝗹𝗮𝗰𝗲𝗺𝗲𝗻𝘁 𝗦𝘂𝗽𝗽𝗼𝗿𝘁 for every participant! 💼✨</w:t>
-      </w:r>
-    </w:p>
-    <w:p>
-      <w:r>
-        <w:t xml:space="preserve">Secure your entry here:</w:t>
-      </w:r>
-    </w:p>
-    <w:p>
-      <w:r>
-        <w:t xml:space="preserve">https://fundfy.app/contests/career-accelerator-contest?ref=admin</w:t>
-      </w:r>
-    </w:p>
-    <w:p>
-      <w:pPr>
-        <w:spacing w:before="200"/>
-      </w:pPr>
-      <w:r>
-        <w:rPr>
-          <w:b/>
-          <w:bCs/>
-        </w:rPr>
         <w:t xml:space="preserve">3D Asset Design Contest</w:t>
       </w:r>
     </w:p>
@@ -2060,38 +1740,6 @@
     <w:p>
       <w:r>
         <w:t xml:space="preserve">https://fundfy.app/contests/ai-innovation-contest?ref=chandra</w:t>
-      </w:r>
-    </w:p>
-    <w:p>
-      <w:pPr>
-        <w:spacing w:before="200"/>
-      </w:pPr>
-      <w:r>
-        <w:rPr>
-          <w:b/>
-          <w:bCs/>
-        </w:rPr>
-        <w:t xml:space="preserve">Career Accelerator Contest</w:t>
-      </w:r>
-    </w:p>
-    <w:p>
-      <w:r>
-        <w:t xml:space="preserve">𝗚𝗟𝗢𝗕𝗔𝗟 𝗧𝗔𝗟𝗘𝗡𝗧 𝗛𝗨𝗡𝗧 𝟮𝟬𝟮𝟲 🌏 is LIVE! </w:t>
-      </w:r>
-    </w:p>
-    <w:p>
-      <w:r>
-        <w:t xml:space="preserve">Enter the Career Accelerator Contest powered by AWS, Google Cloud, and IBM. Compete for a massive 🏆 ₹𝟱𝟬 𝗟𝗔𝗞𝗛𝗦 prize pool and unlock 𝗔𝘀𝘀𝘂𝗿𝗲𝗱 𝗜𝗻𝘁𝗲𝗿𝗻𝘀𝗵𝗶𝗽𝘀 &amp; 𝗣𝗹𝗮𝗰𝗲𝗺𝗲𝗻𝘁 𝗦𝘂𝗽𝗽𝗼𝗿𝘁 for every participant! 💼✨</w:t>
-      </w:r>
-    </w:p>
-    <w:p>
-      <w:r>
-        <w:t xml:space="preserve">Secure your entry here:</w:t>
-      </w:r>
-    </w:p>
-    <w:p>
-      <w:r>
-        <w:t xml:space="preserve">https://fundfy.app/contests/career-accelerator-contest?ref=chandra</w:t>
       </w:r>
     </w:p>
     <w:p>
